--- a/docs/project_overview.docx
+++ b/docs/project_overview.docx
@@ -29,7 +29,7 @@
           <w:b w:val="0"/>
           <w:i w:val="0"/>
         </w:rPr>
-        <w:t>This document answers three questions, in order:</w:t>
+        <w:t>This document answers four questions, in order:</w:t>
       </w:r>
     </w:p>
     <w:p>
@@ -58,6 +58,14 @@
     </w:p>
     <w:p>
       <w:pPr>
+        <w:pStyle w:val="ListNumber"/>
+      </w:pPr>
+      <w:r>
+        <w:t>Show me one real IP, end to end.  (Part 4)</w:t>
+      </w:r>
+    </w:p>
+    <w:p>
+      <w:pPr>
         <w:spacing w:after="160"/>
       </w:pPr>
       <w:r>
@@ -65,7 +73,7 @@
           <w:b w:val="0"/>
           <w:i w:val="0"/>
         </w:rPr>
-        <w:t>Current project status is in Part 4. The exact CLI command reference lives in the repository README. The diagrams in this document are also available as standalone SVG files in docs/diagrams/.</w:t>
+        <w:t>Current project status is in Part 5. The exact CLI command reference lives in the repository README. The diagrams in this document are also available as standalone SVG files in docs/diagrams/.</w:t>
       </w:r>
     </w:p>
     <w:p>
@@ -1932,7 +1940,1099 @@
         <w:pStyle w:val="Heading1"/>
       </w:pPr>
       <w:r>
-        <w:t>Part 4 — Current status</w:t>
+        <w:t>Part 4 — Worked example: mailbox_ip, end to end</w:t>
+      </w:r>
+    </w:p>
+    <w:p>
+      <w:pPr/>
+      <w:r>
+        <w:t>mailbox_ip was added to this repo through the exact pipeline described in Parts 2 and 3 — a brand-new DLD in, a validated model and tests out. Every artifact below exists in the repo, so you can open each file and follow along.</w:t>
+      </w:r>
+    </w:p>
+    <w:p>
+      <w:pPr>
+        <w:pStyle w:val="Heading2"/>
+      </w:pPr>
+      <w:r>
+        <w:t>The input: one markdown DLD</w:t>
+      </w:r>
+    </w:p>
+    <w:p>
+      <w:pPr/>
+      <w:r>
+        <w:t>dlds/mailbox_ip_dld.md describes a multi-channel inter-processor mailbox in ordinary prose: purpose and scope, four interfaces, five FSMs with their states, a per-FSM timing table, and an honest Open Items list. The parts the extractor will lean on look like this:</w:t>
+      </w:r>
+    </w:p>
+    <w:p>
+      <w:pPr/>
+      <w:r>
+        <w:rPr>
+          <w:rFonts w:ascii="Consolas" w:hAnsi="Consolas"/>
+          <w:sz w:val="19"/>
+        </w:rPr>
+        <w:t>### 6.2 Message Push FSM</w:t>
+        <w:br/>
+      </w:r>
+      <w:r>
+        <w:rPr>
+          <w:rFonts w:ascii="Consolas" w:hAnsi="Consolas"/>
+          <w:sz w:val="19"/>
+        </w:rPr>
+        <w:br/>
+      </w:r>
+      <w:r>
+        <w:rPr>
+          <w:rFonts w:ascii="Consolas" w:hAnsi="Consolas"/>
+          <w:sz w:val="19"/>
+        </w:rPr>
+        <w:t>Role: Accept sender messages and enqueue them into the channel FIFO.</w:t>
+        <w:br/>
+      </w:r>
+      <w:r>
+        <w:rPr>
+          <w:rFonts w:ascii="Consolas" w:hAnsi="Consolas"/>
+          <w:sz w:val="19"/>
+        </w:rPr>
+        <w:br/>
+      </w:r>
+      <w:r>
+        <w:rPr>
+          <w:rFonts w:ascii="Consolas" w:hAnsi="Consolas"/>
+          <w:sz w:val="19"/>
+        </w:rPr>
+        <w:t>States: IDLE, ACCEPT_MESSAGE, CHECK_SPACE, ENQUEUE, REJECT_FULL</w:t>
+        <w:br/>
+      </w:r>
+      <w:r>
+        <w:rPr>
+          <w:rFonts w:ascii="Consolas" w:hAnsi="Consolas"/>
+          <w:sz w:val="19"/>
+        </w:rPr>
+        <w:br/>
+      </w:r>
+      <w:r>
+        <w:rPr>
+          <w:rFonts w:ascii="Consolas" w:hAnsi="Consolas"/>
+          <w:sz w:val="19"/>
+        </w:rPr>
+        <w:t>| FSM/process      | Runs as                      | Delay model                       |</w:t>
+        <w:br/>
+      </w:r>
+      <w:r>
+        <w:rPr>
+          <w:rFonts w:ascii="Consolas" w:hAnsi="Consolas"/>
+          <w:sz w:val="19"/>
+        </w:rPr>
+        <w:t>| Message Push FSM | Parallel per-channel process | Accept message: 1 cycle = 2 ns. … |</w:t>
+      </w:r>
+    </w:p>
+    <w:p>
+      <w:pPr/>
+      <w:r>
+        <w:t>And what the author didn't know yet (section 12, Open Items): the number of channels, message width, FIFO depth per channel, interrupt target routing, and overflow-error behavior. These stay visible through the whole flow instead of being silently guessed.</w:t>
+      </w:r>
+    </w:p>
+    <w:p>
+      <w:pPr>
+        <w:pStyle w:val="Heading2"/>
+      </w:pPr>
+      <w:r>
+        <w:t>Step 1 — extract a draft spec + gaps report</w:t>
+      </w:r>
+    </w:p>
+    <w:p>
+      <w:pPr/>
+      <w:r>
+        <w:rPr>
+          <w:rFonts w:ascii="Consolas" w:hAnsi="Consolas"/>
+          <w:sz w:val="19"/>
+        </w:rPr>
+        <w:t>python tools\dld_to_template.py dlds\mailbox_ip_dld.md</w:t>
+      </w:r>
+    </w:p>
+    <w:p>
+      <w:pPr/>
+      <w:r>
+        <w:rPr>
+          <w:rFonts w:ascii="Consolas" w:hAnsi="Consolas"/>
+          <w:sz w:val="19"/>
+        </w:rPr>
+        <w:t>wrote draft:  templates\mailbox_ip.template.draft.yaml</w:t>
+        <w:br/>
+      </w:r>
+      <w:r>
+        <w:rPr>
+          <w:rFonts w:ascii="Consolas" w:hAnsi="Consolas"/>
+          <w:sz w:val="19"/>
+        </w:rPr>
+        <w:t>wrote report: reports\mailbox_ip.gaps.md</w:t>
+        <w:br/>
+      </w:r>
+      <w:r>
+        <w:rPr>
+          <w:rFonts w:ascii="Consolas" w:hAnsi="Consolas"/>
+          <w:sz w:val="19"/>
+        </w:rPr>
+        <w:t>wrote doc:    reports\template_docs\mailbox_ip.template.draft.html</w:t>
+        <w:br/>
+      </w:r>
+      <w:r>
+        <w:rPr>
+          <w:rFonts w:ascii="Consolas" w:hAnsi="Consolas"/>
+          <w:sz w:val="19"/>
+        </w:rPr>
+        <w:t>Next: resolve TODO_REVIEW markers, lint, check coverage, then promote.</w:t>
+      </w:r>
+    </w:p>
+    <w:p>
+      <w:pPr/>
+      <w:r>
+        <w:t>The extractor found the mechanical facts on its own, and flagged exactly the judgment-needing parts (this is the real report):</w:t>
+      </w:r>
+    </w:p>
+    <w:p>
+      <w:pPr/>
+      <w:r>
+        <w:rPr>
+          <w:rFonts w:ascii="Consolas" w:hAnsi="Consolas"/>
+          <w:sz w:val="19"/>
+        </w:rPr>
+        <w:t>## Extracted</w:t>
+        <w:br/>
+      </w:r>
+      <w:r>
+        <w:rPr>
+          <w:rFonts w:ascii="Consolas" w:hAnsi="Consolas"/>
+          <w:sz w:val="19"/>
+        </w:rPr>
+        <w:t>- FSMs (5): register_access, message_push, message_pop, doorbell, interrupt_notify</w:t>
+        <w:br/>
+      </w:r>
+      <w:r>
+        <w:rPr>
+          <w:rFonts w:ascii="Consolas" w:hAnsi="Consolas"/>
+          <w:sz w:val="19"/>
+        </w:rPr>
+        <w:t>- Interfaces (4): register_if, sender_message_if, receiver_message_if, interrupt_output_if</w:t>
+        <w:br/>
+      </w:r>
+      <w:r>
+        <w:rPr>
+          <w:rFonts w:ascii="Consolas" w:hAnsi="Consolas"/>
+          <w:sz w:val="19"/>
+        </w:rPr>
+        <w:t>- Declared fsm_count: 5</w:t>
+        <w:br/>
+      </w:r>
+      <w:r>
+        <w:rPr>
+          <w:rFonts w:ascii="Consolas" w:hAnsi="Consolas"/>
+          <w:sz w:val="19"/>
+        </w:rPr>
+        <w:br/>
+      </w:r>
+      <w:r>
+        <w:rPr>
+          <w:rFonts w:ascii="Consolas" w:hAnsi="Consolas"/>
+          <w:sz w:val="19"/>
+        </w:rPr>
+        <w:t>## Missing / To Review</w:t>
+        <w:br/>
+      </w:r>
+      <w:r>
+        <w:rPr>
+          <w:rFonts w:ascii="Consolas" w:hAnsi="Consolas"/>
+          <w:sz w:val="19"/>
+        </w:rPr>
+        <w:t>- commands: not derivable from DLD; TODO_REVIEW placeholder emitted</w:t>
+        <w:br/>
+      </w:r>
+      <w:r>
+        <w:rPr>
+          <w:rFonts w:ascii="Consolas" w:hAnsi="Consolas"/>
+          <w:sz w:val="19"/>
+        </w:rPr>
+        <w:t>- test_scenarios: author from DLD behavior; TODO_REVIEW placeholder emitted</w:t>
+        <w:br/>
+      </w:r>
+      <w:r>
+        <w:rPr>
+          <w:rFonts w:ascii="Consolas" w:hAnsi="Consolas"/>
+          <w:sz w:val="19"/>
+        </w:rPr>
+        <w:t>- functionality_model.invariants/apis/state_variables: complete from DLD</w:t>
+        <w:br/>
+      </w:r>
+      <w:r>
+        <w:rPr>
+          <w:rFonts w:ascii="Consolas" w:hAnsi="Consolas"/>
+          <w:sz w:val="19"/>
+        </w:rPr>
+        <w:br/>
+      </w:r>
+      <w:r>
+        <w:rPr>
+          <w:rFonts w:ascii="Consolas" w:hAnsi="Consolas"/>
+          <w:sz w:val="19"/>
+        </w:rPr>
+        <w:t>## DLD Open Items</w:t>
+        <w:br/>
+      </w:r>
+      <w:r>
+        <w:rPr>
+          <w:rFonts w:ascii="Consolas" w:hAnsi="Consolas"/>
+          <w:sz w:val="19"/>
+        </w:rPr>
+        <w:t>- Number of mailbox channels.</w:t>
+        <w:br/>
+      </w:r>
+      <w:r>
+        <w:rPr>
+          <w:rFonts w:ascii="Consolas" w:hAnsi="Consolas"/>
+          <w:sz w:val="19"/>
+        </w:rPr>
+        <w:t>- Message width.</w:t>
+        <w:br/>
+      </w:r>
+      <w:r>
+        <w:rPr>
+          <w:rFonts w:ascii="Consolas" w:hAnsi="Consolas"/>
+          <w:sz w:val="19"/>
+        </w:rPr>
+        <w:t>- FIFO depth per channel.</w:t>
+        <w:br/>
+      </w:r>
+      <w:r>
+        <w:rPr>
+          <w:rFonts w:ascii="Consolas" w:hAnsi="Consolas"/>
+          <w:sz w:val="19"/>
+        </w:rPr>
+        <w:t>- Interrupt target routing policy.</w:t>
+        <w:br/>
+      </w:r>
+      <w:r>
+        <w:rPr>
+          <w:rFonts w:ascii="Consolas" w:hAnsi="Consolas"/>
+          <w:sz w:val="19"/>
+        </w:rPr>
+        <w:t>- Whether an overflow raises an error interrupt.</w:t>
+      </w:r>
+    </w:p>
+    <w:p>
+      <w:pPr>
+        <w:pStyle w:val="Heading2"/>
+      </w:pPr>
+      <w:r>
+        <w:t>Step 2 — review: resolve every TODO_REVIEW</w:t>
+      </w:r>
+    </w:p>
+    <w:p>
+      <w:pPr/>
+      <w:r>
+        <w:t>A reviewer (human or LLM under the contract) replaced each marker using only DLD-stated behavior. For example, the DLD's Message Flow section (“a message is accepted only when the target channel FIFO has space; a full channel applies backpressure”) became this reviewed command entry:</w:t>
+      </w:r>
+    </w:p>
+    <w:p>
+      <w:pPr/>
+      <w:r>
+        <w:rPr>
+          <w:rFonts w:ascii="Consolas" w:hAnsi="Consolas"/>
+          <w:sz w:val="19"/>
+        </w:rPr>
+        <w:t>- name: SEND_MESSAGE</w:t>
+        <w:br/>
+      </w:r>
+      <w:r>
+        <w:rPr>
+          <w:rFonts w:ascii="Consolas" w:hAnsi="Consolas"/>
+          <w:sz w:val="19"/>
+        </w:rPr>
+        <w:t xml:space="preserve">  description: Sender writes a message into a channel FIFO.</w:t>
+        <w:br/>
+      </w:r>
+      <w:r>
+        <w:rPr>
+          <w:rFonts w:ascii="Consolas" w:hAnsi="Consolas"/>
+          <w:sz w:val="19"/>
+        </w:rPr>
+        <w:t xml:space="preserve">  fields: [channel_id, message]</w:t>
+        <w:br/>
+      </w:r>
+      <w:r>
+        <w:rPr>
+          <w:rFonts w:ascii="Consolas" w:hAnsi="Consolas"/>
+          <w:sz w:val="19"/>
+        </w:rPr>
+        <w:t xml:space="preserve">  valid_conditions: [channel_enabled, fifo_has_space]</w:t>
+        <w:br/>
+      </w:r>
+      <w:r>
+        <w:rPr>
+          <w:rFonts w:ascii="Consolas" w:hAnsi="Consolas"/>
+          <w:sz w:val="19"/>
+        </w:rPr>
+        <w:t xml:space="preserve">  completion_conditions: [message_enqueued]</w:t>
+        <w:br/>
+      </w:r>
+      <w:r>
+        <w:rPr>
+          <w:rFonts w:ascii="Consolas" w:hAnsi="Consolas"/>
+          <w:sz w:val="19"/>
+        </w:rPr>
+        <w:t xml:space="preserve">  error_conditions: [fifo_full]</w:t>
+        <w:br/>
+      </w:r>
+      <w:r>
+        <w:rPr>
+          <w:rFonts w:ascii="Consolas" w:hAnsi="Consolas"/>
+          <w:sz w:val="19"/>
+        </w:rPr>
+        <w:t xml:space="preserve">  functional_effects: [enqueue_message, raise_doorbell]</w:t>
+        <w:br/>
+      </w:r>
+      <w:r>
+        <w:rPr>
+          <w:rFonts w:ascii="Consolas" w:hAnsi="Consolas"/>
+          <w:sz w:val="19"/>
+        </w:rPr>
+        <w:t xml:space="preserve">  timing_effects: [push_delay]</w:t>
+      </w:r>
+    </w:p>
+    <w:p>
+      <w:pPr/>
+      <w:r>
+        <w:t>The unresolved Open Items were handled the conservative way: channel count and FIFO depth became model constructor parameters with bounded defaults (num_channels=4, fifo_depth=8, recorded in the template's queues: section), so experiments can sweep them and nothing is hard-wired on a guess.</w:t>
+      </w:r>
+    </w:p>
+    <w:p>
+      <w:pPr>
+        <w:pStyle w:val="Heading2"/>
+      </w:pPr>
+      <w:r>
+        <w:t>Step 3 — pass the gates, promote to golden</w:t>
+      </w:r>
+    </w:p>
+    <w:p>
+      <w:pPr/>
+      <w:r>
+        <w:rPr>
+          <w:rFonts w:ascii="Consolas" w:hAnsi="Consolas"/>
+          <w:sz w:val="19"/>
+        </w:rPr>
+        <w:t>python tools\check_template_coverage.py templates\mailbox_ip.template.draft.yaml dlds\mailbox_ip_dld.md --strict</w:t>
+        <w:br/>
+      </w:r>
+      <w:r>
+        <w:rPr>
+          <w:rFonts w:ascii="Consolas" w:hAnsi="Consolas"/>
+          <w:sz w:val="19"/>
+        </w:rPr>
+        <w:t>python tools\template_lint.py templates\mailbox_ip.template.yaml</w:t>
+      </w:r>
+    </w:p>
+    <w:p>
+      <w:pPr/>
+      <w:r>
+        <w:t>For mailbox_ip these proved: all five DLD FSM names and the declared fsm_count: 5 are captured, every state list matches, zero TODO_REVIEW markers remain, and the YAML satisfies the schema/contract. The draft was then renamed to the golden templates/mailbox_ip.template.yaml — from here on, the DLD is never read again.</w:t>
+      </w:r>
+    </w:p>
+    <w:p>
+      <w:pPr>
+        <w:pStyle w:val="Heading2"/>
+      </w:pPr>
+      <w:r>
+        <w:t>Step 4 — scaffold + implement the model</w:t>
+      </w:r>
+    </w:p>
+    <w:p>
+      <w:pPr/>
+      <w:r>
+        <w:rPr>
+          <w:rFonts w:ascii="Consolas" w:hAnsi="Consolas"/>
+          <w:sz w:val="19"/>
+        </w:rPr>
+        <w:t>python tools\generate_model_scaffold.py templates\mailbox_ip.template.yaml --output-dir src\ip_model_automation</w:t>
+      </w:r>
+    </w:p>
+    <w:p>
+      <w:pPr/>
+      <w:r>
+        <w:t>Each of the five template FSMs became one concurrent SimPy process in src/ip_model_automation/mailbox_ip.py (the process/queue picture is Figure 5 in Part 3). Here is the real message_push process — note how every line traces back to the template: the state names, the message_fifo bounded queue, the doorbell hand-off, and the REJECT_FULL drop path:</w:t>
+      </w:r>
+    </w:p>
+    <w:p>
+      <w:pPr/>
+      <w:r>
+        <w:rPr>
+          <w:rFonts w:ascii="Consolas" w:hAnsi="Consolas"/>
+          <w:sz w:val="19"/>
+        </w:rPr>
+        <w:t>def message_push_process(self):</w:t>
+        <w:br/>
+      </w:r>
+      <w:r>
+        <w:rPr>
+          <w:rFonts w:ascii="Consolas" w:hAnsi="Consolas"/>
+          <w:sz w:val="19"/>
+        </w:rPr>
+        <w:t xml:space="preserve">    while True:</w:t>
+        <w:br/>
+      </w:r>
+      <w:r>
+        <w:rPr>
+          <w:rFonts w:ascii="Consolas" w:hAnsi="Consolas"/>
+          <w:sz w:val="19"/>
+        </w:rPr>
+        <w:t xml:space="preserve">        self.fsm_state["message_push"] = "IDLE"</w:t>
+        <w:br/>
+      </w:r>
+      <w:r>
+        <w:rPr>
+          <w:rFonts w:ascii="Consolas" w:hAnsi="Consolas"/>
+          <w:sz w:val="19"/>
+        </w:rPr>
+        <w:t xml:space="preserve">        channel_id, message = yield self.sender_if.get()</w:t>
+        <w:br/>
+      </w:r>
+      <w:r>
+        <w:rPr>
+          <w:rFonts w:ascii="Consolas" w:hAnsi="Consolas"/>
+          <w:sz w:val="19"/>
+        </w:rPr>
+        <w:t xml:space="preserve">        self.fsm_state["message_push"] = "ACCEPT_MESSAGE"</w:t>
+        <w:br/>
+      </w:r>
+      <w:r>
+        <w:rPr>
+          <w:rFonts w:ascii="Consolas" w:hAnsi="Consolas"/>
+          <w:sz w:val="19"/>
+        </w:rPr>
+        <w:t xml:space="preserve">        yield self.env.timeout(self.lat["push"])</w:t>
+        <w:br/>
+      </w:r>
+      <w:r>
+        <w:rPr>
+          <w:rFonts w:ascii="Consolas" w:hAnsi="Consolas"/>
+          <w:sz w:val="19"/>
+        </w:rPr>
+        <w:t xml:space="preserve">        self.fsm_state["message_push"] = "CHECK_SPACE"</w:t>
+        <w:br/>
+      </w:r>
+      <w:r>
+        <w:rPr>
+          <w:rFonts w:ascii="Consolas" w:hAnsi="Consolas"/>
+          <w:sz w:val="19"/>
+        </w:rPr>
+        <w:t xml:space="preserve">        fifo = self.message_fifos[channel_id]</w:t>
+        <w:br/>
+      </w:r>
+      <w:r>
+        <w:rPr>
+          <w:rFonts w:ascii="Consolas" w:hAnsi="Consolas"/>
+          <w:sz w:val="19"/>
+        </w:rPr>
+        <w:t xml:space="preserve">        if len(fifo) &lt; self.fifo_depth:</w:t>
+        <w:br/>
+      </w:r>
+      <w:r>
+        <w:rPr>
+          <w:rFonts w:ascii="Consolas" w:hAnsi="Consolas"/>
+          <w:sz w:val="19"/>
+        </w:rPr>
+        <w:t xml:space="preserve">            fifo.append(message)</w:t>
+        <w:br/>
+      </w:r>
+      <w:r>
+        <w:rPr>
+          <w:rFonts w:ascii="Consolas" w:hAnsi="Consolas"/>
+          <w:sz w:val="19"/>
+        </w:rPr>
+        <w:t xml:space="preserve">            self.fsm_state["message_push"] = "ENQUEUE"</w:t>
+        <w:br/>
+      </w:r>
+      <w:r>
+        <w:rPr>
+          <w:rFonts w:ascii="Consolas" w:hAnsi="Consolas"/>
+          <w:sz w:val="19"/>
+        </w:rPr>
+        <w:t xml:space="preserve">            self.metrics["enqueued_messages"] += 1</w:t>
+        <w:br/>
+      </w:r>
+      <w:r>
+        <w:rPr>
+          <w:rFonts w:ascii="Consolas" w:hAnsi="Consolas"/>
+          <w:sz w:val="19"/>
+        </w:rPr>
+        <w:t xml:space="preserve">            yield self.doorbell_queue.put(channel_id)</w:t>
+        <w:br/>
+      </w:r>
+      <w:r>
+        <w:rPr>
+          <w:rFonts w:ascii="Consolas" w:hAnsi="Consolas"/>
+          <w:sz w:val="19"/>
+        </w:rPr>
+        <w:t xml:space="preserve">        else:</w:t>
+        <w:br/>
+      </w:r>
+      <w:r>
+        <w:rPr>
+          <w:rFonts w:ascii="Consolas" w:hAnsi="Consolas"/>
+          <w:sz w:val="19"/>
+        </w:rPr>
+        <w:t xml:space="preserve">            self.fsm_state["message_push"] = "REJECT_FULL"</w:t>
+        <w:br/>
+      </w:r>
+      <w:r>
+        <w:rPr>
+          <w:rFonts w:ascii="Consolas" w:hAnsi="Consolas"/>
+          <w:sz w:val="19"/>
+        </w:rPr>
+        <w:t xml:space="preserve">            self.metrics["dropped_on_full"] += 1</w:t>
+        <w:br/>
+      </w:r>
+      <w:r>
+        <w:rPr>
+          <w:rFonts w:ascii="Consolas" w:hAnsi="Consolas"/>
+          <w:sz w:val="19"/>
+        </w:rPr>
+        <w:t xml:space="preserve">            self.logger.warning("channel fifo full channel=%s message dropped", channel_id)</w:t>
+      </w:r>
+    </w:p>
+    <w:p>
+      <w:pPr>
+        <w:pStyle w:val="Heading2"/>
+      </w:pPr>
+      <w:r>
+        <w:t>Step 5 — unit tests from the template's scenarios</w:t>
+      </w:r>
+    </w:p>
+    <w:p>
+      <w:pPr/>
+      <w:r>
+        <w:t>The template's test_scenarios: section is the test plan. Its second scenario:</w:t>
+      </w:r>
+    </w:p>
+    <w:p>
+      <w:pPr/>
+      <w:r>
+        <w:rPr>
+          <w:rFonts w:ascii="Consolas" w:hAnsi="Consolas"/>
+          <w:sz w:val="19"/>
+        </w:rPr>
+        <w:t>- name: full_fifo_applies_backpressure</w:t>
+        <w:br/>
+      </w:r>
+      <w:r>
+        <w:rPr>
+          <w:rFonts w:ascii="Consolas" w:hAnsi="Consolas"/>
+          <w:sz w:val="19"/>
+        </w:rPr>
+        <w:t xml:space="preserve">  description: Sending beyond FIFO depth drops or stalls messages on a full channel.</w:t>
+        <w:br/>
+      </w:r>
+      <w:r>
+        <w:rPr>
+          <w:rFonts w:ascii="Consolas" w:hAnsi="Consolas"/>
+          <w:sz w:val="19"/>
+        </w:rPr>
+        <w:t xml:space="preserve">  input_sequence: [CONFIG_CHANNEL_0, SEND_MESSAGE_BURST]</w:t>
+        <w:br/>
+      </w:r>
+      <w:r>
+        <w:rPr>
+          <w:rFonts w:ascii="Consolas" w:hAnsi="Consolas"/>
+          <w:sz w:val="19"/>
+        </w:rPr>
+        <w:t xml:space="preserve">  expected_functional_behavior: [dropped_on_full_counted]</w:t>
+        <w:br/>
+      </w:r>
+      <w:r>
+        <w:rPr>
+          <w:rFonts w:ascii="Consolas" w:hAnsi="Consolas"/>
+          <w:sz w:val="19"/>
+        </w:rPr>
+        <w:t xml:space="preserve">  fsm_coverage: [message_push.CHECK_SPACE, message_push.REJECT_FULL]</w:t>
+      </w:r>
+    </w:p>
+    <w:p>
+      <w:pPr/>
+      <w:r>
+        <w:t>became this test in tests/test_mailbox_ip.py:</w:t>
+      </w:r>
+    </w:p>
+    <w:p>
+      <w:pPr/>
+      <w:r>
+        <w:rPr>
+          <w:rFonts w:ascii="Consolas" w:hAnsi="Consolas"/>
+          <w:sz w:val="19"/>
+        </w:rPr>
+        <w:t>def test_full_fifo_applies_backpressure(self):</w:t>
+        <w:br/>
+      </w:r>
+      <w:r>
+        <w:rPr>
+          <w:rFonts w:ascii="Consolas" w:hAnsi="Consolas"/>
+          <w:sz w:val="19"/>
+        </w:rPr>
+        <w:t xml:space="preserve">    env = simpy.Environment()</w:t>
+        <w:br/>
+      </w:r>
+      <w:r>
+        <w:rPr>
+          <w:rFonts w:ascii="Consolas" w:hAnsi="Consolas"/>
+          <w:sz w:val="19"/>
+        </w:rPr>
+        <w:t xml:space="preserve">    model = MailboxIpModel(env, fifo_depth=4)</w:t>
+        <w:br/>
+      </w:r>
+      <w:r>
+        <w:rPr>
+          <w:rFonts w:ascii="Consolas" w:hAnsi="Consolas"/>
+          <w:sz w:val="19"/>
+        </w:rPr>
+        <w:t xml:space="preserve">    model.set_receiver_enabled(False)</w:t>
+        <w:br/>
+      </w:r>
+      <w:r>
+        <w:rPr>
+          <w:rFonts w:ascii="Consolas" w:hAnsi="Consolas"/>
+          <w:sz w:val="19"/>
+        </w:rPr>
+        <w:t xml:space="preserve">    model.configure_channel(0)</w:t>
+        <w:br/>
+      </w:r>
+      <w:r>
+        <w:rPr>
+          <w:rFonts w:ascii="Consolas" w:hAnsi="Consolas"/>
+          <w:sz w:val="19"/>
+        </w:rPr>
+        <w:t xml:space="preserve">    for index in range(6):</w:t>
+        <w:br/>
+      </w:r>
+      <w:r>
+        <w:rPr>
+          <w:rFonts w:ascii="Consolas" w:hAnsi="Consolas"/>
+          <w:sz w:val="19"/>
+        </w:rPr>
+        <w:t xml:space="preserve">        model.send_message(0, f"m{index}")</w:t>
+        <w:br/>
+      </w:r>
+      <w:r>
+        <w:rPr>
+          <w:rFonts w:ascii="Consolas" w:hAnsi="Consolas"/>
+          <w:sz w:val="19"/>
+        </w:rPr>
+        <w:t xml:space="preserve">    env.run(until=20)</w:t>
+        <w:br/>
+      </w:r>
+      <w:r>
+        <w:rPr>
+          <w:rFonts w:ascii="Consolas" w:hAnsi="Consolas"/>
+          <w:sz w:val="19"/>
+        </w:rPr>
+        <w:t xml:space="preserve">    self.assertEqual(model.metrics["enqueued_messages"], 4)</w:t>
+        <w:br/>
+      </w:r>
+      <w:r>
+        <w:rPr>
+          <w:rFonts w:ascii="Consolas" w:hAnsi="Consolas"/>
+          <w:sz w:val="19"/>
+        </w:rPr>
+        <w:t xml:space="preserve">    self.assertEqual(model.metrics["dropped_on_full"], 2)</w:t>
+      </w:r>
+    </w:p>
+    <w:p>
+      <w:pPr/>
+      <w:r>
+        <w:t>Six sends into a depth-4 FIFO with the receiver stalled: exactly 4 enqueue, exactly 2 hit REJECT_FULL — the DLD's backpressure statement, now executable.</w:t>
+      </w:r>
+    </w:p>
+    <w:p>
+      <w:pPr>
+        <w:pStyle w:val="Heading2"/>
+      </w:pPr>
+      <w:r>
+        <w:t>Step 6 — the repo-wide gate</w:t>
+      </w:r>
+    </w:p>
+    <w:p>
+      <w:pPr/>
+      <w:r>
+        <w:rPr>
+          <w:rFonts w:ascii="Consolas" w:hAnsi="Consolas"/>
+          <w:sz w:val="19"/>
+        </w:rPr>
+        <w:t>python tools\validate_dld_flow.py</w:t>
+      </w:r>
+    </w:p>
+    <w:p>
+      <w:pPr/>
+      <w:r>
+        <w:t>Green means, for mailbox_ip specifically: its template lints and covers its DLD, the scaffold check finds the model class with one process per FSM, every FSM appears in a test scenario, and its unit tests pass alongside the rest of the suite. From that point mailbox_ip is a first-class citizen — it was later reused unchanged as the doorbell source inside the mailbox_irq_subsystem.</w:t>
+      </w:r>
+    </w:p>
+    <w:p>
+      <w:pPr>
+        <w:pStyle w:val="Heading2"/>
+      </w:pPr>
+      <w:r>
+        <w:t>Where each DLD statement ended up</w:t>
+      </w:r>
+    </w:p>
+    <w:tbl>
+      <w:tblPr>
+        <w:tblStyle w:val="TableGrid"/>
+        <w:tblW w:type="auto" w:w="0"/>
+        <w:tblLook w:firstColumn="1" w:firstRow="1" w:lastColumn="0" w:lastRow="0" w:noHBand="0" w:noVBand="1" w:val="04A0"/>
+      </w:tblPr>
+      <w:tblGrid>
+        <w:gridCol w:w="2340"/>
+        <w:gridCol w:w="2340"/>
+        <w:gridCol w:w="2340"/>
+        <w:gridCol w:w="2340"/>
+      </w:tblGrid>
+      <w:tr>
+        <w:tc>
+          <w:tcPr>
+            <w:tcW w:type="dxa" w:w="2340"/>
+          </w:tcPr>
+          <w:p>
+            <w:r>
+              <w:rPr>
+                <w:b/>
+                <w:sz w:val="18"/>
+              </w:rPr>
+              <w:t>DLD says</w:t>
+            </w:r>
+          </w:p>
+        </w:tc>
+        <w:tc>
+          <w:tcPr>
+            <w:tcW w:type="dxa" w:w="2340"/>
+          </w:tcPr>
+          <w:p>
+            <w:r>
+              <w:rPr>
+                <w:b/>
+                <w:sz w:val="18"/>
+              </w:rPr>
+              <w:t>Template captures it as</w:t>
+            </w:r>
+          </w:p>
+        </w:tc>
+        <w:tc>
+          <w:tcPr>
+            <w:tcW w:type="dxa" w:w="2340"/>
+          </w:tcPr>
+          <w:p>
+            <w:r>
+              <w:rPr>
+                <w:b/>
+                <w:sz w:val="18"/>
+              </w:rPr>
+              <w:t>Model implements it</w:t>
+            </w:r>
+          </w:p>
+        </w:tc>
+        <w:tc>
+          <w:tcPr>
+            <w:tcW w:type="dxa" w:w="2340"/>
+          </w:tcPr>
+          <w:p>
+            <w:r>
+              <w:rPr>
+                <w:b/>
+                <w:sz w:val="18"/>
+              </w:rPr>
+              <w:t>Test proves it</w:t>
+            </w:r>
+          </w:p>
+        </w:tc>
+      </w:tr>
+      <w:tr>
+        <w:tc>
+          <w:tcPr>
+            <w:tcW w:type="dxa" w:w="2340"/>
+          </w:tcPr>
+          <w:p>
+            <w:r>
+              <w:rPr>
+                <w:sz w:val="18"/>
+              </w:rPr>
+              <w:t>“A full channel applies backpressure to the sender” (§4.2)</w:t>
+            </w:r>
+          </w:p>
+        </w:tc>
+        <w:tc>
+          <w:tcPr>
+            <w:tcW w:type="dxa" w:w="2340"/>
+          </w:tcPr>
+          <w:p>
+            <w:r>
+              <w:rPr>
+                <w:sz w:val="18"/>
+              </w:rPr>
+              <w:t>SEND_MESSAGE.error_conditions: [fifo_full]; queues.message_fifo.blocking_behavior: backpressure</w:t>
+            </w:r>
+          </w:p>
+        </w:tc>
+        <w:tc>
+          <w:tcPr>
+            <w:tcW w:type="dxa" w:w="2340"/>
+          </w:tcPr>
+          <w:p>
+            <w:r>
+              <w:rPr>
+                <w:sz w:val="18"/>
+              </w:rPr>
+              <w:t>message_push_process REJECT_FULL branch</w:t>
+            </w:r>
+          </w:p>
+        </w:tc>
+        <w:tc>
+          <w:tcPr>
+            <w:tcW w:type="dxa" w:w="2340"/>
+          </w:tcPr>
+          <w:p>
+            <w:r>
+              <w:rPr>
+                <w:sz w:val="18"/>
+              </w:rPr>
+              <w:t>test_full_fifo_applies_backpressure</w:t>
+            </w:r>
+          </w:p>
+        </w:tc>
+      </w:tr>
+      <w:tr>
+        <w:tc>
+          <w:tcPr>
+            <w:tcW w:type="dxa" w:w="2340"/>
+          </w:tcPr>
+          <w:p>
+            <w:r>
+              <w:rPr>
+                <w:sz w:val="18"/>
+              </w:rPr>
+              <w:t>“Enqueue precedes doorbell; doorbell precedes interrupt” (§11)</w:t>
+            </w:r>
+          </w:p>
+        </w:tc>
+        <w:tc>
+          <w:tcPr>
+            <w:tcW w:type="dxa" w:w="2340"/>
+          </w:tcPr>
+          <w:p>
+            <w:r>
+              <w:rPr>
+                <w:sz w:val="18"/>
+              </w:rPr>
+              <w:t>sequential_paths: message_to_interrupt_path</w:t>
+            </w:r>
+          </w:p>
+        </w:tc>
+        <w:tc>
+          <w:tcPr>
+            <w:tcW w:type="dxa" w:w="2340"/>
+          </w:tcPr>
+          <w:p>
+            <w:r>
+              <w:rPr>
+                <w:sz w:val="18"/>
+              </w:rPr>
+              <w:t>doorbell_queue → interrupt_pending_queue hand-offs</w:t>
+            </w:r>
+          </w:p>
+        </w:tc>
+        <w:tc>
+          <w:tcPr>
+            <w:tcW w:type="dxa" w:w="2340"/>
+          </w:tcPr>
+          <w:p>
+            <w:r>
+              <w:rPr>
+                <w:sz w:val="18"/>
+              </w:rPr>
+              <w:t>test_message_enqueue_delivers_and_interrupts</w:t>
+            </w:r>
+          </w:p>
+        </w:tc>
+      </w:tr>
+      <w:tr>
+        <w:tc>
+          <w:tcPr>
+            <w:tcW w:type="dxa" w:w="2340"/>
+          </w:tcPr>
+          <w:p>
+            <w:r>
+              <w:rPr>
+                <w:sz w:val="18"/>
+              </w:rPr>
+              <w:t>“Doorbell interrupt is level, asserted until software clears” (§4.4)</w:t>
+            </w:r>
+          </w:p>
+        </w:tc>
+        <w:tc>
+          <w:tcPr>
+            <w:tcW w:type="dxa" w:w="2340"/>
+          </w:tcPr>
+          <w:p>
+            <w:r>
+              <w:rPr>
+                <w:sz w:val="18"/>
+              </w:rPr>
+              <w:t>invariant: “stays asserted until software clears it”</w:t>
+            </w:r>
+          </w:p>
+        </w:tc>
+        <w:tc>
+          <w:tcPr>
+            <w:tcW w:type="dxa" w:w="2340"/>
+          </w:tcPr>
+          <w:p>
+            <w:r>
+              <w:rPr>
+                <w:sz w:val="18"/>
+              </w:rPr>
+              <w:t>clear_interrupt() API + doorbell_status set</w:t>
+            </w:r>
+          </w:p>
+        </w:tc>
+        <w:tc>
+          <w:tcPr>
+            <w:tcW w:type="dxa" w:w="2340"/>
+          </w:tcPr>
+          <w:p>
+            <w:r>
+              <w:rPr>
+                <w:sz w:val="18"/>
+              </w:rPr>
+              <w:t>subsystem tests (mailbox_irq_subsystem)</w:t>
+            </w:r>
+          </w:p>
+        </w:tc>
+      </w:tr>
+      <w:tr>
+        <w:tc>
+          <w:tcPr>
+            <w:tcW w:type="dxa" w:w="2340"/>
+          </w:tcPr>
+          <w:p>
+            <w:r>
+              <w:rPr>
+                <w:sz w:val="18"/>
+              </w:rPr>
+              <w:t>Per-FSM cycle counts (§11 timing table)</w:t>
+            </w:r>
+          </w:p>
+        </w:tc>
+        <w:tc>
+          <w:tcPr>
+            <w:tcW w:type="dxa" w:w="2340"/>
+          </w:tcPr>
+          <w:p>
+            <w:r>
+              <w:rPr>
+                <w:sz w:val="18"/>
+              </w:rPr>
+              <w:t>timing_model.fsm_process_delays</w:t>
+            </w:r>
+          </w:p>
+        </w:tc>
+        <w:tc>
+          <w:tcPr>
+            <w:tcW w:type="dxa" w:w="2340"/>
+          </w:tcPr>
+          <w:p>
+            <w:r>
+              <w:rPr>
+                <w:sz w:val="18"/>
+              </w:rPr>
+              <w:t>latency constructor parameters (self.lat)</w:t>
+            </w:r>
+          </w:p>
+        </w:tc>
+        <w:tc>
+          <w:tcPr>
+            <w:tcW w:type="dxa" w:w="2340"/>
+          </w:tcPr>
+          <w:p>
+            <w:r>
+              <w:rPr>
+                <w:sz w:val="18"/>
+              </w:rPr>
+              <w:t>timing assertions in per-IP tests</w:t>
+            </w:r>
+          </w:p>
+        </w:tc>
+      </w:tr>
+      <w:tr>
+        <w:tc>
+          <w:tcPr>
+            <w:tcW w:type="dxa" w:w="2340"/>
+          </w:tcPr>
+          <w:p>
+            <w:r>
+              <w:rPr>
+                <w:sz w:val="18"/>
+              </w:rPr>
+              <w:t>Open Items: channel count, FIFO depth (§12)</w:t>
+            </w:r>
+          </w:p>
+        </w:tc>
+        <w:tc>
+          <w:tcPr>
+            <w:tcW w:type="dxa" w:w="2340"/>
+          </w:tcPr>
+          <w:p>
+            <w:r>
+              <w:rPr>
+                <w:sz w:val="18"/>
+              </w:rPr>
+              <w:t>gaps report + queues.message_fifo.depth</w:t>
+            </w:r>
+          </w:p>
+        </w:tc>
+        <w:tc>
+          <w:tcPr>
+            <w:tcW w:type="dxa" w:w="2340"/>
+          </w:tcPr>
+          <w:p>
+            <w:r>
+              <w:rPr>
+                <w:sz w:val="18"/>
+              </w:rPr>
+              <w:t>num_channels / fifo_depth constructor parameters</w:t>
+            </w:r>
+          </w:p>
+        </w:tc>
+        <w:tc>
+          <w:tcPr>
+            <w:tcW w:type="dxa" w:w="2340"/>
+          </w:tcPr>
+          <w:p>
+            <w:r>
+              <w:rPr>
+                <w:sz w:val="18"/>
+              </w:rPr>
+              <w:t>swept by run_experiments.py scenarios</w:t>
+            </w:r>
+          </w:p>
+        </w:tc>
+      </w:tr>
+    </w:tbl>
+    <w:p>
+      <w:pPr/>
+      <w:r>
+        <w:t>One footnote: this walkthrough shows the manual, stage-by-stage path so each artifact is visible. Today the automated runner does all of it from the DLD drop onward — python tools\auto_ip_pipeline.py (Part 3).</w:t>
+      </w:r>
+    </w:p>
+    <w:p>
+      <w:pPr>
+        <w:pStyle w:val="Heading1"/>
+      </w:pPr>
+      <w:r>
+        <w:t>Part 5 — Current status</w:t>
       </w:r>
     </w:p>
     <w:p>
@@ -1945,7 +3045,7 @@
           <w:b/>
           <w:i w:val="0"/>
         </w:rPr>
-        <w:t>As of 2026-07-09: all gates green — validate_dld_flow.py OK, 60 unit tests passing.</w:t>
+        <w:t>As of 2026-07-12: all gates green — validate_dld_flow.py OK, full unit suite passing (run it for the current count).</w:t>
       </w:r>
     </w:p>
     <w:p>

--- a/docs/project_overview.docx
+++ b/docs/project_overview.docx
@@ -3161,7 +3161,7 @@
               <w:rPr>
                 <w:sz w:val="20"/>
               </w:rPr>
-              <w:t>Command completion scheduling with per-tenant QoS tokens, WWV write accounting, soft/hard burst behavior, output backpressure.</w:t>
+              <w:t>Command completion scheduling with per-tenant QoS tokens, window-based refill, output backpressure.</w:t>
             </w:r>
           </w:p>
         </w:tc>

--- a/docs/project_overview.docx
+++ b/docs/project_overview.docx
@@ -1321,6 +1321,14 @@
       </w:pPr>
       <w:r>
         <w:t>Per-IP tests in tests/test_&lt;ip&gt;.py, derived from the template's test_scenarios.</w:t>
+      </w:r>
+    </w:p>
+    <w:p>
+      <w:pPr>
+        <w:pStyle w:val="ListBullet"/>
+      </w:pPr>
+      <w:r>
+        <w:t>A written coding style guide, skills/ip-model-generation/references/coding_style.md, codifies formatting (ruff, 120 columns, sorted imports) and the model/test structure conventions. It is enforced as a hard repo-wide pipeline gate — python tools\check_code_style.py (add --fix to auto-repair) — and every prompt pack instructs the implementing agent to follow it.</w:t>
       </w:r>
     </w:p>
     <w:p>

--- a/docs/project_overview.docx
+++ b/docs/project_overview.docx
@@ -1328,7 +1328,7 @@
         <w:pStyle w:val="ListBullet"/>
       </w:pPr>
       <w:r>
-        <w:t>A written coding style guide, skills/ip-model-generation/references/coding_style.md, codifies formatting (ruff, 120 columns, sorted imports) and the model/test structure conventions. It is enforced as a hard repo-wide pipeline gate — python tools\check_code_style.py (add --fix to auto-repair) — and every prompt pack instructs the implementing agent to follow it.</w:t>
+        <w:t>Every Python file follows the written coding style guide (next section).</w:t>
       </w:r>
     </w:p>
     <w:p>
@@ -1371,6 +1371,126 @@
           <w:sz w:val="19"/>
         </w:rPr>
         <w:t>python -m unittest discover -s tests</w:t>
+      </w:r>
+    </w:p>
+    <w:p>
+      <w:pPr>
+        <w:pStyle w:val="Heading3"/>
+      </w:pPr>
+      <w:r>
+        <w:t>Coding style</w:t>
+      </w:r>
+    </w:p>
+    <w:p>
+      <w:pPr/>
+      <w:r>
+        <w:t>All Python code in src/, tools/, and tests/ follows one written style guide: skills/ip-model-generation/references/coding_style.md. It has two halves:</w:t>
+      </w:r>
+    </w:p>
+    <w:p>
+      <w:pPr/>
+      <w:r>
+        <w:t>Machine-enforced rules — configured in ruff.toml at the repo root and checked by ruff (linter + formatter in one tool, installed via requirements.txt):</w:t>
+      </w:r>
+    </w:p>
+    <w:p>
+      <w:pPr>
+        <w:pStyle w:val="ListBullet"/>
+      </w:pPr>
+      <w:r>
+        <w:t>120-column lines, double quotes, four-space indentation, trailing commas in multi-line literals (applied by ruff format — never hand-format against it).</w:t>
+      </w:r>
+    </w:p>
+    <w:p>
+      <w:pPr>
+        <w:pStyle w:val="ListBullet"/>
+      </w:pPr>
+      <w:r>
+        <w:t>No unused imports or variables, no ambiguous single-letter names (pycodestyle + pyflakes rules E, W, F).</w:t>
+      </w:r>
+    </w:p>
+    <w:p>
+      <w:pPr>
+        <w:pStyle w:val="ListBullet"/>
+      </w:pPr>
+      <w:r>
+        <w:t>Imports sorted in three groups — stdlib, third-party (simpy, yaml), first-party (ip_model_automation) — each alphabetized (rule I); models inside the package use relative imports (from .common import ...).</w:t>
+      </w:r>
+    </w:p>
+    <w:p>
+      <w:pPr/>
+      <w:r>
+        <w:t>Structure conventions — the shape every model and test file shares, checked by the scaffold/validation gates and review:</w:t>
+      </w:r>
+    </w:p>
+    <w:p>
+      <w:pPr>
+        <w:pStyle w:val="ListBullet"/>
+      </w:pPr>
+      <w:r>
+        <w:t>Model class &lt;Ip&gt;Model with a short docstring; constructor order is env first, then &lt;operation&gt;_latency parameters (defaulted from the template's timing model), behavioral knobs, and log_level/log_file last.</w:t>
+      </w:r>
+    </w:p>
+    <w:p>
+      <w:pPr>
+        <w:pStyle w:val="ListBullet"/>
+      </w:pPr>
+      <w:r>
+        <w:t>One SimPy process method per template FSM, named &lt;fsm&gt;_process, started in the constructor with env.process(...).</w:t>
+      </w:r>
+    </w:p>
+    <w:p>
+      <w:pPr>
+        <w:pStyle w:val="ListBullet"/>
+      </w:pPr>
+      <w:r>
+        <w:t>Observable state for tests: a metrics counter dict (snake_case keys) and, where useful, an fsm_state dict keyed by FSM name.</w:t>
+      </w:r>
+    </w:p>
+    <w:p>
+      <w:pPr>
+        <w:pStyle w:val="ListBullet"/>
+      </w:pPr>
+      <w:r>
+        <w:t>Logging via get_ip_logger with lazy %s formatting (never f-strings in log calls), at the documented levels (DEBUG transitions, INFO lifecycle, WARNING expected stalls, ERROR invalid paths).</w:t>
+      </w:r>
+    </w:p>
+    <w:p>
+      <w:pPr>
+        <w:pStyle w:val="ListBullet"/>
+      </w:pPr>
+      <w:r>
+        <w:t>Tests use unittest, named after the template's test_scenarios, assert on metrics/completions/state — not log output — and pass small explicit latency overrides so they run in a few simulated ticks.</w:t>
+      </w:r>
+    </w:p>
+    <w:p>
+      <w:pPr/>
+      <w:r>
+        <w:t>One command checks all of it, and the automated pipeline runs the same command as a required repo-wide code_style stage (a hard gate, right before the coverage gate):</w:t>
+      </w:r>
+    </w:p>
+    <w:p>
+      <w:pPr/>
+      <w:r>
+        <w:rPr>
+          <w:rFonts w:ascii="Consolas" w:hAnsi="Consolas"/>
+          <w:sz w:val="19"/>
+        </w:rPr>
+        <w:t>python tools\check_code_style.py          # check - what the pipeline runs</w:t>
+        <w:br/>
+      </w:r>
+      <w:r>
+        <w:rPr>
+          <w:rFonts w:ascii="Consolas" w:hAnsi="Consolas"/>
+          <w:sz w:val="19"/>
+        </w:rPr>
+        <w:t>python tools\check_code_style.py --fix    # apply auto-fixes and reformat</w:t>
+      </w:r>
+    </w:p>
+    <w:p>
+      <w:pPr/>
+      <w:r>
+        <w:t>New models inherit the style at generation time: every prompt pack carries a “Coding Style” section pointing the implementing agent (human or LLM) at the guide, and the generation rules in skills/ip-model-generation/references/model_generation_rules.md include the style check in their validation commands.</w:t>
       </w:r>
     </w:p>
     <w:p>
@@ -1456,6 +1576,12 @@
           <w:i w:val="0"/>
         </w:rPr>
         <w:t>One command — python tools\validate_dld_flow.py — runs the front-end gate for every DLD in the repo (template exists, lints, covers its DLD), then the model/test flow, and regenerates the readable template docs. A single green result proves the whole repo is consistent.</w:t>
+      </w:r>
+    </w:p>
+    <w:p>
+      <w:pPr/>
+      <w:r>
+        <w:t>Two more repo-wide hard gates run in the automated pipeline alongside the chain above: python tools\check_code_style.py (ruff lint + format — the coding style guide's mechanical half) and python tools\run_code_coverage.py --fail-under 95 --fail-under-file 95 — code coverage, which model lines the unit tests actually execute (coverage.py, report in reports\code_coverage\), enforced at 95%+ both in total and per model file.</w:t>
       </w:r>
     </w:p>
     <w:p>
@@ -3543,6 +3669,14 @@
         <w:pStyle w:val="ListBullet"/>
       </w:pPr>
       <w:r>
+        <w:t>A written coding style guide with a ruff-based code_style hard gate keeps all model, tool, and test code on one convention; prompt packs carry the style rules so newly generated models follow it from the start.</w:t>
+      </w:r>
+    </w:p>
+    <w:p>
+      <w:pPr>
+        <w:pStyle w:val="ListBullet"/>
+      </w:pPr>
+      <w:r>
         <w:t>Extractor calibration holds for every golden IP (FSM name set + count reproduce exactly).</w:t>
       </w:r>
     </w:p>

--- a/docs/project_overview.docx
+++ b/docs/project_overview.docx
@@ -601,7 +601,7 @@
         <w:pStyle w:val="ListBullet"/>
       </w:pPr>
       <w:r>
-        <w:t>runs unattended if you give it an LLM command — it pipes the prompt in, validates the result, and retries with the failure log if validation fails:</w:t>
+        <w:t>runs unattended if you give it a coding agent — any vendor's agent works (Claude, Codex, Gemini, in-house) as long as it runs headless, reads the prompt from stdin, and can edit files. The runner pipes the prompt in, validates the result, and retries with the failure log if validation fails:</w:t>
       </w:r>
     </w:p>
     <w:p>
@@ -616,7 +616,15 @@
           <w:color w:val="202124"/>
           <w:sz w:val="19"/>
         </w:rPr>
-        <w:t>python tools\auto_ip_pipeline.py --agent-cmd "claude -p --permission-mode acceptEdits"</w:t>
+        <w:t>python tools\auto_ip_pipeline.py --agent codex        # named profile from the harness YAML</w:t>
+        <w:br/>
+      </w:r>
+      <w:r>
+        <w:rPr>
+          <w:rFonts w:ascii="Consolas" w:hAnsi="Consolas"/>
+          <w:sz w:val="19"/>
+        </w:rPr>
+        <w:t>python tools\auto_ip_pipeline.py --agent-cmd "my-agent --auto"   # any raw command</w:t>
       </w:r>
     </w:p>
     <w:p>
@@ -1682,7 +1690,21 @@
         <w:t xml:space="preserve">Agent steps: </w:t>
       </w:r>
       <w:r>
-        <w:t>The two agent steps (template review, model implementation) are the only places judgment is needed. Without --agent-cmd, the runner writes the prompt to reports/agent_requests/&lt;ip&gt;.&lt;step&gt;.prompt.md and reports the IP as awaiting. With --agent-cmd, it pipes the prompt to your LLM command and, when validation fails, re-invokes it with the failure log — up to loop_policy.max_iterations from harness/ip_generation_loop.yaml.</w:t>
+        <w:t>The two agent steps (template review, model implementation) are the only places judgment is needed. Without an agent, the runner writes the prompt to reports/agent_requests/&lt;ip&gt;.&lt;step&gt;.prompt.md and reports the IP as awaiting. With --agent &lt;profile&gt; (named commands in the harness YAML's agent_profiles) or --agent-cmd "&lt;raw command&gt;", it pipes the prompt to that command and, when validation fails, re-invokes it with the failure log — up to loop_policy.max_iterations from harness/ip_generation_loop.yaml.</w:t>
+      </w:r>
+    </w:p>
+    <w:p>
+      <w:pPr>
+        <w:pStyle w:val="ListBullet"/>
+      </w:pPr>
+      <w:r>
+        <w:rPr>
+          <w:b/>
+        </w:rPr>
+        <w:t xml:space="preserve">The agent is a plug-in point, not a dependency: </w:t>
+      </w:r>
+      <w:r>
+        <w:t>the prompt pack plus the contract in agents/ip_model_generation_agent.md are the complete task description, and the same gates (template coverage, lint, unit tests, coding style, coverage thresholds) judge the output no matter which vendor's agent — or which human — wrote the model and its tests.</w:t>
       </w:r>
     </w:p>
     <w:p>

--- a/docs/project_overview.docx
+++ b/docs/project_overview.docx
@@ -1528,7 +1528,7 @@
       <w:r>
         <w:drawing>
           <wp:inline xmlns:a="http://schemas.openxmlformats.org/drawingml/2006/main" xmlns:pic="http://schemas.openxmlformats.org/drawingml/2006/picture">
-            <wp:extent cx="4480560" cy="4657424"/>
+            <wp:extent cx="4480560" cy="5305926"/>
             <wp:docPr id="6" name="Picture 6"/>
             <wp:cNvGraphicFramePr>
               <a:graphicFrameLocks noChangeAspect="1"/>
@@ -1549,7 +1549,7 @@
                   <pic:spPr>
                     <a:xfrm>
                       <a:off x="0" y="0"/>
-                      <a:ext cx="4480560" cy="4657424"/>
+                      <a:ext cx="4480560" cy="5305926"/>
                     </a:xfrm>
                     <a:prstGeom prst="rect"/>
                   </pic:spPr>
@@ -1571,7 +1571,7 @@
           <w:color w:val="5F6368"/>
           <w:sz w:val="18"/>
         </w:rPr>
-        <w:t>Figure 6 — The five-check gate chain behind a green validate_dld_flow.py.</w:t>
+        <w:t>Figure 6 — The gate chain behind a green validate_dld_flow.py, plus the repo-wide code style and coverage hard gates.</w:t>
       </w:r>
     </w:p>
     <w:p>
@@ -1725,6 +1725,9 @@
           <w:i w:val="0"/>
         </w:rPr>
         <w:t>A subsystem (several IPs wired together) is modeled as “just another IP”: its FSM processes are the glue between member IP models, and the member models are its resources. It rides the same DLD → template → model → tests pipeline, so every gate applies unchanged. One extra check, tools/check_subsystem_wiring.py, verifies the wiring is real: members exist, the member APIs and glue FSMs referenced by connections: exist, and the model actually instantiates its members.</w:t>
+      </w:r>
+      <w:r>
+        <w:t xml:space="preserve"> Connections can also declare ack semantics — whether the source waits for the destination's done signal (ack: none | completion_event | level_until_serviced, with ack_via naming the return path): the DMA subsystem's IRQ waits for completion events from both legs, and the mailbox IRQ subsystem's doorbell is the level-until-serviced example.</w:t>
       </w:r>
     </w:p>
     <w:p>
@@ -3201,7 +3204,7 @@
           <w:b/>
           <w:i w:val="0"/>
         </w:rPr>
-        <w:t>As of 2026-07-12: all gates green — validate_dld_flow.py OK, full unit suite passing (run it for the current count).</w:t>
+        <w:t>As of 2026-07-13: all gates green — validate_dld_flow.py OK, full unit suite passing (run it for the current count).</w:t>
       </w:r>
     </w:p>
     <w:p>
@@ -3692,6 +3695,22 @@
       </w:pPr>
       <w:r>
         <w:t>A written coding style guide with a ruff-based code_style hard gate keeps all model, tool, and test code on one convention; prompt packs carry the style rules so newly generated models follow it from the start.</w:t>
+      </w:r>
+    </w:p>
+    <w:p>
+      <w:pPr>
+        <w:pStyle w:val="ListBullet"/>
+      </w:pPr>
+      <w:r>
+        <w:t>The pipeline is agent-agnostic: named agent_profiles in the harness YAML (select with --agent &lt;name&gt;) let any vendor's headless coding agent — or a human — fill the two judgment steps; the same gates judge the output.</w:t>
+      </w:r>
+    </w:p>
+    <w:p>
+      <w:pPr>
+        <w:pStyle w:val="ListBullet"/>
+      </w:pPr>
+      <w:r>
+        <w:t>The template contract declares FIFO capacities (bounded depth or explicit unbounded with a reason — lint-enforced) and, for subsystems, per-connection ack semantics (none / completion_event / level_until_serviced).</w:t>
       </w:r>
     </w:p>
     <w:p>

--- a/docs/project_overview.docx
+++ b/docs/project_overview.docx
@@ -970,6 +970,28 @@
       </w:r>
     </w:p>
     <w:p>
+      <w:pPr/>
+      <w:r>
+        <w:t>The contract for that fixed template shape is enforced in two non-overlapping layers, both run by tools/template_lint.py:</w:t>
+      </w:r>
+    </w:p>
+    <w:p>
+      <w:pPr>
+        <w:pStyle w:val="ListBullet"/>
+      </w:pPr>
+      <w:r>
+        <w:t>Structure — schemas/ip_model_template.schema.json is a JSON Schema (validated with jsonschema) that owns the shape: which sections and fields exist, their types, and value constraints (e.g. a queue depth is a positive integer or the literal unbounded, and an unbounded queue must carry a depth_note). It is enforced, not decorative documentation.</w:t>
+      </w:r>
+    </w:p>
+    <w:p>
+      <w:pPr>
+        <w:pStyle w:val="ListBullet"/>
+      </w:pPr>
+      <w:r>
+        <w:t>Cross-field semantics — the rules JSON Schema cannot express: the declared fsm_count matching the actual FSM list, every FSM having a timing entry and appearing in a test scenario, and the arbitration-IP sub-contract. Each rule lives in exactly one layer, so the schema and the linter cannot drift apart.</w:t>
+      </w:r>
+    </w:p>
+    <w:p>
       <w:pPr>
         <w:pStyle w:val="Heading2"/>
       </w:pPr>
@@ -1898,7 +1920,9 @@
             <w:tcW w:type="dxa" w:w="5904"/>
           </w:tcPr>
           <w:p>
-            <w:r/>
+            <w:r>
+              <w:t>JSON Schema for template structure — enforced by template_lint.py (structure), which also checks the cross-field semantics the schema cannot express.</w:t>
+            </w:r>
             <w:r>
               <w:rPr>
                 <w:sz w:val="20"/>

--- a/docs/project_overview.docx
+++ b/docs/project_overview.docx
@@ -1061,7 +1061,7 @@
           <w:b w:val="0"/>
           <w:i w:val="0"/>
         </w:rPr>
-        <w:t>Why this matters: a reviewer signs off the template once, and everything downstream (model, tests, docs, experiments) is a faithful function of that reviewed artifact. If the model did something the template doesn't say, that's a bug — not a judgment call.</w:t>
+        <w:t>Why this matters: a reviewer signs off the template once, and everything downstream (model, tests, docs, experiments) derives from that reviewed artifact. The structure is machine-enforced end to end — an FSM, queue, resource, or scenario the model has but the template doesn't (or vice versa) is a gate failure, not a judgment call. The template's numeric timing and queue depths are the declared reference the implementer carries into the model; the linter checks they are internally coherent (a queue's declared capacity is real; an operation's ns equals cycles x cycle_time_ns), but the numbers are not asserted equal to the model's constructor defaults — models routinely default latencies low so unit tests run in a few simulated ticks and take the template's values as overrides. So structure is provably faithful; timing is a coherent, reviewed reference rather than a machine-verified equality.</w:t>
       </w:r>
     </w:p>
     <w:p>

--- a/docs/project_overview.docx
+++ b/docs/project_overview.docx
@@ -1727,6 +1727,111 @@
       </w:r>
       <w:r>
         <w:t>the prompt pack plus the contract in agents/ip_model_generation_agent.md are the complete task description, and the same gates (template coverage, lint, unit tests, coding style, coverage thresholds) judge the output no matter which vendor's agent — or which human — wrote the model and its tests.</w:t>
+      </w:r>
+    </w:p>
+    <w:p>
+      <w:pPr>
+        <w:pStyle w:val="Heading2"/>
+      </w:pPr>
+      <w:r>
+        <w:t>Editing a DLD without rewriting the model</w:t>
+      </w:r>
+    </w:p>
+    <w:p>
+      <w:pPr/>
+      <w:r>
+        <w:t>When a DLD changes, you rarely want to regenerate the whole model and tests from scratch — you want the minimal edits that match what actually changed. The key insight: don't diff the DLD (prose — noisy, reworded, reordered), diff the template. Because the template is the normalized source of truth, two revisions of it produce a clean, typed change list that maps almost one-to-one to model and test edit sites.</w:t>
+      </w:r>
+    </w:p>
+    <w:p>
+      <w:pPr/>
+      <w:r>
+        <w:t>Three pieces make this work, and they reuse what already exists:</w:t>
+      </w:r>
+    </w:p>
+    <w:p>
+      <w:pPr>
+        <w:pStyle w:val="ListBullet"/>
+      </w:pPr>
+      <w:r>
+        <w:t>tools/diff_template.py computes the structured delta between two templates and tags every change with a blast radius — SURGICAL (a localized value or addition: a queue depth, a timing number, a new scenario) or STRUCTURAL (a topology change: an FSM, state, interface, or command added/removed, which may cascade). A single structural change escalates the whole delta. --amend-prompt wraps the delta into a ready-to-send instruction: 'here is the current model and tests, here is exactly what changed — make the minimal corresponding edits, do not rewrite.'</w:t>
+      </w:r>
+    </w:p>
+    <w:p>
+      <w:pPr>
+        <w:pStyle w:val="ListBullet"/>
+      </w:pPr>
+      <w:r>
+        <w:t>Git is the history store. The 'previous' template is just the last committed one (git show HEAD:templates/&lt;ip&gt;.template.yaml), so no separate version store is needed.</w:t>
+      </w:r>
+    </w:p>
+    <w:p>
+      <w:pPr>
+        <w:pStyle w:val="ListBullet"/>
+      </w:pPr>
+      <w:r>
+        <w:t>tools/check_model_provenance.py records, per IP, the hash of the template each model was last generated or amended against (templates/model_baselines.json, committed). Its check fails when a template has moved on from its recorded baseline — the signal that an amend is due — and --stamp &lt;ip&gt; refreshes it once the model is back in sync. Same provenance discipline as the docx guard, applied to the DLD → template → model chain.</w:t>
+      </w:r>
+    </w:p>
+    <w:p>
+      <w:pPr/>
+      <w:r>
+        <w:t>A real delta for mailbox_ip (message FIFO deepened, an enqueue op re-timed, a scenario added, and a state added to the doorbell FSM) prints as:</w:t>
+      </w:r>
+    </w:p>
+    <w:p>
+      <w:pPr/>
+      <w:r>
+        <w:rPr>
+          <w:rFonts w:ascii="Consolas" w:hAnsi="Consolas"/>
+          <w:sz w:val="19"/>
+        </w:rPr>
+        <w:t>4 change(s), overall blast radius: STRUCTURAL</w:t>
+        <w:br/>
+      </w:r>
+      <w:r>
+        <w:rPr>
+          <w:rFonts w:ascii="Consolas" w:hAnsi="Consolas"/>
+          <w:sz w:val="19"/>
+        </w:rPr>
+        <w:br/>
+      </w:r>
+      <w:r>
+        <w:rPr>
+          <w:rFonts w:ascii="Consolas" w:hAnsi="Consolas"/>
+          <w:sz w:val="19"/>
+        </w:rPr>
+        <w:t xml:space="preserve">  [STRUCTURAL] FSM `doorbell` states: +['COALESCE'] -[]</w:t>
+        <w:br/>
+      </w:r>
+      <w:r>
+        <w:rPr>
+          <w:rFonts w:ascii="Consolas" w:hAnsi="Consolas"/>
+          <w:sz w:val="19"/>
+        </w:rPr>
+        <w:t xml:space="preserve">  [SURGICAL  ] queue `message_fifo`.depth: 8 -&gt; 16</w:t>
+        <w:br/>
+      </w:r>
+      <w:r>
+        <w:rPr>
+          <w:rFonts w:ascii="Consolas" w:hAnsi="Consolas"/>
+          <w:sz w:val="19"/>
+        </w:rPr>
+        <w:t xml:space="preserve">  [SURGICAL  ] timing op `message_push.enqueue`: 1cyc/2ns -&gt; 2cyc/4ns</w:t>
+        <w:br/>
+      </w:r>
+      <w:r>
+        <w:rPr>
+          <w:rFonts w:ascii="Consolas" w:hAnsi="Consolas"/>
+          <w:sz w:val="19"/>
+        </w:rPr>
+        <w:t xml:space="preserve">  [SURGICAL  ] test_scenario `fifo_high_watermark_backpressure` added</w:t>
+      </w:r>
+    </w:p>
+    <w:p>
+      <w:pPr/>
+      <w:r>
+        <w:t>The agent that applies this is the same agent-agnostic step as first-time generation — only the prompt differs (amend vs. generate). Wiring the amend prompt into auto_ip_pipeline.py as a when: model_exists stage (the mirror of the model_missing scaffold stage) is the natural next step; the tools above are the foundation it builds on.</w:t>
       </w:r>
     </w:p>
     <w:p>

--- a/docs/project_overview.docx
+++ b/docs/project_overview.docx
@@ -1731,6 +1731,20 @@
     </w:p>
     <w:p>
       <w:pPr>
+        <w:pStyle w:val="ListBullet"/>
+      </w:pPr>
+      <w:r>
+        <w:rPr>
+          <w:b/>
+        </w:rPr>
+        <w:t xml:space="preserve">Greenfield vs. brownfield is automatic: </w:t>
+      </w:r>
+      <w:r>
+        <w:t>the runner snapshots whether the model file already exists before any stage runs. A new IP takes the generate path (scaffold + agent_implementation); an existing IP whose DLD changed takes the amend path (amend_implementation), described next.</w:t>
+      </w:r>
+    </w:p>
+    <w:p>
+      <w:pPr>
         <w:pStyle w:val="Heading2"/>
       </w:pPr>
       <w:r>
@@ -1831,7 +1845,7 @@
     <w:p>
       <w:pPr/>
       <w:r>
-        <w:t>The agent that applies this is the same agent-agnostic step as first-time generation — only the prompt differs (amend vs. generate). Wiring the amend prompt into auto_ip_pipeline.py as a when: model_exists stage (the mirror of the model_missing scaffold stage) is the natural next step; the tools above are the foundation it builds on.</w:t>
+        <w:t>The agent that applies this is the same agent-agnostic step as first-time generation — only the prompt differs (amend vs. generate). This is wired into the pipeline: auto_ip_pipeline.py decides greenfield vs. brownfield from a snapshot taken at the start of each run — did the model file already exist? A new IP runs generate_scaffold + agent_implementation (when: model_new); an existing IP whose DLD changed runs amend_implementation (when: model_exists), which feeds the agent the structured template diff instead of the full prompt pack. Both paths end at the same unit_tests gate, then stamp_provenance records the new baseline. If the template change is trivial enough that the existing tests still pass, the amend agent is skipped entirely.</w:t>
       </w:r>
     </w:p>
     <w:p>

--- a/docs/project_overview.docx
+++ b/docs/project_overview.docx
@@ -1363,6 +1363,14 @@
     </w:p>
     <w:p>
       <w:pPr>
+        <w:pStyle w:val="ListBullet"/>
+      </w:pPr>
+      <w:r>
+        <w:t>These paths and the &lt;CamelIp&gt;Model naming are not hardcoded — they come from target_profile.yaml (defaults describe this repo). Repointing that profile lets the same tooling operate on another SimPy codebase without editing tool code; see “Reusing the tooling elsewhere” below.</w:t>
+      </w:r>
+    </w:p>
+    <w:p>
+      <w:pPr>
         <w:spacing w:after="80"/>
       </w:pPr>
       <w:r>
@@ -1846,6 +1854,44 @@
       <w:pPr/>
       <w:r>
         <w:t>The agent that applies this is the same agent-agnostic step as first-time generation — only the prompt differs (amend vs. generate). This is wired into the pipeline: auto_ip_pipeline.py decides greenfield vs. brownfield from a snapshot taken at the start of each run — did the model file already exist? A new IP runs generate_scaffold + agent_implementation (when: model_new); an existing IP whose DLD changed runs amend_implementation (when: model_exists), which feeds the agent the structured template diff instead of the full prompt pack. Both paths end at the same unit_tests gate, then stamp_provenance records the new baseline. If the template change is trivial enough that the existing tests still pass, the amend agent is skipped entirely.</w:t>
+      </w:r>
+    </w:p>
+    <w:p>
+      <w:pPr>
+        <w:pStyle w:val="Heading2"/>
+      </w:pPr>
+      <w:r>
+        <w:t>Reusing the tooling elsewhere</w:t>
+      </w:r>
+    </w:p>
+    <w:p>
+      <w:pPr/>
+      <w:r>
+        <w:t>Everything above operates on this repo, but nothing in the tools is bound to it. Where models, tests, templates, and DLDs live — and how a model file and class are named — is declared in one place, target_profile.yaml, loaded by tools/target_profile.py. The committed profile describes this repo and matches the tools' built-in defaults, so it changes nothing here; but repointing it lets the same extraction, generation, diff/amend, and validation tooling run against a different SimPy framework:</w:t>
+      </w:r>
+    </w:p>
+    <w:p>
+      <w:pPr/>
+      <w:r>
+        <w:rPr>
+          <w:rFonts w:ascii="Consolas" w:hAnsi="Consolas"/>
+          <w:sz w:val="19"/>
+        </w:rPr>
+        <w:t>paths: {model_dir: sim/models, tests_dir: sim/tests, templates_dir: specs}</w:t>
+        <w:br/>
+      </w:r>
+      <w:r>
+        <w:rPr>
+          <w:rFonts w:ascii="Consolas" w:hAnsi="Consolas"/>
+          <w:sz w:val="19"/>
+        </w:rPr>
+        <w:t>naming: {model_file: "{ip}_model.py", model_class: "Sim{camel}"}</w:t>
+      </w:r>
+    </w:p>
+    <w:p>
+      <w:pPr/>
+      <w:r>
+        <w:t>With that profile, profile.model_file("mailbox_ip") resolves to sim/models/mailbox_ip_model.py and profile.model_class("mailbox_ip") to SimMailboxIp — no tool-code change. This is the seam that turns the pipeline from “builds this repo's models” into “an engine you can point at another codebase.” It is being introduced incrementally: the per-IP artifact paths and the model-class convention already route through the profile (the previously duplicated camel-case-plus-Model logic now lives only in target_profile.py); the remaining hardcoded paths each still resolve to the same default and are migrated as the other-framework integration firms up.</w:t>
       </w:r>
     </w:p>
     <w:p>

--- a/docs/project_overview.docx
+++ b/docs/project_overview.docx
@@ -1649,7 +1649,7 @@
       <w:r>
         <w:drawing>
           <wp:inline xmlns:a="http://schemas.openxmlformats.org/drawingml/2006/main" xmlns:pic="http://schemas.openxmlformats.org/drawingml/2006/picture">
-            <wp:extent cx="5943600" cy="2641600"/>
+            <wp:extent cx="5943600" cy="3207657"/>
             <wp:docPr id="7" name="Picture 7"/>
             <wp:cNvGraphicFramePr>
               <a:graphicFrameLocks noChangeAspect="1"/>
@@ -1670,7 +1670,7 @@
                   <pic:spPr>
                     <a:xfrm>
                       <a:off x="0" y="0"/>
-                      <a:ext cx="5943600" cy="2641600"/>
+                      <a:ext cx="5943600" cy="3207657"/>
                     </a:xfrm>
                     <a:prstGeom prst="rect"/>
                   </pic:spPr>
@@ -1692,7 +1692,7 @@
           <w:color w:val="5F6368"/>
           <w:sz w:val="18"/>
         </w:rPr>
-        <w:t>Figure 7 — The change-driven runner, including the agent retry loop.</w:t>
+        <w:t>Figure 7 — The change-driven runner: the greenfield/brownfield fork (generate vs. amend), the provenance stamp, and the agent retry loop.</w:t>
       </w:r>
     </w:p>
     <w:p>
@@ -3393,7 +3393,7 @@
           <w:b/>
           <w:i w:val="0"/>
         </w:rPr>
-        <w:t>As of 2026-07-13: all gates green — validate_dld_flow.py OK, full unit suite passing (run it for the current count).</w:t>
+        <w:t>As of 2026-07-14: all gates green — validate_dld_flow.py OK, full unit suite passing (run it for the current count).</w:t>
       </w:r>
     </w:p>
     <w:p>
@@ -3900,6 +3900,30 @@
       </w:pPr>
       <w:r>
         <w:t>The template contract declares FIFO capacities (bounded depth or explicit unbounded with a reason — lint-enforced) and, for subsystems, per-connection ack semantics (none / completion_event / level_until_serviced).</w:t>
+      </w:r>
+    </w:p>
+    <w:p>
+      <w:pPr>
+        <w:pStyle w:val="ListBullet"/>
+      </w:pPr>
+      <w:r>
+        <w:t>The contract is enforced in two non-overlapping layers — the JSON Schema owns structure (validated with jsonschema), the linter owns cross-field semantics — and the template's own timing numbers are checked for coherence.</w:t>
+      </w:r>
+    </w:p>
+    <w:p>
+      <w:pPr>
+        <w:pStyle w:val="ListBullet"/>
+      </w:pPr>
+      <w:r>
+        <w:t>Editing a DLD amends rather than regenerates: the pipeline picks the greenfield or brownfield path automatically, feeds the agent a structured template diff (blast-radius tagged), and stamps a model→template provenance baseline so later drift is detected.</w:t>
+      </w:r>
+    </w:p>
+    <w:p>
+      <w:pPr>
+        <w:pStyle w:val="ListBullet"/>
+      </w:pPr>
+      <w:r>
+        <w:t>A target profile (target_profile.yaml) supplies the paths and the model-class naming, so the same tooling can be pointed at another SimPy codebase; migration of the remaining hardcoded paths is incremental.</w:t>
       </w:r>
     </w:p>
     <w:p>

--- a/docs/project_overview.docx
+++ b/docs/project_overview.docx
@@ -926,6 +926,14 @@
         <w:pStyle w:val="ListBullet"/>
       </w:pPr>
       <w:r>
+        <w:t>Per-interface wait models (the Wait model: block each interface states)</w:t>
+      </w:r>
+    </w:p>
+    <w:p>
+      <w:pPr>
+        <w:pStyle w:val="ListBullet"/>
+      </w:pPr>
+      <w:r>
         <w:t>Per-FSM timing operations and the clock rate</w:t>
       </w:r>
     </w:p>
@@ -966,7 +974,7 @@
           <w:b w:val="0"/>
           <w:i w:val="0"/>
         </w:rPr>
-        <w:t>The system never generates a model directly from the DLD. The DLD is human-written prose — inconsistent and incomplete by nature. Instead, a normalized, machine-checkable template (a YAML file with a fixed schema) sits in the middle as the golden reference. The template captures, in one fixed shape regardless of how the DLD was written: the IP's FSM processes and states, interfaces, commands, timing model, invariants, and test scenarios. The annotated templates/reference_template.yaml documents every section.</w:t>
+        <w:t>The system never generates a model directly from the DLD. The DLD is human-written prose — inconsistent and incomplete by nature. Instead, a normalized, machine-checkable template (a YAML file with a fixed schema) sits in the middle as the golden reference. The template captures, in one fixed shape regardless of how the DLD was written: the IP's FSM processes and states, interfaces, commands, timing model, invariants, and test scenarios. Each interface also carries its wait model — whether the requester blocks until the response comes back, blocks in place for an ack, or collects the ack before starting its next request. The annotated templates/reference_template.yaml documents every section.</w:t>
       </w:r>
     </w:p>
     <w:p>
@@ -1602,6 +1610,18 @@
           <w:sz w:val="18"/>
         </w:rPr>
         <w:t>Figure 6 — The gate chain behind a green validate_dld_flow.py, plus the repo-wide code style and coverage hard gates.</w:t>
+      </w:r>
+    </w:p>
+    <w:p>
+      <w:pPr>
+        <w:spacing w:after="160"/>
+      </w:pPr>
+      <w:r>
+        <w:rPr>
+          <w:b w:val="0"/>
+          <w:i w:val="0"/>
+        </w:rPr>
+        <w:t>The wait-model gate is the one that keeps interface semantics honest in both directions: template_lint.py proves each declared wait point names a real FSM state, and check_wait_model_coverage.py proves the model actually enters it - so a template cannot claim the requester blocks for a software clear while the model asserts the interrupt and loops on.</w:t>
       </w:r>
     </w:p>
     <w:p>
@@ -3229,7 +3249,7 @@
               <w:rPr>
                 <w:sz w:val="18"/>
               </w:rPr>
-              <w:t>invariant: “stays asserted until software clears it”</w:t>
+              <w:t>interrupt_output_if.wait_model: wait_for_ack_before_next_request, outstanding_limit: 1, waiting in interrupt_notify.WAIT_SW_CLEAR</w:t>
             </w:r>
           </w:p>
         </w:tc>
@@ -3242,7 +3262,7 @@
               <w:rPr>
                 <w:sz w:val="18"/>
               </w:rPr>
-              <w:t>clear_interrupt() API + doorbell_status set</w:t>
+              <w:t>interrupt_notify parks in WAIT_SW_CLEAR after asserting; clear_interrupt() releases it</w:t>
             </w:r>
           </w:p>
         </w:tc>
@@ -3255,7 +3275,7 @@
               <w:rPr>
                 <w:sz w:val="18"/>
               </w:rPr>
-              <w:t>subsystem tests (mailbox_irq_subsystem)</w:t>
+              <w:t>test_interrupt_waits_for_software_clear_before_next_assertion</w:t>
             </w:r>
           </w:p>
         </w:tc>
@@ -3838,12 +3858,8 @@
             <w:tcW w:type="dxa" w:w="6624"/>
           </w:tcPr>
           <w:p>
-            <w:r/>
             <w:r>
-              <w:rPr>
-                <w:sz w:val="20"/>
-              </w:rPr>
-              <w:t>Interrupt-delivery cluster composing mailbox_ip (doorbell source) and interrupt_controller_ip (delivery fabric) with a modeled software service loop (ack, read, clear, EOI). True level-triggered semantics (EOI re-pends while unserviced messages remain) and duty-cycle interrupt-storm throttling.</w:t>
+              <w:t>Interrupt-delivery cluster composing mailbox_ip (doorbell source) and interrupt_controller_ip (delivery fabric) with a modeled software service loop (ack, read, level deassert, EOI). The bridge acknowledges each mailbox doorbell as it hands the level to the controller, satisfying the mailbox's one-outstanding-interrupt wait model. True level-triggered semantics (EOI re-pends while unserviced messages remain) and duty-cycle interrupt-storm throttling.</w:t>
             </w:r>
           </w:p>
         </w:tc>

--- a/docs/project_overview.docx
+++ b/docs/project_overview.docx
@@ -585,7 +585,7 @@
           <w:b w:val="0"/>
           <w:i w:val="0"/>
         </w:rPr>
-        <w:t>The pipeline detects the new document and drives everything: extraction, review prompts, gate checks, model scaffolding, implementation prompts, unit tests, and a final repo-wide validation. Two steps in the middle need judgment (reviewing the extracted spec, and implementing model behavior) — for those the pipeline either:</w:t>
+        <w:t>The pipeline detects the new document and drives everything: normalization (if your DLD is not already in the shape the extractor reads), extraction, review prompts, gate checks, model scaffolding, implementation prompts, unit tests, and a final repo-wide validation. Three steps in the middle need judgment (reshaping an off-shape document, reviewing the extracted spec, and implementing model behavior) — for those the pipeline either:</w:t>
       </w:r>
     </w:p>
     <w:p>
@@ -640,21 +640,27 @@
       </w:r>
     </w:p>
     <w:p>
-      <w:pPr>
-        <w:pStyle w:val="Heading2"/>
-      </w:pPr>
-      <w:r>
-        <w:t>The step-by-step version (manual, so you see each stage)</w:t>
+      <w:pPr/>
+      <w:r>
+        <w:t>One of those pauses is a person, not an agent: a normalized DLD needs a human to confirm that its meaning survived the reshaping (see “Normalizing a DLD written in another shape” below). It is one command per IP, and it is the only judgment in the system that is deliberately not automatable.</w:t>
       </w:r>
     </w:p>
     <w:p>
       <w:pPr>
+        <w:pStyle w:val="Heading2"/>
+      </w:pPr>
+      <w:r>
+        <w:t>The step-by-step version (manual, so you see each stage)</w:t>
+      </w:r>
+    </w:p>
+    <w:p>
+      <w:pPr>
         <w:jc w:val="center"/>
       </w:pPr>
       <w:r>
         <w:drawing>
           <wp:inline xmlns:a="http://schemas.openxmlformats.org/drawingml/2006/main" xmlns:pic="http://schemas.openxmlformats.org/drawingml/2006/picture">
-            <wp:extent cx="5120640" cy="6008914"/>
+            <wp:extent cx="5120640" cy="6552329"/>
             <wp:docPr id="2" name="Picture 2"/>
             <wp:cNvGraphicFramePr>
               <a:graphicFrameLocks noChangeAspect="1"/>
@@ -675,7 +681,7 @@
                   <pic:spPr>
                     <a:xfrm>
                       <a:off x="0" y="0"/>
-                      <a:ext cx="5120640" cy="6008914"/>
+                      <a:ext cx="5120640" cy="6552329"/>
                     </a:xfrm>
                     <a:prstGeom prst="rect"/>
                   </pic:spPr>
@@ -947,6 +953,62 @@
           <w:i w:val="0"/>
         </w:rPr>
         <w:t>It deliberately leaves for human review: command encodings, test scenarios, invariants, and transition details — these are where DLDs are most often ambiguous, so they get flagged instead of guessed.</w:t>
+      </w:r>
+    </w:p>
+    <w:p>
+      <w:pPr>
+        <w:pStyle w:val="Heading2"/>
+      </w:pPr>
+      <w:r>
+        <w:t>Normalizing a DLD written in another shape</w:t>
+      </w:r>
+    </w:p>
+    <w:p>
+      <w:pPr/>
+      <w:r>
+        <w:t>The extractor is deterministic: it reads the conventions above and degrades to TODO_REVIEW when they are absent. That is what makes it trustworthy — and it also means a DLD written in some other shape extracts badly, and somebody has to reshape it by hand before the pipeline is useful.</w:t>
+      </w:r>
+    </w:p>
+    <w:p>
+      <w:pPr/>
+      <w:r>
+        <w:t>The normalize_dld stage does that reshaping. It rewrites the author's document into the shape the extractor reads, changing structure only — never adding, removing, altering, or even rewording an engineering claim. Two files per IP, so your original is never edited in place: dlds/&lt;ip&gt;_dld.src.md holds your original (a .docx DLD's conversion output lands here), and dlds/&lt;ip&gt;_dld.md is the normalized document the pipeline reads. A DLD already in shape has no .src.md and skips the stage entirely.</w:t>
+      </w:r>
+    </w:p>
+    <w:p>
+      <w:pPr/>
+      <w:r>
+        <w:t>Three properties make this safe to put in front of everything else:</w:t>
+      </w:r>
+    </w:p>
+    <w:p>
+      <w:pPr>
+        <w:pStyle w:val="ListBullet"/>
+      </w:pPr>
+      <w:r>
+        <w:t>It replaces no existing gate. If a normalization is bad, extraction degrades to TODO_REVIEW and the strict coverage gate refuses promotion — the same failure path a badly-written DLD takes today.</w:t>
+      </w:r>
+    </w:p>
+    <w:p>
+      <w:pPr>
+        <w:pStyle w:val="ListBullet"/>
+      </w:pPr>
+      <w:r>
+        <w:t>Nothing is lost silently. Content that maps to no convention is copied verbatim into an “Unplaced Source Content” section the extractor ignores, and the gate counts it.</w:t>
+      </w:r>
+    </w:p>
+    <w:p>
+      <w:pPr>
+        <w:pStyle w:val="ListBullet"/>
+      </w:pPr>
+      <w:r>
+        <w:t>A deterministic gate judges it. check_dld_normalization.py checks measurement and identifier conservation in both directions (a value that appears from nowhere is as suspect as one that vanishes), FSM name, count and per-FSM state parity, wait-model provenance, and unplaced accounting.</w:t>
+      </w:r>
+    </w:p>
+    <w:p>
+      <w:pPr/>
+      <w:r>
+        <w:t>What that gate cannot prove is that the meaning survived — a rewrite could preserve every number while attaching it to the wrong FSM. So that one claim is signed by a person, per IP, exactly the way the model provenance baseline is: python tools\check_dld_normalization.py --stamp &lt;ip&gt;. The stamp records a (source, normalized) hash pair; editing either file breaks it and re-requires review. Until it is current, the pipeline reports the IP as awaiting review and check_template_coverage.py --strict refuses to promote its template — so an unreviewed normalization cannot reach a model.</w:t>
       </w:r>
     </w:p>
     <w:p>
@@ -1566,7 +1628,7 @@
       <w:r>
         <w:drawing>
           <wp:inline xmlns:a="http://schemas.openxmlformats.org/drawingml/2006/main" xmlns:pic="http://schemas.openxmlformats.org/drawingml/2006/picture">
-            <wp:extent cx="4480560" cy="5305926"/>
+            <wp:extent cx="4480560" cy="5907264"/>
             <wp:docPr id="6" name="Picture 6"/>
             <wp:cNvGraphicFramePr>
               <a:graphicFrameLocks noChangeAspect="1"/>
@@ -1587,7 +1649,7 @@
                   <pic:spPr>
                     <a:xfrm>
                       <a:off x="0" y="0"/>
-                      <a:ext cx="4480560" cy="5305926"/>
+                      <a:ext cx="4480560" cy="5907264"/>
                     </a:xfrm>
                     <a:prstGeom prst="rect"/>
                   </pic:spPr>
@@ -1609,7 +1671,7 @@
           <w:color w:val="5F6368"/>
           <w:sz w:val="18"/>
         </w:rPr>
-        <w:t>Figure 6 — The gate chain behind a green validate_dld_flow.py, plus the repo-wide code style and coverage hard gates.</w:t>
+        <w:t>Figure 6 — The gate chain behind a green validate_dld_flow.py, starting with the normalization fidelity gate for DLDs that needed reshaping, plus the repo-wide code style and coverage hard gates.</w:t>
       </w:r>
     </w:p>
     <w:p>
@@ -1669,7 +1731,7 @@
       <w:r>
         <w:drawing>
           <wp:inline xmlns:a="http://schemas.openxmlformats.org/drawingml/2006/main" xmlns:pic="http://schemas.openxmlformats.org/drawingml/2006/picture">
-            <wp:extent cx="5943600" cy="3207657"/>
+            <wp:extent cx="5943600" cy="2676588"/>
             <wp:docPr id="7" name="Picture 7"/>
             <wp:cNvGraphicFramePr>
               <a:graphicFrameLocks noChangeAspect="1"/>
@@ -1690,7 +1752,7 @@
                   <pic:spPr>
                     <a:xfrm>
                       <a:off x="0" y="0"/>
-                      <a:ext cx="5943600" cy="3207657"/>
+                      <a:ext cx="5943600" cy="2676588"/>
                     </a:xfrm>
                     <a:prstGeom prst="rect"/>
                   </pic:spPr>
@@ -1712,7 +1774,7 @@
           <w:color w:val="5F6368"/>
           <w:sz w:val="18"/>
         </w:rPr>
-        <w:t>Figure 7 — The change-driven runner: the greenfield/brownfield fork (generate vs. amend), the provenance stamp, and the agent retry loop.</w:t>
+        <w:t>Figure 7 — The change-driven runner: the optional normalization stage, the greenfield/brownfield fork (generate vs. amend), the provenance stamp, and the agent retry loop.</w:t>
       </w:r>
     </w:p>
     <w:p>
@@ -1737,11 +1799,9 @@
         <w:rPr>
           <w:b/>
         </w:rPr>
-        <w:t xml:space="preserve">Agent steps: </w:t>
-      </w:r>
-      <w:r>
-        <w:t>The two agent steps (template review, model implementation) are the only places judgment is needed. Without an agent, the runner writes the prompt to reports/agent_requests/&lt;ip&gt;.&lt;step&gt;.prompt.md and reports the IP as awaiting. With --agent &lt;profile&gt; (named commands in the harness YAML's agent_profiles) or --agent-cmd "&lt;raw command&gt;", it pipes the prompt to that command and, when validation fails, re-invokes it with the failure log — up to loop_policy.max_iterations from harness/ip_generation_loop.yaml.</w:t>
-      </w:r>
+        <w:t>Agent steps: The three agent steps (DLD normalization, template review, model implementation) are where judgment is needed. Without an agent, the runner writes the prompt to reports/agent_requests/&lt;ip&gt;.&lt;step&gt;.prompt.md and reports the IP as awaiting. With --agent &lt;profile&gt; (named commands in the harness YAML's agent_profiles) or --agent-cmd "&lt;raw command&gt;", it pipes the prompt to that command and, while the gates fail, re-invokes it with the failure log. One pause is a human by design: the normalization review stamp is a gate no machine can satisfy, so it sits outside every agent retry loop and reports the IP as awaiting rather than failed.</w:t>
+      </w:r>
+      <w:r/>
     </w:p>
     <w:p>
       <w:pPr>

--- a/docs/project_overview.docx
+++ b/docs/project_overview.docx
@@ -1684,6 +1684,12 @@
           <w:i w:val="0"/>
         </w:rPr>
         <w:t>The wait-model gate is the one that keeps interface semantics honest in both directions: template_lint.py proves each declared wait point names a real FSM state, and check_wait_model_coverage.py proves the model actually enters it - so a template cannot claim the requester blocks for a software clear while the model asserts the interrupt and loops on.</w:t>
+      </w:r>
+    </w:p>
+    <w:p>
+      <w:pPr/>
+      <w:r>
+        <w:t>To run every repo-wide gate, not just that chain — style, code coverage, provenance, normalization fidelity and the Word-overview sync as well — run python tools/run_ci.py (about a minute), and python tools/run_ci.py --install-hook once per clone to run it before every push. This is the repo's CI, and it is local by choice: the gate list is read from the harness, and the tool replaces what a hosted runner would give — it checks the declared dependencies are installed, and warns when a dirty working tree means the files checked are not the commits being pushed.</w:t>
       </w:r>
     </w:p>
     <w:p>
@@ -3473,7 +3479,7 @@
           <w:b/>
           <w:i w:val="0"/>
         </w:rPr>
-        <w:t>As of 2026-07-14: all gates green — validate_dld_flow.py OK, full unit suite passing (run it for the current count).</w:t>
+        <w:t>As of 2026-07-28: all gates green — python tools/run_ci.py runs every one of them in about a minute, and the pre-push hook runs it before anything leaves the machine.</w:t>
       </w:r>
     </w:p>
     <w:p>
@@ -3481,7 +3487,7 @@
         <w:pStyle w:val="Heading2"/>
       </w:pPr>
       <w:r>
-        <w:t>Modeled IPs (9)</w:t>
+        <w:t>Modeled IPs (10)</w:t>
       </w:r>
     </w:p>
     <w:tbl>
@@ -3804,6 +3810,28 @@
           </w:p>
         </w:tc>
       </w:tr>
+      <w:tr>
+        <w:tc>
+          <w:tcPr>
+            <w:tcW w:type="dxa" w:w="4680"/>
+          </w:tcPr>
+          <w:p>
+            <w:r>
+              <w:t>sram_ctrl_ip</w:t>
+            </w:r>
+          </w:p>
+        </w:tc>
+        <w:tc>
+          <w:tcPr>
+            <w:tcW w:type="dxa" w:w="4680"/>
+          </w:tcPr>
+          <w:p>
+            <w:r>
+              <w:t>Banked on-chip buffer SRAM: request accept and bank decode, round-robin bank scheduling with ECC check and read-modify-write, background ECC scrub. The first IP whose DLD arrived off-shape and was normalized into the pipeline.</w:t>
+            </w:r>
+          </w:p>
+        </w:tc>
+      </w:tr>
     </w:tbl>
     <w:p>
       <w:pPr>
@@ -3936,6 +3964,22 @@
       </w:pPr>
       <w:r>
         <w:t>Pipeline maturity</w:t>
+      </w:r>
+    </w:p>
+    <w:p>
+      <w:pPr>
+        <w:pStyle w:val="ListBullet"/>
+      </w:pPr>
+      <w:r>
+        <w:t>sram_ctrl_ip went further: its DLD arrived in another house style, with no FSM or interface the extractor could read, and was normalized into shape before any of the above ran. Both agent stages passed on the first attempt. It is the proof that the pipeline accepts documents as engineers write them, not only documents written to its conventions.</w:t>
+      </w:r>
+    </w:p>
+    <w:p>
+      <w:pPr>
+        <w:pStyle w:val="ListBullet"/>
+      </w:pPr>
+      <w:r>
+        <w:t>Every gate runs in one command, locally. python tools/run_ci.py runs the repo-wide gates — read from the harness, so adding a stage adds it to CI — and .githooks/pre-push runs them before a push. There is no hosted CI by choice, so the runner replaces what a hosted one gives free: it checks that the declared dependencies are actually installed, and says so when the working tree is dirty and the files checked are not the commits being pushed.</w:t>
       </w:r>
     </w:p>
     <w:p>

--- a/docs/project_overview.docx
+++ b/docs/project_overview.docx
@@ -12,24 +12,7 @@
     </w:p>
     <w:p>
       <w:r>
-        <w:rPr>
-          <w:i/>
-          <w:color w:val="5F6368"/>
-          <w:sz w:val="24"/>
-        </w:rPr>
-        <w:t>From hardware design documents (DLDs) to validated SimPy performance models and unit tests</w:t>
-      </w:r>
-    </w:p>
-    <w:p>
-      <w:pPr>
-        <w:spacing w:after="80"/>
-      </w:pPr>
-      <w:r>
-        <w:rPr>
-          <w:b w:val="0"/>
-          <w:i w:val="0"/>
-        </w:rPr>
-        <w:t>This document answers four questions, in order:</w:t>
+        <w:t>Reading this for the first time? This document answers three questions, in order:</w:t>
       </w:r>
     </w:p>
     <w:p>
@@ -37,7 +20,7 @@
         <w:pStyle w:val="ListNumber"/>
       </w:pPr>
       <w:r>
-        <w:t>What does this system do for me?  (Part 1)</w:t>
+        <w:t>What does this system do for me?</w:t>
       </w:r>
     </w:p>
     <w:p>
@@ -45,7 +28,7 @@
         <w:pStyle w:val="ListNumber"/>
       </w:pPr>
       <w:r>
-        <w:t>How do I generate a model and unit tests from my DLD?  (Part 2)</w:t>
+        <w:t>How do I generate a model and unit tests from my DLD?</w:t>
       </w:r>
     </w:p>
     <w:p>
@@ -53,7 +36,7 @@
         <w:pStyle w:val="ListNumber"/>
       </w:pPr>
       <w:r>
-        <w:t>What actually happens in the background?  (Part 3)</w:t>
+        <w:t>What actually happens in the background?</w:t>
       </w:r>
     </w:p>
     <w:p>
@@ -61,19 +44,17 @@
         <w:pStyle w:val="ListNumber"/>
       </w:pPr>
       <w:r>
-        <w:t>Show me one real IP, end to end.  (Part 4)</w:t>
-      </w:r>
-    </w:p>
-    <w:p>
-      <w:pPr>
-        <w:spacing w:after="160"/>
-      </w:pPr>
-      <w:r>
-        <w:rPr>
-          <w:b w:val="0"/>
-          <w:i w:val="0"/>
-        </w:rPr>
-        <w:t>Current project status is in Part 5. The exact CLI command reference lives in the repository README. The diagrams in this document are also available as standalone SVG files in docs/diagrams/.</w:t>
+        <w:t>Show me one real IP, end to end.</w:t>
+      </w:r>
+    </w:p>
+    <w:p>
+      <w:r>
+        <w:t>The exact CLI command reference lives in the README. Current project status is at the end of this document.</w:t>
+      </w:r>
+    </w:p>
+    <w:p>
+      <w:r>
+        <w:t>&gt; Prefer Word? This document also exists as &gt; project_overview.docx with all diagrams embedded — &gt; same content, shareable outside the repo. This Markdown file is the canonical &gt; source; the docx is generated from it by &gt; python tools/render_overview_docx.py, kept honest by a &gt; provenance check (python tools/check_overview_sync.py) that fails if the &gt; docx drifts from this file. &gt; &gt; Standalone diagrams: every flow diagram in this document also exists as &gt; a plain SVG image in docs/diagrams/ — open &gt; diagrams/index.html in a browser to view them all, or &gt; drop the individual .svg files straight into slides and documents. No &gt; markdown/mermaid viewer needed.</w:t>
       </w:r>
     </w:p>
     <w:p>
@@ -93,67 +74,8 @@
       </w:r>
     </w:p>
     <w:p>
-      <w:pPr>
-        <w:shd w:val="clear" w:fill="FFF4E5"/>
-      </w:pPr>
-      <w:r>
-        <w:rPr>
-          <w:b/>
-        </w:rPr>
-        <w:t>You write a design document for your hardware IP block; this system turns it into a runnable performance model (Python/SimPy) and a unit test suite — with automated checks at every step so nothing is invented or lost along the way.</w:t>
-      </w:r>
-    </w:p>
-    <w:p>
-      <w:pPr>
-        <w:jc w:val="center"/>
-      </w:pPr>
-      <w:r>
-        <w:drawing>
-          <wp:inline xmlns:a="http://schemas.openxmlformats.org/drawingml/2006/main" xmlns:pic="http://schemas.openxmlformats.org/drawingml/2006/picture">
-            <wp:extent cx="5943600" cy="2165888"/>
-            <wp:docPr id="1" name="Picture 1"/>
-            <wp:cNvGraphicFramePr>
-              <a:graphicFrameLocks noChangeAspect="1"/>
-            </wp:cNvGraphicFramePr>
-            <a:graphic>
-              <a:graphicData uri="http://schemas.openxmlformats.org/drawingml/2006/picture">
-                <pic:pic>
-                  <pic:nvPicPr>
-                    <pic:cNvPr id="0" name="01_big_picture.png"/>
-                    <pic:cNvPicPr/>
-                  </pic:nvPicPr>
-                  <pic:blipFill>
-                    <a:blip r:embed="rId9"/>
-                    <a:stretch>
-                      <a:fillRect/>
-                    </a:stretch>
-                  </pic:blipFill>
-                  <pic:spPr>
-                    <a:xfrm>
-                      <a:off x="0" y="0"/>
-                      <a:ext cx="5943600" cy="2165888"/>
-                    </a:xfrm>
-                    <a:prstGeom prst="rect"/>
-                  </pic:spPr>
-                </pic:pic>
-              </a:graphicData>
-            </a:graphic>
-          </wp:inline>
-        </w:drawing>
-      </w:r>
-    </w:p>
-    <w:p>
-      <w:pPr>
-        <w:spacing w:after="280"/>
-        <w:jc w:val="center"/>
-      </w:pPr>
-      <w:r>
-        <w:rPr>
-          <w:i/>
-          <w:color w:val="5F6368"/>
-          <w:sz w:val="18"/>
-        </w:rPr>
-        <w:t>Figure 1 — The big picture: DLD in, validated model + tests out.</w:t>
+      <w:r>
+        <w:t>&gt; You write a design document for your hardware IP block; this system turns it &gt; into a runnable performance model (Python/SimPy) and a unit test &gt; suite — with automated checks at every step so nothing is invented or &gt; lost along the way.</w:t>
       </w:r>
     </w:p>
     <w:p>
@@ -165,29 +87,12 @@
       </w:r>
     </w:p>
     <w:p>
-      <w:pPr>
-        <w:spacing w:after="80"/>
-      </w:pPr>
-      <w:r>
-        <w:rPr>
-          <w:b/>
-          <w:i w:val="0"/>
-        </w:rPr>
-        <w:t xml:space="preserve">You provide: </w:t>
-      </w:r>
-      <w:r>
-        <w:t>a DLD (Design-Level Document) — an ordinary markdown (or Word) file describing your IP block: what it does, its interfaces, its internal state machines (FSMs), and how many cycles each operation takes. Examples live in dlds/ — e.g. timer_ip_dld.md.</w:t>
-      </w:r>
-    </w:p>
-    <w:p>
-      <w:pPr>
-        <w:spacing w:after="120"/>
-      </w:pPr>
-      <w:r>
-        <w:rPr>
-          <w:b/>
-          <w:i w:val="0"/>
-        </w:rPr>
+      <w:r>
+        <w:t>You provide: a DLD (Design-Level Document) — an ordinary markdown (or Word) file describing your IP block: what it does, its interfaces, its internal state machines (FSMs), and how many cycles each operation takes. Examples live in dlds/ — e.g. completion_ip_dld.md.</w:t>
+      </w:r>
+    </w:p>
+    <w:p>
+      <w:r>
         <w:t>You get back:</w:t>
       </w:r>
     </w:p>
@@ -195,8 +100,6 @@
       <w:tblPr>
         <w:tblStyle w:val="TableGrid"/>
         <w:tblW w:type="auto" w:w="0"/>
-        <w:jc w:val="center"/>
-        <w:tblLayout w:type="fixed"/>
         <w:tblLook w:firstColumn="1" w:firstRow="1" w:lastColumn="0" w:lastRow="0" w:noHBand="0" w:noVBand="1" w:val="04A0"/>
       </w:tblPr>
       <w:tblGrid>
@@ -207,54 +110,30 @@
       <w:tr>
         <w:tc>
           <w:tcPr>
-            <w:tcW w:type="dxa" w:w="1584"/>
+            <w:tcW w:type="dxa" w:w="3120"/>
           </w:tcPr>
           <w:p>
-            <w:pPr>
-              <w:shd w:val="clear" w:fill="F1F3F4"/>
-            </w:pPr>
-            <w:r/>
             <w:r>
-              <w:rPr>
-                <w:b/>
-                <w:sz w:val="20"/>
-              </w:rPr>
               <w:t>Output</w:t>
             </w:r>
           </w:p>
         </w:tc>
         <w:tc>
           <w:tcPr>
-            <w:tcW w:type="dxa" w:w="5184"/>
+            <w:tcW w:type="dxa" w:w="3120"/>
           </w:tcPr>
           <w:p>
-            <w:pPr>
-              <w:shd w:val="clear" w:fill="F1F3F4"/>
-            </w:pPr>
-            <w:r/>
             <w:r>
-              <w:rPr>
-                <w:b/>
-                <w:sz w:val="20"/>
-              </w:rPr>
               <w:t>What it is</w:t>
             </w:r>
           </w:p>
         </w:tc>
         <w:tc>
           <w:tcPr>
-            <w:tcW w:type="dxa" w:w="2592"/>
+            <w:tcW w:type="dxa" w:w="3120"/>
           </w:tcPr>
           <w:p>
-            <w:pPr>
-              <w:shd w:val="clear" w:fill="F1F3F4"/>
-            </w:pPr>
-            <w:r/>
             <w:r>
-              <w:rPr>
-                <w:b/>
-                <w:sz w:val="20"/>
-              </w:rPr>
               <w:t>Where it lands</w:t>
             </w:r>
           </w:p>
@@ -263,42 +142,30 @@
       <w:tr>
         <w:tc>
           <w:tcPr>
-            <w:tcW w:type="dxa" w:w="1584"/>
+            <w:tcW w:type="dxa" w:w="3120"/>
           </w:tcPr>
           <w:p>
-            <w:r/>
             <w:r>
-              <w:rPr>
-                <w:sz w:val="20"/>
-              </w:rPr>
               <w:t>SimPy model</w:t>
             </w:r>
           </w:p>
         </w:tc>
         <w:tc>
           <w:tcPr>
-            <w:tcW w:type="dxa" w:w="5184"/>
+            <w:tcW w:type="dxa" w:w="3120"/>
           </w:tcPr>
           <w:p>
-            <w:r/>
             <w:r>
-              <w:rPr>
-                <w:sz w:val="20"/>
-              </w:rPr>
               <w:t>A Python simulation of your IP: every FSM runs as a concurrent process, every delay comes from your DLD's timing table. You can run traffic through it and measure latency, throughput, backpressure.</w:t>
             </w:r>
           </w:p>
         </w:tc>
         <w:tc>
           <w:tcPr>
-            <w:tcW w:type="dxa" w:w="2592"/>
+            <w:tcW w:type="dxa" w:w="3120"/>
           </w:tcPr>
           <w:p>
-            <w:r/>
             <w:r>
-              <w:rPr>
-                <w:sz w:val="20"/>
-              </w:rPr>
               <w:t>src/ip_model_automation/&lt;ip&gt;.py</w:t>
             </w:r>
           </w:p>
@@ -307,42 +174,30 @@
       <w:tr>
         <w:tc>
           <w:tcPr>
-            <w:tcW w:type="dxa" w:w="1584"/>
+            <w:tcW w:type="dxa" w:w="3120"/>
           </w:tcPr>
           <w:p>
-            <w:r/>
             <w:r>
-              <w:rPr>
-                <w:sz w:val="20"/>
-              </w:rPr>
               <w:t>Unit tests</w:t>
             </w:r>
           </w:p>
         </w:tc>
         <w:tc>
           <w:tcPr>
-            <w:tcW w:type="dxa" w:w="5184"/>
+            <w:tcW w:type="dxa" w:w="3120"/>
           </w:tcPr>
           <w:p>
-            <w:r/>
             <w:r>
-              <w:rPr>
-                <w:sz w:val="20"/>
-              </w:rPr>
               <w:t>Tests that check the model's functional behavior and its timing against what the DLD stated.</w:t>
             </w:r>
           </w:p>
         </w:tc>
         <w:tc>
           <w:tcPr>
-            <w:tcW w:type="dxa" w:w="2592"/>
+            <w:tcW w:type="dxa" w:w="3120"/>
           </w:tcPr>
           <w:p>
-            <w:r/>
             <w:r>
-              <w:rPr>
-                <w:sz w:val="20"/>
-              </w:rPr>
               <w:t>tests/test_&lt;ip&gt;.py</w:t>
             </w:r>
           </w:p>
@@ -351,42 +206,30 @@
       <w:tr>
         <w:tc>
           <w:tcPr>
-            <w:tcW w:type="dxa" w:w="1584"/>
+            <w:tcW w:type="dxa" w:w="3120"/>
           </w:tcPr>
           <w:p>
-            <w:r/>
             <w:r>
-              <w:rPr>
-                <w:sz w:val="20"/>
-              </w:rPr>
               <w:t>Gaps report</w:t>
             </w:r>
           </w:p>
         </w:tc>
         <w:tc>
           <w:tcPr>
-            <w:tcW w:type="dxa" w:w="5184"/>
+            <w:tcW w:type="dxa" w:w="3120"/>
           </w:tcPr>
           <w:p>
-            <w:r/>
             <w:r>
-              <w:rPr>
-                <w:sz w:val="20"/>
-              </w:rPr>
               <w:t>A checklist of everything your DLD didn't say (missing timing, unclear behavior, open items) — so you know exactly what to clarify instead of discovering it later.</w:t>
             </w:r>
           </w:p>
         </w:tc>
         <w:tc>
           <w:tcPr>
-            <w:tcW w:type="dxa" w:w="2592"/>
+            <w:tcW w:type="dxa" w:w="3120"/>
           </w:tcPr>
           <w:p>
-            <w:r/>
             <w:r>
-              <w:rPr>
-                <w:sz w:val="20"/>
-              </w:rPr>
               <w:t>reports/&lt;ip&gt;.gaps.md</w:t>
             </w:r>
           </w:p>
@@ -395,42 +238,30 @@
       <w:tr>
         <w:tc>
           <w:tcPr>
-            <w:tcW w:type="dxa" w:w="1584"/>
+            <w:tcW w:type="dxa" w:w="3120"/>
           </w:tcPr>
           <w:p>
-            <w:r/>
             <w:r>
-              <w:rPr>
-                <w:sz w:val="20"/>
-              </w:rPr>
               <w:t>Readable spec</w:t>
             </w:r>
           </w:p>
         </w:tc>
         <w:tc>
           <w:tcPr>
-            <w:tcW w:type="dxa" w:w="5184"/>
+            <w:tcW w:type="dxa" w:w="3120"/>
           </w:tcPr>
           <w:p>
-            <w:r/>
             <w:r>
-              <w:rPr>
-                <w:sz w:val="20"/>
-              </w:rPr>
               <w:t>A clean, browsable HTML/Markdown rendering of the normalized spec extracted from your DLD — handy for reviews.</w:t>
             </w:r>
           </w:p>
         </w:tc>
         <w:tc>
           <w:tcPr>
-            <w:tcW w:type="dxa" w:w="2592"/>
+            <w:tcW w:type="dxa" w:w="3120"/>
           </w:tcPr>
           <w:p>
-            <w:r/>
             <w:r>
-              <w:rPr>
-                <w:sz w:val="20"/>
-              </w:rPr>
               <w:t>reports/template_docs/</w:t>
             </w:r>
           </w:p>
@@ -439,27 +270,104 @@
     </w:tbl>
     <w:p>
       <w:pPr>
-        <w:spacing w:after="40"/>
+        <w:pStyle w:val="Heading2"/>
       </w:pPr>
+      <w:r>
+        <w:t>Why would I want a SimPy model?</w:t>
+      </w:r>
+    </w:p>
+    <w:p>
+      <w:r>
+        <w:t>Long before RTL exists, a transaction-level delay model lets you answer questions like:</w:t>
+      </w:r>
+    </w:p>
+    <w:p>
+      <w:pPr>
+        <w:pStyle w:val="ListBullet"/>
+      </w:pPr>
+      <w:r>
+        <w:t>What's the end-to-end latency of a DMA descriptor under load?</w:t>
+      </w:r>
+    </w:p>
+    <w:p>
+      <w:pPr>
+        <w:pStyle w:val="ListBullet"/>
+      </w:pPr>
+      <w:r>
+        <w:t>Where does backpressure build up when the completion queue is slow?</w:t>
+      </w:r>
+    </w:p>
+    <w:p>
+      <w:pPr>
+        <w:pStyle w:val="ListBullet"/>
+      </w:pPr>
+      <w:r>
+        <w:t>Is the arbitration policy fair across tenants at high occupancy?</w:t>
+      </w:r>
+    </w:p>
+    <w:p>
+      <w:r>
+        <w:t>The repo includes a ready-made experiments layer (tools/run_experiments.py) that sweeps a model parameter against a fixed workload and produces CSV + markdown result tables.</w:t>
+      </w:r>
     </w:p>
     <w:p>
       <w:pPr>
         <w:pStyle w:val="Heading2"/>
       </w:pPr>
       <w:r>
-        <w:t>Why would I want a SimPy model?</w:t>
+        <w:t>The core promise: nothing is invented</w:t>
+      </w:r>
+    </w:p>
+    <w:p>
+      <w:r>
+        <w:t>DLDs are written by humans, so they vary in format and always omit something. This system never guesses. Anything the DLD doesn't state is flagged in the gaps report and marked TODO_REVIEW for a human (or an LLM under a strict contract) to resolve — using only what the DLD actually says. Automated gates block progress until every marker is resolved. That's what makes the generated model trustworthy.</w:t>
       </w:r>
     </w:p>
     <w:p>
       <w:pPr>
-        <w:spacing w:after="80"/>
+        <w:pStyle w:val="Heading1"/>
       </w:pPr>
       <w:r>
-        <w:rPr>
-          <w:b w:val="0"/>
-          <w:i w:val="0"/>
-        </w:rPr>
-        <w:t>Long before RTL exists, a transaction-level delay model lets you answer questions like:</w:t>
+        <w:t>Part 2 — How to go from a DLD to a model + tests</w:t>
+      </w:r>
+    </w:p>
+    <w:p>
+      <w:pPr>
+        <w:pStyle w:val="Heading2"/>
+      </w:pPr>
+      <w:r>
+        <w:t>The short version (fully automated)</w:t>
+      </w:r>
+    </w:p>
+    <w:p>
+      <w:r>
+        <w:t>Drop your DLD into dlds/ and run the pipeline:</w:t>
+      </w:r>
+    </w:p>
+    <w:p>
+      <w:r>
+        <w:t># 1. Add your document (markdown or .docx both work)</w:t>
+      </w:r>
+    </w:p>
+    <w:p>
+      <w:r>
+        <w:t>copy my_ip_dld.md dlds\</w:t>
+      </w:r>
+    </w:p>
+    <w:p/>
+    <w:p>
+      <w:r>
+        <w:t># 2. Run the automated pipeline</w:t>
+      </w:r>
+    </w:p>
+    <w:p>
+      <w:r>
+        <w:t>python tools\auto_ip_pipeline.py</w:t>
+      </w:r>
+    </w:p>
+    <w:p>
+      <w:r>
+        <w:t>The pipeline detects the new document and drives everything: normalization (if your DLD is not already in the shape the extractor reads), extraction, review prompts, gate checks, model scaffolding, implementation prompts, unit tests, and a final repo-wide validation. Three steps in the middle need judgment (reshaping an off-shape document, reviewing the extracted spec, and implementing model behavior) — for those the pipeline either:</w:t>
       </w:r>
     </w:p>
     <w:p>
@@ -467,7 +375,12 @@
         <w:pStyle w:val="ListBullet"/>
       </w:pPr>
       <w:r>
-        <w:t>What's the end-to-end latency of a DMA descriptor under load?</w:t>
+        <w:t>writes a ready-to-send prompt to reports/agent_requests/ and pauses,</w:t>
+      </w:r>
+    </w:p>
+    <w:p>
+      <w:r>
+        <w:t>telling you which IP is awaiting which step (you or an LLM complete it, then re-run), or</w:t>
       </w:r>
     </w:p>
     <w:p>
@@ -475,7 +388,230 @@
         <w:pStyle w:val="ListBullet"/>
       </w:pPr>
       <w:r>
-        <w:t>Where does backpressure build up when the completion queue is slow?</w:t>
+        <w:t>runs unattended if you give it a coding agent — any vendor's agent</w:t>
+      </w:r>
+    </w:p>
+    <w:p>
+      <w:r>
+        <w:t>works (Claude, Codex, Gemini, in-house) as long as it runs headless, reads the prompt from stdin, and can edit files. The runner pipes the prompt in, validates the result, and retries with the failure log if validation fails:</w:t>
+      </w:r>
+    </w:p>
+    <w:p>
+      <w:r>
+        <w:t xml:space="preserve">  python tools\auto_ip_pipeline.py --agent codex        # named profile from the harness YAML</w:t>
+      </w:r>
+    </w:p>
+    <w:p>
+      <w:r>
+        <w:t xml:space="preserve">  python tools\auto_ip_pipeline.py --agent-cmd "my-agent --auto"   # any raw command</w:t>
+      </w:r>
+    </w:p>
+    <w:p>
+      <w:r>
+        <w:t>When the pipeline reports green, you have a validated model in src/ip_model_automation/ and passing tests in tests/.</w:t>
+      </w:r>
+    </w:p>
+    <w:p>
+      <w:r>
+        <w:t>One of those pauses is a person, not an agent: a normalized DLD needs a human to confirm that its meaning survived the reshaping (see Normalizing a DLD below). It is one command per IP, and it is the only judgment in the system that is deliberately not automatable.</w:t>
+      </w:r>
+    </w:p>
+    <w:p>
+      <w:pPr>
+        <w:pStyle w:val="Heading2"/>
+      </w:pPr>
+      <w:r>
+        <w:t>The step-by-step version (manual, so you see each stage)</w:t>
+      </w:r>
+    </w:p>
+    <w:p>
+      <w:r>
+        <w:t>flowchart TD</w:t>
+      </w:r>
+    </w:p>
+    <w:p>
+      <w:r>
+        <w:t xml:space="preserve">    A0["0. (only if off-shape) Normalize&lt;br/&gt;dlds/&amp;lt;ip&amp;gt;_dld.src.md → dlds/&amp;lt;ip&amp;gt;_dld.md"] --&gt; A</w:t>
+      </w:r>
+    </w:p>
+    <w:p>
+      <w:r>
+        <w:t xml:space="preserve">    A["1. Write dlds/&amp;lt;ip&amp;gt;_dld.md"] --&gt; B["2. Extract draft spec + gaps report&lt;br/&gt;&lt;code&gt;dld_to_template.py&lt;/code&gt;"]</w:t>
+      </w:r>
+    </w:p>
+    <w:p>
+      <w:r>
+        <w:t xml:space="preserve">    B --&gt; C["3. Review: resolve every TODO_REVIEW&lt;br/&gt;(using only what the DLD states)"]</w:t>
+      </w:r>
+    </w:p>
+    <w:p>
+      <w:r>
+        <w:t xml:space="preserve">    C --&gt; D{"4. Gates:&lt;br/&gt;lint + DLD-coverage check"}</w:t>
+      </w:r>
+    </w:p>
+    <w:p>
+      <w:r>
+        <w:t xml:space="preserve">    D --&gt;|fail| C</w:t>
+      </w:r>
+    </w:p>
+    <w:p>
+      <w:r>
+        <w:t xml:space="preserve">    D --&gt;|pass| E["5. Promote to golden template&lt;br/&gt;templates/&amp;lt;ip&amp;gt;.template.yaml"]</w:t>
+      </w:r>
+    </w:p>
+    <w:p>
+      <w:r>
+        <w:t xml:space="preserve">    E --&gt; F["6. Generate model scaffold + implement behavior"]</w:t>
+      </w:r>
+    </w:p>
+    <w:p>
+      <w:r>
+        <w:t xml:space="preserve">    F --&gt; G["7. Write unit tests from template scenarios"]</w:t>
+      </w:r>
+    </w:p>
+    <w:p>
+      <w:r>
+        <w:t xml:space="preserve">    G --&gt; H{"8. Full validation&lt;br/&gt;&lt;code&gt;validate_dld_flow.py&lt;/code&gt;"}</w:t>
+      </w:r>
+    </w:p>
+    <w:p>
+      <w:r>
+        <w:t xml:space="preserve">    H --&gt;|fail| F</w:t>
+      </w:r>
+    </w:p>
+    <w:p>
+      <w:r>
+        <w:t xml:space="preserve">    H --&gt;|pass| I["✅ Done: model + tests, all green"]</w:t>
+      </w:r>
+    </w:p>
+    <w:p/>
+    <w:p>
+      <w:r>
+        <w:t xml:space="preserve">    classDef gate fill:#fff4e5,stroke:#f5a623;</w:t>
+      </w:r>
+    </w:p>
+    <w:p>
+      <w:r>
+        <w:t xml:space="preserve">    class D,H gate;</w:t>
+      </w:r>
+    </w:p>
+    <w:p>
+      <w:pPr>
+        <w:pStyle w:val="ListNumber"/>
+      </w:pPr>
+      <w:r>
+        <w:t>Write the DLD — dlds/&lt;ip&gt;_dld.md, with the usual sections: Purpose,</w:t>
+      </w:r>
+    </w:p>
+    <w:p>
+      <w:r>
+        <w:t>Interfaces, FSMs (with their states), a timing table, and Open Items. Any existing DLD in dlds/ is a good example to copy the shape of.</w:t>
+      </w:r>
+    </w:p>
+    <w:p>
+      <w:pPr>
+        <w:pStyle w:val="ListNumber"/>
+      </w:pPr>
+      <w:r>
+        <w:t>Extract a draft spec and a gaps report:</w:t>
+      </w:r>
+    </w:p>
+    <w:p>
+      <w:r>
+        <w:t xml:space="preserve">   python tools\dld_to_template.py dlds\&lt;ip&gt;_dld.md</w:t>
+      </w:r>
+    </w:p>
+    <w:p>
+      <w:pPr>
+        <w:pStyle w:val="ListNumber"/>
+      </w:pPr>
+      <w:r>
+        <w:t>Review the draft (templates/&lt;ip&gt;.template.draft.yaml): replace every</w:t>
+      </w:r>
+    </w:p>
+    <w:p>
+      <w:r>
+        <w:t>TODO_REVIEW marker. The rule: fill in only what the DLD states — if the DLD is silent, fix the DLD (or record the decision there), don't invent.</w:t>
+      </w:r>
+    </w:p>
+    <w:p>
+      <w:pPr>
+        <w:pStyle w:val="ListNumber"/>
+      </w:pPr>
+      <w:r>
+        <w:t>Pass the gates, then promote the draft:</w:t>
+      </w:r>
+    </w:p>
+    <w:p>
+      <w:r>
+        <w:t xml:space="preserve">   python tools\check_template_coverage.py templates\&lt;ip&gt;.template.draft.yaml dlds\&lt;ip&gt;_dld.md --strict</w:t>
+      </w:r>
+    </w:p>
+    <w:p>
+      <w:r>
+        <w:t xml:space="preserve">   python tools\template_lint.py templates\&lt;ip&gt;.template.yaml</w:t>
+      </w:r>
+    </w:p>
+    <w:p>
+      <w:pPr>
+        <w:pStyle w:val="ListNumber"/>
+      </w:pPr>
+      <w:r>
+        <w:t>Generate the model scaffold and fill in behavior *from the template</w:t>
+      </w:r>
+    </w:p>
+    <w:p>
+      <w:r>
+        <w:t>only*:</w:t>
+      </w:r>
+    </w:p>
+    <w:p>
+      <w:r>
+        <w:t xml:space="preserve">   python tools\generate_model_scaffold.py templates\&lt;ip&gt;.template.yaml --output-dir src\ip_model_automation</w:t>
+      </w:r>
+    </w:p>
+    <w:p>
+      <w:pPr>
+        <w:pStyle w:val="ListNumber"/>
+      </w:pPr>
+      <w:r>
+        <w:t>Write unit tests from the template's test_scenarios (and register</w:t>
+      </w:r>
+    </w:p>
+    <w:p>
+      <w:r>
+        <w:t>the model in common.py + ip.py).</w:t>
+      </w:r>
+    </w:p>
+    <w:p>
+      <w:pPr>
+        <w:pStyle w:val="ListNumber"/>
+      </w:pPr>
+      <w:r>
+        <w:t>Validate everything:</w:t>
+      </w:r>
+    </w:p>
+    <w:p>
+      <w:r>
+        <w:t xml:space="preserve">   python tools\validate_dld_flow.py</w:t>
+      </w:r>
+    </w:p>
+    <w:p>
+      <w:r>
+        <w:t>This exact path added mailbox_ip, spi_master_ip, and i3c_ip: brand-new DLDs in, validated models and tests out. (All three have since been retired — see Part 5. The path is what this section is about, not the passengers.)</w:t>
+      </w:r>
+    </w:p>
+    <w:p>
+      <w:pPr>
+        <w:pStyle w:val="Heading2"/>
+      </w:pPr>
+      <w:r>
+        <w:t>What makes a DLD "extract well"</w:t>
+      </w:r>
+    </w:p>
+    <w:p>
+      <w:r>
+        <w:t>The extractor understands common DLD conventions. It reliably picks up:</w:t>
       </w:r>
     </w:p>
     <w:p>
@@ -483,19 +619,36 @@
         <w:pStyle w:val="ListBullet"/>
       </w:pPr>
       <w:r>
-        <w:t>Is the arbitration policy fair across tenants at high occupancy?</w:t>
+        <w:t>FSM names, their states, and the total FSM count</w:t>
       </w:r>
     </w:p>
     <w:p>
       <w:pPr>
-        <w:spacing w:after="160"/>
+        <w:pStyle w:val="ListBullet"/>
       </w:pPr>
       <w:r>
-        <w:rPr>
-          <w:b w:val="0"/>
-          <w:i w:val="0"/>
-        </w:rPr>
-        <w:t>The repo includes a ready-made experiments layer (tools/run_experiments.py) that sweeps a model parameter against a fixed workload and produces CSV and markdown result tables.</w:t>
+        <w:t>Interface sections</w:t>
+      </w:r>
+    </w:p>
+    <w:p>
+      <w:pPr>
+        <w:pStyle w:val="ListBullet"/>
+      </w:pPr>
+      <w:r>
+        <w:t>Per-interface wait models (the Wait model: block each interface states)</w:t>
+      </w:r>
+    </w:p>
+    <w:p>
+      <w:pPr>
+        <w:pStyle w:val="ListBullet"/>
+      </w:pPr>
+      <w:r>
+        <w:t>Per-FSM timing operations and the clock rate</w:t>
+      </w:r>
+    </w:p>
+    <w:p>
+      <w:r>
+        <w:t>It deliberately leaves for human review: command encodings, test scenarios, invariants, and transition details — these are where DLDs are most often ambiguous, so they get flagged instead of guessed.</w:t>
       </w:r>
     </w:p>
     <w:p>
@@ -503,1520 +656,23 @@
         <w:pStyle w:val="Heading2"/>
       </w:pPr>
       <w:r>
-        <w:t>The core promise: nothing is invented</w:t>
-      </w:r>
-    </w:p>
-    <w:p>
-      <w:pPr>
-        <w:spacing w:after="160"/>
-      </w:pPr>
-      <w:r>
-        <w:rPr>
-          <w:b w:val="0"/>
-          <w:i w:val="0"/>
-        </w:rPr>
-        <w:t>DLDs are written by humans, so they vary in format and always omit something. This system never guesses. Anything the DLD doesn't state is flagged in the gaps report and marked TODO_REVIEW for a human (or an LLM under a strict contract) to resolve — using only what the DLD actually says. Automated gates block progress until every marker is resolved. That's what makes the generated model trustworthy.</w:t>
-      </w:r>
-    </w:p>
-    <w:p>
-      <w:pPr>
-        <w:pStyle w:val="Heading1"/>
-      </w:pPr>
-      <w:r>
-        <w:t>Part 2 — How to go from a DLD to a model + tests</w:t>
-      </w:r>
-    </w:p>
-    <w:p>
-      <w:pPr>
-        <w:pStyle w:val="Heading2"/>
-      </w:pPr>
-      <w:r>
-        <w:t>The short version (fully automated)</w:t>
-      </w:r>
-    </w:p>
-    <w:p>
-      <w:pPr>
-        <w:spacing w:after="80"/>
-      </w:pPr>
-      <w:r>
-        <w:rPr>
-          <w:b w:val="0"/>
-          <w:i w:val="0"/>
-        </w:rPr>
-        <w:t>Drop your DLD into dlds/ and run the pipeline:</w:t>
-      </w:r>
-    </w:p>
-    <w:p>
-      <w:pPr>
-        <w:spacing w:after="0" w:before="0"/>
-        <w:ind w:left="360"/>
-        <w:shd w:val="clear" w:fill="F1F3F4"/>
-      </w:pPr>
-      <w:r>
-        <w:rPr>
-          <w:rFonts w:ascii="Consolas" w:hAnsi="Consolas"/>
-          <w:color w:val="202124"/>
-          <w:sz w:val="19"/>
-        </w:rPr>
-        <w:t>copy my_ip_dld.md dlds\</w:t>
-      </w:r>
-    </w:p>
-    <w:p>
-      <w:pPr>
-        <w:spacing w:after="200" w:before="0"/>
-        <w:ind w:left="360"/>
-        <w:shd w:val="clear" w:fill="F1F3F4"/>
-      </w:pPr>
-      <w:r>
-        <w:rPr>
-          <w:rFonts w:ascii="Consolas" w:hAnsi="Consolas"/>
-          <w:color w:val="202124"/>
-          <w:sz w:val="19"/>
-        </w:rPr>
-        <w:t>python tools\auto_ip_pipeline.py</w:t>
-      </w:r>
-    </w:p>
-    <w:p>
-      <w:pPr>
-        <w:spacing w:after="80"/>
-      </w:pPr>
-      <w:r>
-        <w:rPr>
-          <w:b w:val="0"/>
-          <w:i w:val="0"/>
-        </w:rPr>
-        <w:t>The pipeline detects the new document and drives everything: normalization (if your DLD is not already in the shape the extractor reads), extraction, review prompts, gate checks, model scaffolding, implementation prompts, unit tests, and a final repo-wide validation. Three steps in the middle need judgment (reshaping an off-shape document, reviewing the extracted spec, and implementing model behavior) — for those the pipeline either:</w:t>
-      </w:r>
-    </w:p>
-    <w:p>
-      <w:pPr>
-        <w:pStyle w:val="ListBullet"/>
-      </w:pPr>
-      <w:r>
-        <w:t>writes a ready-to-send prompt to reports/agent_requests/ and pauses, telling you which IP is awaiting which step (you or an LLM complete it, then re-run), or</w:t>
-      </w:r>
-    </w:p>
-    <w:p>
-      <w:pPr>
-        <w:pStyle w:val="ListBullet"/>
-      </w:pPr>
-      <w:r>
-        <w:t>runs unattended if you give it a coding agent — any vendor's agent works (Claude, Codex, Gemini, in-house) as long as it runs headless, reads the prompt from stdin, and can edit files. The runner pipes the prompt in, validates the result, and retries with the failure log if validation fails:</w:t>
-      </w:r>
-    </w:p>
-    <w:p>
-      <w:pPr>
-        <w:spacing w:after="200" w:before="0"/>
-        <w:ind w:left="360"/>
-        <w:shd w:val="clear" w:fill="F1F3F4"/>
-      </w:pPr>
-      <w:r>
-        <w:rPr>
-          <w:rFonts w:ascii="Consolas" w:hAnsi="Consolas"/>
-          <w:color w:val="202124"/>
-          <w:sz w:val="19"/>
-        </w:rPr>
-        <w:t>python tools\auto_ip_pipeline.py --agent codex        # named profile from the harness YAML</w:t>
-        <w:br/>
-      </w:r>
-      <w:r>
-        <w:rPr>
-          <w:rFonts w:ascii="Consolas" w:hAnsi="Consolas"/>
-          <w:sz w:val="19"/>
-        </w:rPr>
-        <w:t>python tools\auto_ip_pipeline.py --agent-cmd "my-agent --auto"   # any raw command</w:t>
-      </w:r>
-    </w:p>
-    <w:p>
-      <w:pPr>
-        <w:spacing w:after="160"/>
-      </w:pPr>
-      <w:r>
-        <w:rPr>
-          <w:b w:val="0"/>
-          <w:i w:val="0"/>
-        </w:rPr>
-        <w:t>When the pipeline reports green, you have a validated model in src/ip_model_automation/ and passing tests in tests/.</w:t>
-      </w:r>
-    </w:p>
-    <w:p>
-      <w:pPr/>
-      <w:r>
-        <w:t>One of those pauses is a person, not an agent: a normalized DLD needs a human to confirm that its meaning survived the reshaping (see “Normalizing a DLD written in another shape” below). It is one command per IP, and it is the only judgment in the system that is deliberately not automatable.</w:t>
-      </w:r>
-    </w:p>
-    <w:p>
-      <w:pPr>
-        <w:pStyle w:val="Heading2"/>
-      </w:pPr>
-      <w:r>
-        <w:t>The step-by-step version (manual, so you see each stage)</w:t>
-      </w:r>
-    </w:p>
-    <w:p>
-      <w:pPr>
-        <w:jc w:val="center"/>
-      </w:pPr>
-      <w:r>
-        <w:drawing>
-          <wp:inline xmlns:a="http://schemas.openxmlformats.org/drawingml/2006/main" xmlns:pic="http://schemas.openxmlformats.org/drawingml/2006/picture">
-            <wp:extent cx="5120640" cy="6552329"/>
-            <wp:docPr id="2" name="Picture 2"/>
-            <wp:cNvGraphicFramePr>
-              <a:graphicFrameLocks noChangeAspect="1"/>
-            </wp:cNvGraphicFramePr>
-            <a:graphic>
-              <a:graphicData uri="http://schemas.openxmlformats.org/drawingml/2006/picture">
-                <pic:pic>
-                  <pic:nvPicPr>
-                    <pic:cNvPr id="0" name="02_end_to_end_flow.png"/>
-                    <pic:cNvPicPr/>
-                  </pic:nvPicPr>
-                  <pic:blipFill>
-                    <a:blip r:embed="rId10"/>
-                    <a:stretch>
-                      <a:fillRect/>
-                    </a:stretch>
-                  </pic:blipFill>
-                  <pic:spPr>
-                    <a:xfrm>
-                      <a:off x="0" y="0"/>
-                      <a:ext cx="5120640" cy="6552329"/>
-                    </a:xfrm>
-                    <a:prstGeom prst="rect"/>
-                  </pic:spPr>
-                </pic:pic>
-              </a:graphicData>
-            </a:graphic>
-          </wp:inline>
-        </w:drawing>
-      </w:r>
-    </w:p>
-    <w:p>
-      <w:pPr>
-        <w:spacing w:after="280"/>
-        <w:jc w:val="center"/>
-      </w:pPr>
-      <w:r>
-        <w:rPr>
-          <w:i/>
-          <w:color w:val="5F6368"/>
-          <w:sz w:val="18"/>
-        </w:rPr>
-        <w:t>Figure 2 — End-to-end flow: Stage 0 (DLD → reviewed template) and Stage 1 (template → model + tests), with the two fail/retry loops.</w:t>
-      </w:r>
-    </w:p>
-    <w:p>
-      <w:pPr>
-        <w:spacing w:after="120"/>
-      </w:pPr>
-      <w:r>
-        <w:rPr>
-          <w:b/>
-        </w:rPr>
-        <w:t xml:space="preserve">Step 1 — </w:t>
-      </w:r>
-      <w:r>
-        <w:t>Write the DLD — dlds/&lt;ip&gt;_dld.md, with the usual sections: Purpose, Interfaces, FSMs (with their states), a timing table, and Open Items. Any existing DLD in dlds/ is a good example to copy the shape of.</w:t>
-      </w:r>
-    </w:p>
-    <w:p>
-      <w:pPr>
-        <w:spacing w:after="120"/>
-      </w:pPr>
-      <w:r>
-        <w:rPr>
-          <w:b/>
-        </w:rPr>
-        <w:t xml:space="preserve">Step 2 — </w:t>
-      </w:r>
-      <w:r>
-        <w:t>Extract a draft spec and a gaps report:</w:t>
-      </w:r>
-    </w:p>
-    <w:p>
-      <w:pPr>
-        <w:spacing w:after="200" w:before="0"/>
-        <w:ind w:left="360"/>
-        <w:shd w:val="clear" w:fill="F1F3F4"/>
-      </w:pPr>
-      <w:r>
-        <w:rPr>
-          <w:rFonts w:ascii="Consolas" w:hAnsi="Consolas"/>
-          <w:color w:val="202124"/>
-          <w:sz w:val="19"/>
-        </w:rPr>
-        <w:t>python tools\dld_to_template.py dlds\&lt;ip&gt;_dld.md</w:t>
-      </w:r>
-    </w:p>
-    <w:p>
-      <w:pPr>
-        <w:spacing w:after="120"/>
-      </w:pPr>
-      <w:r>
-        <w:rPr>
-          <w:b/>
-        </w:rPr>
-        <w:t xml:space="preserve">Step 3 — </w:t>
-      </w:r>
-      <w:r>
-        <w:t>Review the draft (templates/&lt;ip&gt;.template.draft.yaml): replace every TODO_REVIEW marker. The rule: fill in only what the DLD states — if the DLD is silent, fix the DLD, don't invent.</w:t>
-      </w:r>
-    </w:p>
-    <w:p>
-      <w:pPr>
-        <w:spacing w:after="120"/>
-      </w:pPr>
-      <w:r>
-        <w:rPr>
-          <w:b/>
-        </w:rPr>
-        <w:t xml:space="preserve">Step 4 — </w:t>
-      </w:r>
-      <w:r>
-        <w:t>Pass the gates, then promote the draft:</w:t>
-      </w:r>
-    </w:p>
-    <w:p>
-      <w:pPr>
-        <w:spacing w:after="0" w:before="0"/>
-        <w:ind w:left="360"/>
-        <w:shd w:val="clear" w:fill="F1F3F4"/>
-      </w:pPr>
-      <w:r>
-        <w:rPr>
-          <w:rFonts w:ascii="Consolas" w:hAnsi="Consolas"/>
-          <w:color w:val="202124"/>
-          <w:sz w:val="19"/>
-        </w:rPr>
-        <w:t>python tools\check_template_coverage.py templates\&lt;ip&gt;.template.draft.yaml dlds\&lt;ip&gt;_dld.md --strict</w:t>
-      </w:r>
-    </w:p>
-    <w:p>
-      <w:pPr>
-        <w:spacing w:after="200" w:before="0"/>
-        <w:ind w:left="360"/>
-        <w:shd w:val="clear" w:fill="F1F3F4"/>
-      </w:pPr>
-      <w:r>
-        <w:rPr>
-          <w:rFonts w:ascii="Consolas" w:hAnsi="Consolas"/>
-          <w:color w:val="202124"/>
-          <w:sz w:val="19"/>
-        </w:rPr>
-        <w:t>python tools\template_lint.py templates\&lt;ip&gt;.template.yaml</w:t>
-      </w:r>
-    </w:p>
-    <w:p>
-      <w:pPr>
-        <w:spacing w:after="120"/>
-      </w:pPr>
-      <w:r>
-        <w:rPr>
-          <w:b/>
-        </w:rPr>
-        <w:t xml:space="preserve">Step 5 — </w:t>
-      </w:r>
-      <w:r>
-        <w:t>Generate the model scaffold and fill in behavior from the template only:</w:t>
-      </w:r>
-    </w:p>
-    <w:p>
-      <w:pPr>
-        <w:spacing w:after="200" w:before="0"/>
-        <w:ind w:left="360"/>
-        <w:shd w:val="clear" w:fill="F1F3F4"/>
-      </w:pPr>
-      <w:r>
-        <w:rPr>
-          <w:rFonts w:ascii="Consolas" w:hAnsi="Consolas"/>
-          <w:color w:val="202124"/>
-          <w:sz w:val="19"/>
-        </w:rPr>
-        <w:t>python tools\generate_model_scaffold.py templates\&lt;ip&gt;.template.yaml --output-dir src\ip_model_automation</w:t>
-      </w:r>
-    </w:p>
-    <w:p>
-      <w:pPr>
-        <w:spacing w:after="120"/>
-      </w:pPr>
-      <w:r>
-        <w:rPr>
-          <w:b/>
-        </w:rPr>
-        <w:t xml:space="preserve">Step 6 — </w:t>
-      </w:r>
-      <w:r>
-        <w:t>Write unit tests from the template's test_scenarios (and register the model in common.py + ip.py).</w:t>
-      </w:r>
-    </w:p>
-    <w:p>
-      <w:pPr>
-        <w:spacing w:after="120"/>
-      </w:pPr>
-      <w:r>
-        <w:rPr>
-          <w:b/>
-        </w:rPr>
-        <w:t xml:space="preserve">Step 7 — </w:t>
-      </w:r>
-      <w:r>
-        <w:t>Validate everything:</w:t>
-      </w:r>
-    </w:p>
-    <w:p>
-      <w:pPr>
-        <w:spacing w:after="200" w:before="0"/>
-        <w:ind w:left="360"/>
-        <w:shd w:val="clear" w:fill="F1F3F4"/>
-      </w:pPr>
-      <w:r>
-        <w:rPr>
-          <w:rFonts w:ascii="Consolas" w:hAnsi="Consolas"/>
-          <w:color w:val="202124"/>
-          <w:sz w:val="19"/>
-        </w:rPr>
-        <w:t>python tools\validate_dld_flow.py</w:t>
-      </w:r>
-    </w:p>
-    <w:p>
-      <w:pPr>
-        <w:spacing w:after="160"/>
-      </w:pPr>
-      <w:r>
-        <w:rPr>
-          <w:b w:val="0"/>
-          <w:i w:val="0"/>
-        </w:rPr>
-        <w:t>This exact path added mailbox_ip, spi_master_ip, and i3c_ip to the repo: brand-new DLDs in, validated models and tests out.</w:t>
-      </w:r>
-    </w:p>
-    <w:p>
-      <w:pPr>
-        <w:pStyle w:val="Heading2"/>
-      </w:pPr>
-      <w:r>
-        <w:t>What makes a DLD “extract well”</w:t>
-      </w:r>
-    </w:p>
-    <w:p>
-      <w:pPr>
-        <w:spacing w:after="80"/>
-      </w:pPr>
-      <w:r>
-        <w:rPr>
-          <w:b w:val="0"/>
-          <w:i w:val="0"/>
-        </w:rPr>
-        <w:t>The extractor understands common DLD conventions. It reliably picks up:</w:t>
-      </w:r>
-    </w:p>
-    <w:p>
-      <w:pPr>
-        <w:pStyle w:val="ListBullet"/>
-      </w:pPr>
-      <w:r>
-        <w:t>FSM names, their states, and the total FSM count</w:t>
-      </w:r>
-    </w:p>
-    <w:p>
-      <w:pPr>
-        <w:pStyle w:val="ListBullet"/>
-      </w:pPr>
-      <w:r>
-        <w:t>Interface sections</w:t>
-      </w:r>
-    </w:p>
-    <w:p>
-      <w:pPr>
-        <w:pStyle w:val="ListBullet"/>
-      </w:pPr>
-      <w:r>
-        <w:t>Per-interface wait models (the Wait model: block each interface states)</w:t>
-      </w:r>
-    </w:p>
-    <w:p>
-      <w:pPr>
-        <w:pStyle w:val="ListBullet"/>
-      </w:pPr>
-      <w:r>
-        <w:t>Per-FSM timing operations and the clock rate</w:t>
-      </w:r>
-    </w:p>
-    <w:p>
-      <w:pPr>
-        <w:spacing w:after="160"/>
-      </w:pPr>
-      <w:r>
-        <w:rPr>
-          <w:b w:val="0"/>
-          <w:i w:val="0"/>
-        </w:rPr>
-        <w:t>It deliberately leaves for human review: command encodings, test scenarios, invariants, and transition details — these are where DLDs are most often ambiguous, so they get flagged instead of guessed.</w:t>
-      </w:r>
-    </w:p>
-    <w:p>
-      <w:pPr>
-        <w:pStyle w:val="Heading2"/>
-      </w:pPr>
-      <w:r>
         <w:t>Normalizing a DLD written in another shape</w:t>
       </w:r>
     </w:p>
     <w:p>
-      <w:pPr/>
       <w:r>
         <w:t>The extractor is deterministic: it reads the conventions above and degrades to TODO_REVIEW when they are absent. That is what makes it trustworthy — and it also means a DLD written in some other shape extracts badly, and somebody has to reshape it by hand before the pipeline is useful.</w:t>
       </w:r>
     </w:p>
     <w:p>
-      <w:pPr/>
-      <w:r>
-        <w:t>The normalize_dld stage does that reshaping. It rewrites the author's document into the shape the extractor reads, changing structure only — never adding, removing, altering, or even rewording an engineering claim. Two files per IP, so your original is never edited in place: dlds/&lt;ip&gt;_dld.src.md holds your original (a .docx DLD's conversion output lands here), and dlds/&lt;ip&gt;_dld.md is the normalized document the pipeline reads. A DLD already in shape has no .src.md and skips the stage entirely.</w:t>
-      </w:r>
-    </w:p>
-    <w:p>
-      <w:pPr/>
-      <w:r>
-        <w:t>Three properties make this safe to put in front of everything else:</w:t>
-      </w:r>
-    </w:p>
-    <w:p>
-      <w:pPr>
-        <w:pStyle w:val="ListBullet"/>
-      </w:pPr>
-      <w:r>
-        <w:t>It replaces no existing gate. If a normalization is bad, extraction degrades to TODO_REVIEW and the strict coverage gate refuses promotion — the same failure path a badly-written DLD takes today.</w:t>
-      </w:r>
-    </w:p>
-    <w:p>
-      <w:pPr>
-        <w:pStyle w:val="ListBullet"/>
-      </w:pPr>
-      <w:r>
-        <w:t>Nothing is lost silently. Content that maps to no convention is copied verbatim into an “Unplaced Source Content” section the extractor ignores, and the gate counts it.</w:t>
-      </w:r>
-    </w:p>
-    <w:p>
-      <w:pPr>
-        <w:pStyle w:val="ListBullet"/>
-      </w:pPr>
-      <w:r>
-        <w:t>A deterministic gate judges it. check_dld_normalization.py checks measurement and identifier conservation in both directions (a value that appears from nowhere is as suspect as one that vanishes), FSM name, count and per-FSM state parity, wait-model provenance, and unplaced accounting.</w:t>
-      </w:r>
-    </w:p>
-    <w:p>
-      <w:pPr/>
-      <w:r>
-        <w:t>What that gate cannot prove is that the meaning survived — a rewrite could preserve every number while attaching it to the wrong FSM. So that one claim is signed by a person, per IP, exactly the way the model provenance baseline is: python tools\check_dld_normalization.py --stamp &lt;ip&gt;. The stamp records a (source, normalized) hash pair; editing either file breaks it and re-requires review. Until it is current, the pipeline reports the IP as awaiting review and check_template_coverage.py --strict refuses to promote its template — so an unreviewed normalization cannot reach a model.</w:t>
-      </w:r>
-    </w:p>
-    <w:p>
-      <w:pPr>
-        <w:pStyle w:val="Heading1"/>
-      </w:pPr>
-      <w:r>
-        <w:t>Part 3 — How it works behind the scenes</w:t>
-      </w:r>
-    </w:p>
-    <w:p>
-      <w:pPr>
-        <w:pStyle w:val="Heading2"/>
-      </w:pPr>
-      <w:r>
-        <w:t>The central idea: a template in the middle</w:t>
-      </w:r>
-    </w:p>
-    <w:p>
-      <w:pPr>
-        <w:spacing w:after="160"/>
-      </w:pPr>
-      <w:r>
-        <w:rPr>
-          <w:b w:val="0"/>
-          <w:i w:val="0"/>
-        </w:rPr>
-        <w:t>The system never generates a model directly from the DLD. The DLD is human-written prose — inconsistent and incomplete by nature. Instead, a normalized, machine-checkable template (a YAML file with a fixed schema) sits in the middle as the golden reference. The template captures, in one fixed shape regardless of how the DLD was written: the IP's FSM processes and states, interfaces, commands, timing model, invariants, and test scenarios. Each interface also carries its wait model — whether the requester blocks until the response comes back, blocks in place for an ack, or collects the ack before starting its next request. The annotated templates/reference_template.yaml documents every section.</w:t>
-      </w:r>
-    </w:p>
-    <w:p>
-      <w:pPr/>
-      <w:r>
-        <w:t>The contract for that fixed template shape is enforced in two non-overlapping layers, both run by tools/template_lint.py:</w:t>
-      </w:r>
-    </w:p>
-    <w:p>
-      <w:pPr>
-        <w:pStyle w:val="ListBullet"/>
-      </w:pPr>
-      <w:r>
-        <w:t>Structure — schemas/ip_model_template.schema.json is a JSON Schema (validated with jsonschema) that owns the shape: which sections and fields exist, their types, and value constraints (e.g. a queue depth is a positive integer or the literal unbounded, and an unbounded queue must carry a depth_note). It is enforced, not decorative documentation.</w:t>
-      </w:r>
-    </w:p>
-    <w:p>
-      <w:pPr>
-        <w:pStyle w:val="ListBullet"/>
-      </w:pPr>
-      <w:r>
-        <w:t>Cross-field semantics — the rules JSON Schema cannot express: the declared fsm_count matching the actual FSM list, every FSM having a timing entry and appearing in a test scenario, and the arbitration-IP sub-contract. Each rule lives in exactly one layer, so the schema and the linter cannot drift apart.</w:t>
-      </w:r>
-    </w:p>
-    <w:p>
-      <w:pPr>
-        <w:pStyle w:val="Heading2"/>
-      </w:pPr>
-      <w:r>
-        <w:t>Two sources of truth — but only one at a time</w:t>
-      </w:r>
-    </w:p>
-    <w:p>
-      <w:pPr>
-        <w:jc w:val="center"/>
-      </w:pPr>
-      <w:r>
-        <w:drawing>
-          <wp:inline xmlns:a="http://schemas.openxmlformats.org/drawingml/2006/main" xmlns:pic="http://schemas.openxmlformats.org/drawingml/2006/picture">
-            <wp:extent cx="5669280" cy="3136197"/>
-            <wp:docPr id="3" name="Picture 3"/>
-            <wp:cNvGraphicFramePr>
-              <a:graphicFrameLocks noChangeAspect="1"/>
-            </wp:cNvGraphicFramePr>
-            <a:graphic>
-              <a:graphicData uri="http://schemas.openxmlformats.org/drawingml/2006/picture">
-                <pic:pic>
-                  <pic:nvPicPr>
-                    <pic:cNvPr id="0" name="03_two_sources_of_truth.png"/>
-                    <pic:cNvPicPr/>
-                  </pic:nvPicPr>
-                  <pic:blipFill>
-                    <a:blip r:embed="rId11"/>
-                    <a:stretch>
-                      <a:fillRect/>
-                    </a:stretch>
-                  </pic:blipFill>
-                  <pic:spPr>
-                    <a:xfrm>
-                      <a:off x="0" y="0"/>
-                      <a:ext cx="5669280" cy="3136197"/>
-                    </a:xfrm>
-                    <a:prstGeom prst="rect"/>
-                  </pic:spPr>
-                </pic:pic>
-              </a:graphicData>
-            </a:graphic>
-          </wp:inline>
-        </w:drawing>
-      </w:r>
-    </w:p>
-    <w:p>
-      <w:pPr>
-        <w:spacing w:after="280"/>
-        <w:jc w:val="center"/>
-      </w:pPr>
-      <w:r>
-        <w:rPr>
-          <w:i/>
-          <w:color w:val="5F6368"/>
-          <w:sz w:val="18"/>
-        </w:rPr>
-        <w:t>Figure 3 — The rule the whole system is built around.</w:t>
-      </w:r>
-    </w:p>
-    <w:p>
-      <w:pPr>
-        <w:spacing w:after="160"/>
-      </w:pPr>
-      <w:r>
-        <w:rPr>
-          <w:b w:val="0"/>
-          <w:i w:val="0"/>
-        </w:rPr>
-        <w:t>Why this matters: a reviewer signs off the template once, and everything downstream (model, tests, docs, experiments) derives from that reviewed artifact. The structure is machine-enforced end to end — an FSM, queue, resource, or scenario the model has but the template doesn't (or vice versa) is a gate failure, not a judgment call. The template's numeric timing and queue depths are the declared reference the implementer carries into the model; the linter checks they are internally coherent (a queue's declared capacity is real; an operation's ns equals cycles x cycle_time_ns), but the numbers are not asserted equal to the model's constructor defaults — models routinely default latencies low so unit tests run in a few simulated ticks and take the template's values as overrides. So structure is provably faithful; timing is a coherent, reviewed reference rather than a machine-verified equality.</w:t>
-      </w:r>
-    </w:p>
-    <w:p>
-      <w:pPr>
-        <w:pStyle w:val="Heading2"/>
-      </w:pPr>
-      <w:r>
-        <w:t>Stage 0: DLD → reviewed template</w:t>
-      </w:r>
-    </w:p>
-    <w:p>
-      <w:pPr>
-        <w:spacing w:after="160"/>
-      </w:pPr>
-      <w:r>
-        <w:rPr>
-          <w:b w:val="0"/>
-          <w:i w:val="0"/>
-        </w:rPr>
-        <w:t>tools/dld_to_template.py is a best-effort parser, not an oracle. It maps DLD sections onto template fields and marks everything else:</w:t>
-      </w:r>
-    </w:p>
-    <w:p>
-      <w:pPr>
-        <w:jc w:val="center"/>
-      </w:pPr>
-      <w:r>
-        <w:drawing>
-          <wp:inline xmlns:a="http://schemas.openxmlformats.org/drawingml/2006/main" xmlns:pic="http://schemas.openxmlformats.org/drawingml/2006/picture">
-            <wp:extent cx="5943600" cy="3845859"/>
-            <wp:docPr id="4" name="Picture 4"/>
-            <wp:cNvGraphicFramePr>
-              <a:graphicFrameLocks noChangeAspect="1"/>
-            </wp:cNvGraphicFramePr>
-            <a:graphic>
-              <a:graphicData uri="http://schemas.openxmlformats.org/drawingml/2006/picture">
-                <pic:pic>
-                  <pic:nvPicPr>
-                    <pic:cNvPr id="0" name="04_extractor_mapping.png"/>
-                    <pic:cNvPicPr/>
-                  </pic:nvPicPr>
-                  <pic:blipFill>
-                    <a:blip r:embed="rId12"/>
-                    <a:stretch>
-                      <a:fillRect/>
-                    </a:stretch>
-                  </pic:blipFill>
-                  <pic:spPr>
-                    <a:xfrm>
-                      <a:off x="0" y="0"/>
-                      <a:ext cx="5943600" cy="3845859"/>
-                    </a:xfrm>
-                    <a:prstGeom prst="rect"/>
-                  </pic:spPr>
-                </pic:pic>
-              </a:graphicData>
-            </a:graphic>
-          </wp:inline>
-        </w:drawing>
-      </w:r>
-    </w:p>
-    <w:p>
-      <w:pPr>
-        <w:spacing w:after="280"/>
-        <w:jc w:val="center"/>
-      </w:pPr>
-      <w:r>
-        <w:rPr>
-          <w:i/>
-          <w:color w:val="5F6368"/>
-          <w:sz w:val="18"/>
-        </w:rPr>
-        <w:t>Figure 4 — How DLD sections map to template fields; the un-derivable rest becomes TODO_REVIEW markers and the gaps report.</w:t>
-      </w:r>
-    </w:p>
-    <w:p>
-      <w:pPr>
-        <w:spacing w:after="160"/>
-      </w:pPr>
-      <w:r>
-        <w:rPr>
-          <w:b w:val="0"/>
-          <w:i w:val="0"/>
-        </w:rPr>
-        <w:t>The gaps report (reports/&lt;ip&gt;.gaps.md) combines the DLD's own “Open Items” section with every field the extractor couldn't derive. The point: missing information becomes visible and tracked instead of silently filled with a plausible-but-wrong assumption.</w:t>
-      </w:r>
-    </w:p>
-    <w:p>
-      <w:pPr>
-        <w:spacing w:after="160"/>
-      </w:pPr>
-      <w:r>
-        <w:rPr>
-          <w:b/>
-          <w:i w:val="0"/>
-        </w:rPr>
-        <w:t xml:space="preserve">How we know the extractor can be trusted: </w:t>
-      </w:r>
-      <w:r>
-        <w:t>it's calibrated against every existing golden IP — re-parsing each DLD must reproduce its template's FSM name set exactly, and the DLD's stated FSM count must match the template's fsm_count. That equality runs as a regression gate; if a change breaks extraction, calibration fails loudly. (Interface matching is report-only, because templates legitimately consolidate DLD interface sections; FSM coverage is the hard gate.)</w:t>
-      </w:r>
-    </w:p>
-    <w:p>
-      <w:pPr>
-        <w:pStyle w:val="Heading2"/>
-      </w:pPr>
-      <w:r>
-        <w:t>Stage 1: template → model + tests</w:t>
-      </w:r>
-    </w:p>
-    <w:p>
-      <w:pPr>
-        <w:spacing w:after="80"/>
-      </w:pPr>
-      <w:r>
-        <w:rPr>
-          <w:b w:val="0"/>
-          <w:i w:val="0"/>
-        </w:rPr>
-        <w:t>From the reviewed template:</w:t>
-      </w:r>
-    </w:p>
-    <w:p>
-      <w:pPr>
-        <w:pStyle w:val="ListBullet"/>
-      </w:pPr>
-      <w:r>
-        <w:t>tools/generate_model_scaffold.py emits a SimPy skeleton — one model class, one process method per template FSM.</w:t>
-      </w:r>
-    </w:p>
-    <w:p>
-      <w:pPr>
-        <w:pStyle w:val="ListBullet"/>
-      </w:pPr>
-      <w:r>
-        <w:t>tools/generate_prompt_pack.py bundles the template + contract + skill instructions into a self-contained prompt, so an LLM can fill in behavior without seeing (or needing) anything else.</w:t>
-      </w:r>
-    </w:p>
-    <w:p>
-      <w:pPr>
-        <w:pStyle w:val="ListBullet"/>
-      </w:pPr>
-      <w:r>
-        <w:t>The implementer — human or LLM — fills in model behavior and unit tests from the template only.</w:t>
-      </w:r>
-    </w:p>
-    <w:p>
-      <w:pPr>
-        <w:pStyle w:val="Heading3"/>
-      </w:pPr>
-      <w:r>
-        <w:t>What a generated model looks like</w:t>
-      </w:r>
-    </w:p>
-    <w:p>
-      <w:pPr>
-        <w:spacing w:after="160"/>
-      </w:pPr>
-      <w:r>
-        <w:rPr>
-          <w:b w:val="0"/>
-          <w:i w:val="0"/>
-        </w:rPr>
-        <w:t>Each template FSM becomes one concurrent SimPy process; queues and stores connect them. Here is the real Mailbox IP model (added through this pipeline):</w:t>
-      </w:r>
-    </w:p>
-    <w:p>
-      <w:pPr>
-        <w:jc w:val="center"/>
-      </w:pPr>
-      <w:r>
-        <w:drawing>
-          <wp:inline xmlns:a="http://schemas.openxmlformats.org/drawingml/2006/main" xmlns:pic="http://schemas.openxmlformats.org/drawingml/2006/picture">
-            <wp:extent cx="5943600" cy="2533338"/>
-            <wp:docPr id="5" name="Picture 5"/>
-            <wp:cNvGraphicFramePr>
-              <a:graphicFrameLocks noChangeAspect="1"/>
-            </wp:cNvGraphicFramePr>
-            <a:graphic>
-              <a:graphicData uri="http://schemas.openxmlformats.org/drawingml/2006/picture">
-                <pic:pic>
-                  <pic:nvPicPr>
-                    <pic:cNvPr id="0" name="07_example_mailbox_model.png"/>
-                    <pic:cNvPicPr/>
-                  </pic:nvPicPr>
-                  <pic:blipFill>
-                    <a:blip r:embed="rId13"/>
-                    <a:stretch>
-                      <a:fillRect/>
-                    </a:stretch>
-                  </pic:blipFill>
-                  <pic:spPr>
-                    <a:xfrm>
-                      <a:off x="0" y="0"/>
-                      <a:ext cx="5943600" cy="2533338"/>
-                    </a:xfrm>
-                    <a:prstGeom prst="rect"/>
-                  </pic:spPr>
-                </pic:pic>
-              </a:graphicData>
-            </a:graphic>
-          </wp:inline>
-        </w:drawing>
-      </w:r>
-    </w:p>
-    <w:p>
-      <w:pPr>
-        <w:spacing w:after="280"/>
-        <w:jc w:val="center"/>
-      </w:pPr>
-      <w:r>
-        <w:rPr>
-          <w:i/>
-          <w:color w:val="5F6368"/>
-          <w:sz w:val="18"/>
-        </w:rPr>
-        <w:t>Figure 5 — The Mailbox IP model: FSM processes connected by queues, with masking and backpressure.</w:t>
-      </w:r>
-    </w:p>
-    <w:p>
-      <w:pPr>
-        <w:spacing w:after="160"/>
-      </w:pPr>
-      <w:r>
-        <w:rPr>
-          <w:b w:val="0"/>
-          <w:i w:val="0"/>
-        </w:rPr>
-        <w:t>Reading this diagram: when software calls send_message(), the message_push process enqueues the message (blocking if the FIFO is full — that's backpressure), raises a doorbell, and the doorbell flows through interrupt_notify to become an IRQ — unless the channel is masked via the register_access process. Every arrow hop costs the number of cycles the DLD's timing table specified.</w:t>
-      </w:r>
-    </w:p>
-    <w:p>
-      <w:pPr>
-        <w:spacing w:after="80"/>
-      </w:pPr>
-      <w:r>
-        <w:rPr>
-          <w:b w:val="0"/>
-          <w:i w:val="0"/>
-        </w:rPr>
-        <w:t>Every model also ships with:</w:t>
-      </w:r>
-    </w:p>
-    <w:p>
-      <w:pPr>
-        <w:pStyle w:val="ListBullet"/>
-      </w:pPr>
-      <w:r>
-        <w:t>IP-tagged logging ([mailbox_ip] …) with log_level / log_file constructor arguments (default WARNING; also appends to run.log), and</w:t>
-      </w:r>
-    </w:p>
-    <w:p>
-      <w:pPr>
-        <w:pStyle w:val="ListBullet"/>
-      </w:pPr>
-      <w:r>
-        <w:t>a metrics dict the unit tests assert on (counts, latencies, occupancies).</w:t>
-      </w:r>
-    </w:p>
-    <w:p>
-      <w:pPr>
-        <w:pStyle w:val="Heading3"/>
-      </w:pPr>
-      <w:r>
-        <w:t>Code conventions</w:t>
-      </w:r>
-    </w:p>
-    <w:p>
-      <w:pPr>
-        <w:pStyle w:val="ListBullet"/>
-      </w:pPr>
-      <w:r>
-        <w:t>One flat file per IP: src/ip_model_automation/&lt;ip&gt;.py — no per-IP folders, and no files named perf_model.py / functional_model.py / soc_models.py (deliberate repo rule).</w:t>
-      </w:r>
-    </w:p>
-    <w:p>
-      <w:pPr>
-        <w:pStyle w:val="ListBullet"/>
-      </w:pPr>
-      <w:r>
-        <w:t>Shared dataclasses, registry metadata, and helpers: common.py; public export surface: ip.py.</w:t>
-      </w:r>
-    </w:p>
-    <w:p>
-      <w:pPr>
-        <w:pStyle w:val="ListBullet"/>
-      </w:pPr>
-      <w:r>
-        <w:t>Per-IP tests in tests/test_&lt;ip&gt;.py, derived from the template's test_scenarios.</w:t>
-      </w:r>
-    </w:p>
-    <w:p>
-      <w:pPr>
-        <w:pStyle w:val="ListBullet"/>
-      </w:pPr>
-      <w:r>
-        <w:t>Every Python file follows the written coding style guide (next section).</w:t>
-      </w:r>
-    </w:p>
-    <w:p>
-      <w:pPr>
-        <w:pStyle w:val="ListBullet"/>
-      </w:pPr>
-      <w:r>
-        <w:t>These paths and the &lt;CamelIp&gt;Model naming are not hardcoded — they come from target_profile.yaml (defaults describe this repo). Repointing that profile lets the same tooling operate on another SimPy codebase without editing tool code; see “Reusing the tooling elsewhere” below.</w:t>
-      </w:r>
-    </w:p>
-    <w:p>
-      <w:pPr>
-        <w:spacing w:after="80"/>
-      </w:pPr>
-      <w:r>
-        <w:rPr>
-          <w:b w:val="0"/>
-          <w:i w:val="0"/>
-        </w:rPr>
-        <w:t>Run the whole test suite from the repo root:</w:t>
-      </w:r>
-    </w:p>
-    <w:p>
-      <w:pPr>
-        <w:spacing w:after="0" w:before="0"/>
-        <w:ind w:left="360"/>
-        <w:shd w:val="clear" w:fill="F1F3F4"/>
-      </w:pPr>
-      <w:r>
-        <w:rPr>
-          <w:rFonts w:ascii="Consolas" w:hAnsi="Consolas"/>
-          <w:color w:val="202124"/>
-          <w:sz w:val="19"/>
-        </w:rPr>
-        <w:t>$env:PYTHONPATH="$PWD\src"</w:t>
-      </w:r>
-    </w:p>
-    <w:p>
-      <w:pPr>
-        <w:spacing w:after="200" w:before="0"/>
-        <w:ind w:left="360"/>
-        <w:shd w:val="clear" w:fill="F1F3F4"/>
-      </w:pPr>
-      <w:r>
-        <w:rPr>
-          <w:rFonts w:ascii="Consolas" w:hAnsi="Consolas"/>
-          <w:color w:val="202124"/>
-          <w:sz w:val="19"/>
-        </w:rPr>
-        <w:t>python -m unittest discover -s tests</w:t>
-      </w:r>
-    </w:p>
-    <w:p>
-      <w:pPr>
-        <w:pStyle w:val="Heading3"/>
-      </w:pPr>
-      <w:r>
-        <w:t>Coding style</w:t>
-      </w:r>
-    </w:p>
-    <w:p>
-      <w:pPr/>
-      <w:r>
-        <w:t>All Python code in src/, tools/, and tests/ follows one written style guide: skills/ip-model-generation/references/coding_style.md. It has two halves:</w:t>
-      </w:r>
-    </w:p>
-    <w:p>
-      <w:pPr/>
-      <w:r>
-        <w:t>Machine-enforced rules — configured in ruff.toml at the repo root and checked by ruff (linter + formatter in one tool, installed via requirements.txt):</w:t>
-      </w:r>
-    </w:p>
-    <w:p>
-      <w:pPr>
-        <w:pStyle w:val="ListBullet"/>
-      </w:pPr>
-      <w:r>
-        <w:t>120-column lines, double quotes, four-space indentation, trailing commas in multi-line literals (applied by ruff format — never hand-format against it).</w:t>
-      </w:r>
-    </w:p>
-    <w:p>
-      <w:pPr>
-        <w:pStyle w:val="ListBullet"/>
-      </w:pPr>
-      <w:r>
-        <w:t>No unused imports or variables, no ambiguous single-letter names (pycodestyle + pyflakes rules E, W, F).</w:t>
-      </w:r>
-    </w:p>
-    <w:p>
-      <w:pPr>
-        <w:pStyle w:val="ListBullet"/>
-      </w:pPr>
-      <w:r>
-        <w:t>Imports sorted in three groups — stdlib, third-party (simpy, yaml), first-party (ip_model_automation) — each alphabetized (rule I); models inside the package use relative imports (from .common import ...).</w:t>
-      </w:r>
-    </w:p>
-    <w:p>
-      <w:pPr/>
-      <w:r>
-        <w:t>Structure conventions — the shape every model and test file shares, checked by the scaffold/validation gates and review:</w:t>
-      </w:r>
-    </w:p>
-    <w:p>
-      <w:pPr>
-        <w:pStyle w:val="ListBullet"/>
-      </w:pPr>
-      <w:r>
-        <w:t>Model class &lt;Ip&gt;Model with a short docstring; constructor order is env first, then &lt;operation&gt;_latency parameters (defaulted from the template's timing model), behavioral knobs, and log_level/log_file last.</w:t>
-      </w:r>
-    </w:p>
-    <w:p>
-      <w:pPr>
-        <w:pStyle w:val="ListBullet"/>
-      </w:pPr>
-      <w:r>
-        <w:t>One SimPy process method per template FSM, named &lt;fsm&gt;_process, started in the constructor with env.process(...).</w:t>
-      </w:r>
-    </w:p>
-    <w:p>
-      <w:pPr>
-        <w:pStyle w:val="ListBullet"/>
-      </w:pPr>
-      <w:r>
-        <w:t>Observable state for tests: a metrics counter dict (snake_case keys) and, where useful, an fsm_state dict keyed by FSM name.</w:t>
-      </w:r>
-    </w:p>
-    <w:p>
-      <w:pPr>
-        <w:pStyle w:val="ListBullet"/>
-      </w:pPr>
-      <w:r>
-        <w:t>Logging via get_ip_logger with lazy %s formatting (never f-strings in log calls), at the documented levels (DEBUG transitions, INFO lifecycle, WARNING expected stalls, ERROR invalid paths).</w:t>
-      </w:r>
-    </w:p>
-    <w:p>
-      <w:pPr>
-        <w:pStyle w:val="ListBullet"/>
-      </w:pPr>
-      <w:r>
-        <w:t>Tests use unittest, named after the template's test_scenarios, assert on metrics/completions/state — not log output — and pass small explicit latency overrides so they run in a few simulated ticks.</w:t>
-      </w:r>
-    </w:p>
-    <w:p>
-      <w:pPr/>
-      <w:r>
-        <w:t>One command checks all of it, and the automated pipeline runs the same command as a required repo-wide code_style stage (a hard gate, right before the coverage gate):</w:t>
-      </w:r>
-    </w:p>
-    <w:p>
-      <w:pPr/>
-      <w:r>
-        <w:rPr>
-          <w:rFonts w:ascii="Consolas" w:hAnsi="Consolas"/>
-          <w:sz w:val="19"/>
-        </w:rPr>
-        <w:t>python tools\check_code_style.py          # check - what the pipeline runs</w:t>
-        <w:br/>
-      </w:r>
-      <w:r>
-        <w:rPr>
-          <w:rFonts w:ascii="Consolas" w:hAnsi="Consolas"/>
-          <w:sz w:val="19"/>
-        </w:rPr>
-        <w:t>python tools\check_code_style.py --fix    # apply auto-fixes and reformat</w:t>
-      </w:r>
-    </w:p>
-    <w:p>
-      <w:pPr/>
-      <w:r>
-        <w:t>New models inherit the style at generation time: every prompt pack carries a “Coding Style” section pointing the implementing agent (human or LLM) at the guide, and the generation rules in skills/ip-model-generation/references/model_generation_rules.md include the style check in their validation commands.</w:t>
-      </w:r>
-    </w:p>
-    <w:p>
-      <w:pPr>
-        <w:pStyle w:val="Heading2"/>
-      </w:pPr>
-      <w:r>
-        <w:t>The gates: what “validated” actually means</w:t>
-      </w:r>
-    </w:p>
-    <w:p>
-      <w:pPr>
-        <w:spacing w:after="160"/>
-      </w:pPr>
-      <w:r>
-        <w:rPr>
-          <w:b w:val="0"/>
-          <w:i w:val="0"/>
-        </w:rPr>
-        <w:t>Every stage is guarded by an automated check. Nothing advances until its gate is green — this is what lets a reviewer trust a green result without re-reading everything:</w:t>
-      </w:r>
-    </w:p>
-    <w:p>
-      <w:pPr>
-        <w:jc w:val="center"/>
-      </w:pPr>
-      <w:r>
-        <w:drawing>
-          <wp:inline xmlns:a="http://schemas.openxmlformats.org/drawingml/2006/main" xmlns:pic="http://schemas.openxmlformats.org/drawingml/2006/picture">
-            <wp:extent cx="4480560" cy="5907264"/>
-            <wp:docPr id="6" name="Picture 6"/>
-            <wp:cNvGraphicFramePr>
-              <a:graphicFrameLocks noChangeAspect="1"/>
-            </wp:cNvGraphicFramePr>
-            <a:graphic>
-              <a:graphicData uri="http://schemas.openxmlformats.org/drawingml/2006/picture">
-                <pic:pic>
-                  <pic:nvPicPr>
-                    <pic:cNvPr id="0" name="05_validation_gates.png"/>
-                    <pic:cNvPicPr/>
-                  </pic:nvPicPr>
-                  <pic:blipFill>
-                    <a:blip r:embed="rId14"/>
-                    <a:stretch>
-                      <a:fillRect/>
-                    </a:stretch>
-                  </pic:blipFill>
-                  <pic:spPr>
-                    <a:xfrm>
-                      <a:off x="0" y="0"/>
-                      <a:ext cx="4480560" cy="5907264"/>
-                    </a:xfrm>
-                    <a:prstGeom prst="rect"/>
-                  </pic:spPr>
-                </pic:pic>
-              </a:graphicData>
-            </a:graphic>
-          </wp:inline>
-        </w:drawing>
-      </w:r>
-    </w:p>
-    <w:p>
-      <w:pPr>
-        <w:spacing w:after="280"/>
-        <w:jc w:val="center"/>
-      </w:pPr>
-      <w:r>
-        <w:rPr>
-          <w:i/>
-          <w:color w:val="5F6368"/>
-          <w:sz w:val="18"/>
-        </w:rPr>
-        <w:t>Figure 6 — The gate chain behind a green validate_dld_flow.py, starting with the normalization fidelity gate for DLDs that needed reshaping, plus the repo-wide code style and coverage hard gates.</w:t>
-      </w:r>
-    </w:p>
-    <w:p>
-      <w:pPr>
-        <w:spacing w:after="160"/>
-      </w:pPr>
-      <w:r>
-        <w:rPr>
-          <w:b w:val="0"/>
-          <w:i w:val="0"/>
-        </w:rPr>
-        <w:t>The wait-model gate is the one that keeps interface semantics honest in both directions: template_lint.py proves each declared wait point names a real FSM state, and check_wait_model_coverage.py proves the model actually enters it - so a template cannot claim the requester blocks for a software clear while the model asserts the interrupt and loops on.</w:t>
-      </w:r>
-    </w:p>
-    <w:p>
-      <w:pPr/>
-      <w:r>
-        <w:t>To run every repo-wide gate, not just that chain — style, code coverage, provenance, normalization fidelity and the Word-overview sync as well — run python tools/run_ci.py (about a minute), and python tools/run_ci.py --install-hook once per clone to run it before every push. This is the repo's CI, and it is local by choice: the gate list is read from the harness, and the tool replaces what a hosted runner would give — it checks the declared dependencies are installed, and warns when a dirty working tree means the files checked are not the commits being pushed.</w:t>
-      </w:r>
-    </w:p>
-    <w:p>
-      <w:pPr>
-        <w:spacing w:after="160"/>
-      </w:pPr>
-      <w:r>
-        <w:rPr>
-          <w:b w:val="0"/>
-          <w:i w:val="0"/>
-        </w:rPr>
-        <w:t>One command — python tools\validate_dld_flow.py — runs the front-end gate for every DLD in the repo (template exists, lints, covers its DLD), then the model/test flow, and regenerates the readable template docs. A single green result proves the whole repo is consistent.</w:t>
-      </w:r>
-    </w:p>
-    <w:p>
-      <w:pPr/>
-      <w:r>
-        <w:t>Two more repo-wide hard gates run in the automated pipeline alongside the chain above: python tools\check_code_style.py (ruff lint + format — the coding style guide's mechanical half) and python tools\run_code_coverage.py --fail-under 95 --fail-under-file 95 — code coverage, which model lines the unit tests actually execute (coverage.py, report in reports\code_coverage\), enforced at 95%+ both in total and per model file.</w:t>
-      </w:r>
-    </w:p>
-    <w:p>
-      <w:pPr>
-        <w:pStyle w:val="Heading2"/>
-      </w:pPr>
-      <w:r>
-        <w:t>The automated pipeline runner</w:t>
-      </w:r>
-    </w:p>
-    <w:p>
-      <w:pPr>
-        <w:spacing w:after="160"/>
-      </w:pPr>
-      <w:r>
-        <w:rPr>
-          <w:b w:val="0"/>
-          <w:i w:val="0"/>
-        </w:rPr>
-        <w:t>tools/auto_ip_pipeline.py is the orchestrator that strings all of the above together so you don't have to run each tool by hand:</w:t>
-      </w:r>
-    </w:p>
-    <w:p>
-      <w:pPr>
-        <w:jc w:val="center"/>
-      </w:pPr>
-      <w:r>
-        <w:drawing>
-          <wp:inline xmlns:a="http://schemas.openxmlformats.org/drawingml/2006/main" xmlns:pic="http://schemas.openxmlformats.org/drawingml/2006/picture">
-            <wp:extent cx="5943600" cy="2676588"/>
-            <wp:docPr id="7" name="Picture 7"/>
-            <wp:cNvGraphicFramePr>
-              <a:graphicFrameLocks noChangeAspect="1"/>
-            </wp:cNvGraphicFramePr>
-            <a:graphic>
-              <a:graphicData uri="http://schemas.openxmlformats.org/drawingml/2006/picture">
-                <pic:pic>
-                  <pic:nvPicPr>
-                    <pic:cNvPr id="0" name="06_auto_pipeline.png"/>
-                    <pic:cNvPicPr/>
-                  </pic:nvPicPr>
-                  <pic:blipFill>
-                    <a:blip r:embed="rId15"/>
-                    <a:stretch>
-                      <a:fillRect/>
-                    </a:stretch>
-                  </pic:blipFill>
-                  <pic:spPr>
-                    <a:xfrm>
-                      <a:off x="0" y="0"/>
-                      <a:ext cx="5943600" cy="2676588"/>
-                    </a:xfrm>
-                    <a:prstGeom prst="rect"/>
-                  </pic:spPr>
-                </pic:pic>
-              </a:graphicData>
-            </a:graphic>
-          </wp:inline>
-        </w:drawing>
-      </w:r>
-    </w:p>
-    <w:p>
-      <w:pPr>
-        <w:spacing w:after="280"/>
-        <w:jc w:val="center"/>
-      </w:pPr>
-      <w:r>
-        <w:rPr>
-          <w:i/>
-          <w:color w:val="5F6368"/>
-          <w:sz w:val="18"/>
-        </w:rPr>
-        <w:t>Figure 7 — The change-driven runner: the optional normalization stage, the greenfield/brownfield fork (generate vs. amend), the provenance stamp, and the agent retry loop.</w:t>
-      </w:r>
-    </w:p>
-    <w:p>
-      <w:pPr>
-        <w:pStyle w:val="ListBullet"/>
-      </w:pPr>
-      <w:r>
-        <w:rPr>
-          <w:b/>
-        </w:rPr>
-        <w:t xml:space="preserve">Change detection: </w:t>
-      </w:r>
-      <w:r>
-        <w:t>Change detection hashes DLD content into reports/.dld_pipeline_state.json. An IP is only marked processed after its full chain passes — so a half-finished IP is automatically picked up again next run.</w:t>
-      </w:r>
-    </w:p>
-    <w:p>
-      <w:pPr>
-        <w:pStyle w:val="ListBullet"/>
-      </w:pPr>
-      <w:r>
-        <w:rPr>
-          <w:b/>
-        </w:rPr>
-        <w:t>Agent steps: The three agent steps (DLD normalization, template review, model implementation) are where judgment is needed. Without an agent, the runner writes the prompt to reports/agent_requests/&lt;ip&gt;.&lt;step&gt;.prompt.md and reports the IP as awaiting. With --agent &lt;profile&gt; (named commands in the harness YAML's agent_profiles) or --agent-cmd "&lt;raw command&gt;", it pipes the prompt to that command and, while the gates fail, re-invokes it with the failure log. One pause is a human by design: the normalization review stamp is a gate no machine can satisfy, so it sits outside every agent retry loop and reports the IP as awaiting rather than failed.</w:t>
-      </w:r>
-      <w:r/>
-    </w:p>
-    <w:p>
-      <w:pPr>
-        <w:pStyle w:val="ListBullet"/>
-      </w:pPr>
-      <w:r>
-        <w:rPr>
-          <w:b/>
-        </w:rPr>
-        <w:t xml:space="preserve">The agent is a plug-in point, not a dependency: </w:t>
-      </w:r>
-      <w:r>
-        <w:t>the prompt pack plus the contract in agents/ip_model_generation_agent.md are the complete task description, and the same gates (template coverage, lint, unit tests, coding style, coverage thresholds) judge the output no matter which vendor's agent — or which human — wrote the model and its tests.</w:t>
-      </w:r>
-    </w:p>
-    <w:p>
-      <w:pPr>
-        <w:pStyle w:val="ListBullet"/>
-      </w:pPr>
-      <w:r>
-        <w:rPr>
-          <w:b/>
-        </w:rPr>
-        <w:t xml:space="preserve">Greenfield vs. brownfield is automatic: </w:t>
-      </w:r>
-      <w:r>
-        <w:t>the runner snapshots whether the model file already exists before any stage runs. A new IP takes the generate path (scaffold + agent_implementation); an existing IP whose DLD changed takes the amend path (amend_implementation), described next.</w:t>
-      </w:r>
-    </w:p>
-    <w:p>
-      <w:pPr>
-        <w:pStyle w:val="Heading2"/>
-      </w:pPr>
-      <w:r>
-        <w:t>Editing a DLD without rewriting the model</w:t>
-      </w:r>
-    </w:p>
-    <w:p>
-      <w:pPr/>
-      <w:r>
-        <w:t>When a DLD changes, you rarely want to regenerate the whole model and tests from scratch — you want the minimal edits that match what actually changed. The key insight: don't diff the DLD (prose — noisy, reworded, reordered), diff the template. Because the template is the normalized source of truth, two revisions of it produce a clean, typed change list that maps almost one-to-one to model and test edit sites.</w:t>
-      </w:r>
-    </w:p>
-    <w:p>
-      <w:pPr/>
-      <w:r>
-        <w:t>Three pieces make this work, and they reuse what already exists:</w:t>
-      </w:r>
-    </w:p>
-    <w:p>
-      <w:pPr>
-        <w:pStyle w:val="ListBullet"/>
-      </w:pPr>
-      <w:r>
-        <w:t>tools/diff_template.py computes the structured delta between two templates and tags every change with a blast radius — SURGICAL (a localized value or addition: a queue depth, a timing number, a new scenario) or STRUCTURAL (a topology change: an FSM, state, interface, or command added/removed, which may cascade). A single structural change escalates the whole delta. --amend-prompt wraps the delta into a ready-to-send instruction: 'here is the current model and tests, here is exactly what changed — make the minimal corresponding edits, do not rewrite.'</w:t>
-      </w:r>
-    </w:p>
-    <w:p>
-      <w:pPr>
-        <w:pStyle w:val="ListBullet"/>
-      </w:pPr>
-      <w:r>
-        <w:t>Git is the history store. The 'previous' template is just the last committed one (git show HEAD:templates/&lt;ip&gt;.template.yaml), so no separate version store is needed.</w:t>
-      </w:r>
-    </w:p>
-    <w:p>
-      <w:pPr>
-        <w:pStyle w:val="ListBullet"/>
-      </w:pPr>
-      <w:r>
-        <w:t>tools/check_model_provenance.py records, per IP, the hash of the template each model was last generated or amended against (templates/model_baselines.json, committed). Its check fails when a template has moved on from its recorded baseline — the signal that an amend is due — and --stamp &lt;ip&gt; refreshes it once the model is back in sync. Same provenance discipline as the docx guard, applied to the DLD → template → model chain.</w:t>
-      </w:r>
-    </w:p>
-    <w:p>
-      <w:pPr/>
-      <w:r>
-        <w:t>A real delta for mailbox_ip (message FIFO deepened, an enqueue op re-timed, a scenario added, and a state added to the doorbell FSM) prints as:</w:t>
-      </w:r>
-    </w:p>
-    <w:p>
-      <w:pPr/>
-      <w:r>
-        <w:rPr>
-          <w:rFonts w:ascii="Consolas" w:hAnsi="Consolas"/>
-          <w:sz w:val="19"/>
-        </w:rPr>
-        <w:t>4 change(s), overall blast radius: STRUCTURAL</w:t>
-        <w:br/>
-      </w:r>
-      <w:r>
-        <w:rPr>
-          <w:rFonts w:ascii="Consolas" w:hAnsi="Consolas"/>
-          <w:sz w:val="19"/>
-        </w:rPr>
-        <w:br/>
-      </w:r>
-      <w:r>
-        <w:rPr>
-          <w:rFonts w:ascii="Consolas" w:hAnsi="Consolas"/>
-          <w:sz w:val="19"/>
-        </w:rPr>
-        <w:t xml:space="preserve">  [STRUCTURAL] FSM `doorbell` states: +['COALESCE'] -[]</w:t>
-        <w:br/>
-      </w:r>
-      <w:r>
-        <w:rPr>
-          <w:rFonts w:ascii="Consolas" w:hAnsi="Consolas"/>
-          <w:sz w:val="19"/>
-        </w:rPr>
-        <w:t xml:space="preserve">  [SURGICAL  ] queue `message_fifo`.depth: 8 -&gt; 16</w:t>
-        <w:br/>
-      </w:r>
-      <w:r>
-        <w:rPr>
-          <w:rFonts w:ascii="Consolas" w:hAnsi="Consolas"/>
-          <w:sz w:val="19"/>
-        </w:rPr>
-        <w:t xml:space="preserve">  [SURGICAL  ] timing op `message_push.enqueue`: 1cyc/2ns -&gt; 2cyc/4ns</w:t>
-        <w:br/>
-      </w:r>
-      <w:r>
-        <w:rPr>
-          <w:rFonts w:ascii="Consolas" w:hAnsi="Consolas"/>
-          <w:sz w:val="19"/>
-        </w:rPr>
-        <w:t xml:space="preserve">  [SURGICAL  ] test_scenario `fifo_high_watermark_backpressure` added</w:t>
-      </w:r>
-    </w:p>
-    <w:p>
-      <w:pPr/>
-      <w:r>
-        <w:t>The agent that applies this is the same agent-agnostic step as first-time generation — only the prompt differs (amend vs. generate). This is wired into the pipeline: auto_ip_pipeline.py decides greenfield vs. brownfield from a snapshot taken at the start of each run — did the model file already exist? A new IP runs generate_scaffold + agent_implementation (when: model_new); an existing IP whose DLD changed runs amend_implementation (when: model_exists), which feeds the agent the structured template diff instead of the full prompt pack. Both paths end at the same unit_tests gate, then stamp_provenance records the new baseline. If the template change is trivial enough that the existing tests still pass, the amend agent is skipped entirely.</w:t>
-      </w:r>
-    </w:p>
-    <w:p>
-      <w:pPr>
-        <w:pStyle w:val="Heading2"/>
-      </w:pPr>
-      <w:r>
-        <w:t>Reusing the tooling elsewhere</w:t>
-      </w:r>
-    </w:p>
-    <w:p>
-      <w:pPr/>
-      <w:r>
-        <w:t>Everything above operates on this repo, but nothing in the tools is bound to it. Where models, tests, templates, and DLDs live — and how a model file and class are named — is declared in one place, target_profile.yaml, loaded by tools/target_profile.py. The committed profile describes this repo and matches the tools' built-in defaults, so it changes nothing here; but repointing it lets the same extraction, generation, diff/amend, and validation tooling run against a different SimPy framework:</w:t>
-      </w:r>
-    </w:p>
-    <w:p>
-      <w:pPr/>
-      <w:r>
-        <w:rPr>
-          <w:rFonts w:ascii="Consolas" w:hAnsi="Consolas"/>
-          <w:sz w:val="19"/>
-        </w:rPr>
-        <w:t>paths: {model_dir: sim/models, tests_dir: sim/tests, templates_dir: specs}</w:t>
-        <w:br/>
-      </w:r>
-      <w:r>
-        <w:rPr>
-          <w:rFonts w:ascii="Consolas" w:hAnsi="Consolas"/>
-          <w:sz w:val="19"/>
-        </w:rPr>
-        <w:t>naming: {model_file: "{ip}_model.py", model_class: "Sim{camel}"}</w:t>
-      </w:r>
-    </w:p>
-    <w:p>
-      <w:pPr/>
-      <w:r>
-        <w:t>With that profile, profile.model_file("mailbox_ip") resolves to sim/models/mailbox_ip_model.py and profile.model_class("mailbox_ip") to SimMailboxIp — no tool-code change. This is the seam that turns the pipeline from “builds this repo's models” into “an engine you can point at another codebase.” It is being introduced incrementally: the per-IP artifact paths and the model-class convention already route through the profile (the previously duplicated camel-case-plus-Model logic now lives only in target_profile.py); the remaining hardcoded paths each still resolve to the same default and are migrated as the other-framework integration firms up.</w:t>
-      </w:r>
-    </w:p>
-    <w:p>
-      <w:pPr>
-        <w:pStyle w:val="Heading2"/>
-      </w:pPr>
-      <w:r>
-        <w:t>Beyond single IPs: subsystems</w:t>
-      </w:r>
-    </w:p>
-    <w:p>
-      <w:pPr>
-        <w:spacing w:after="160"/>
-      </w:pPr>
-      <w:r>
-        <w:rPr>
-          <w:b w:val="0"/>
-          <w:i w:val="0"/>
-        </w:rPr>
-        <w:t>A subsystem (several IPs wired together) is modeled as “just another IP”: its FSM processes are the glue between member IP models, and the member models are its resources. It rides the same DLD → template → model → tests pipeline, so every gate applies unchanged. One extra check, tools/check_subsystem_wiring.py, verifies the wiring is real: members exist, the member APIs and glue FSMs referenced by connections: exist, and the model actually instantiates its members.</w:t>
-      </w:r>
-      <w:r>
-        <w:t xml:space="preserve"> Connections can also declare ack semantics — whether the source waits for the destination's done signal (ack: none | completion_event | level_until_serviced, with ack_via naming the return path): the DMA subsystem's IRQ waits for completion events from both legs, and the mailbox IRQ subsystem's doorbell is the level-until-serviced example.</w:t>
-      </w:r>
-    </w:p>
-    <w:p>
-      <w:pPr>
-        <w:pStyle w:val="Heading2"/>
-      </w:pPr>
-      <w:r>
-        <w:t>Map of the repository</w:t>
+      <w:r>
+        <w:t>The normalize_dld stage does that reshaping. It rewrites the author's document into the shape the extractor reads, changing structure only — never adding, removing, altering, or even rewording an engineering claim. Two files per IP, so your original is never edited in place:</w:t>
       </w:r>
     </w:p>
     <w:tbl>
       <w:tblPr>
         <w:tblStyle w:val="TableGrid"/>
         <w:tblW w:type="auto" w:w="0"/>
-        <w:jc w:val="center"/>
-        <w:tblLayout w:type="fixed"/>
         <w:tblLook w:firstColumn="1" w:firstRow="1" w:lastColumn="0" w:lastRow="0" w:noHBand="0" w:noVBand="1" w:val="04A0"/>
       </w:tblPr>
       <w:tblGrid>
@@ -2026,36 +682,20 @@
       <w:tr>
         <w:tc>
           <w:tcPr>
-            <w:tcW w:type="dxa" w:w="3456"/>
+            <w:tcW w:type="dxa" w:w="4680"/>
           </w:tcPr>
           <w:p>
-            <w:pPr>
-              <w:shd w:val="clear" w:fill="F1F3F4"/>
-            </w:pPr>
-            <w:r/>
             <w:r>
-              <w:rPr>
-                <w:b/>
-                <w:sz w:val="20"/>
-              </w:rPr>
-              <w:t>Area</w:t>
+              <w:t>File</w:t>
             </w:r>
           </w:p>
         </w:tc>
         <w:tc>
           <w:tcPr>
-            <w:tcW w:type="dxa" w:w="5904"/>
+            <w:tcW w:type="dxa" w:w="4680"/>
           </w:tcPr>
           <w:p>
-            <w:pPr>
-              <w:shd w:val="clear" w:fill="F1F3F4"/>
-            </w:pPr>
-            <w:r/>
             <w:r>
-              <w:rPr>
-                <w:b/>
-                <w:sz w:val="20"/>
-              </w:rPr>
               <w:t>Role</w:t>
             </w:r>
           </w:p>
@@ -2064,28 +704,1647 @@
       <w:tr>
         <w:tc>
           <w:tcPr>
-            <w:tcW w:type="dxa" w:w="3456"/>
+            <w:tcW w:type="dxa" w:w="4680"/>
           </w:tcPr>
           <w:p>
-            <w:r/>
             <w:r>
-              <w:rPr>
-                <w:sz w:val="20"/>
-              </w:rPr>
+              <w:t>dlds/&lt;ip&gt;_dld.src.md</w:t>
+            </w:r>
+          </w:p>
+        </w:tc>
+        <w:tc>
+          <w:tcPr>
+            <w:tcW w:type="dxa" w:w="4680"/>
+          </w:tcPr>
+          <w:p>
+            <w:r>
+              <w:t>Your original, in whatever shape you wrote it. A .docx DLD's conversion output lands here.</w:t>
+            </w:r>
+          </w:p>
+        </w:tc>
+      </w:tr>
+      <w:tr>
+        <w:tc>
+          <w:tcPr>
+            <w:tcW w:type="dxa" w:w="4680"/>
+          </w:tcPr>
+          <w:p>
+            <w:r>
+              <w:t>dlds/&lt;ip&gt;_dld.md</w:t>
+            </w:r>
+          </w:p>
+        </w:tc>
+        <w:tc>
+          <w:tcPr>
+            <w:tcW w:type="dxa" w:w="4680"/>
+          </w:tcPr>
+          <w:p>
+            <w:r>
+              <w:t>The normalized, extractor-shaped document — still the pipeline's input, so nothing downstream changes.</w:t>
+            </w:r>
+          </w:p>
+        </w:tc>
+      </w:tr>
+    </w:tbl>
+    <w:p>
+      <w:r>
+        <w:t>A DLD already in shape has no .src.md and skips the stage entirely.</w:t>
+      </w:r>
+    </w:p>
+    <w:p>
+      <w:r>
+        <w:t>Three properties make this safe to put in front of everything else:</w:t>
+      </w:r>
+    </w:p>
+    <w:p>
+      <w:pPr>
+        <w:pStyle w:val="ListNumber"/>
+      </w:pPr>
+      <w:r>
+        <w:t>It replaces no existing gate. If a normalization is bad, extraction</w:t>
+      </w:r>
+    </w:p>
+    <w:p>
+      <w:r>
+        <w:t>degrades to TODO_REVIEW and the strict coverage gate refuses promotion — the same failure path a badly-written DLD takes today.</w:t>
+      </w:r>
+    </w:p>
+    <w:p>
+      <w:pPr>
+        <w:pStyle w:val="ListNumber"/>
+      </w:pPr>
+      <w:r>
+        <w:t>Nothing is lost silently. Content that maps to no convention is copied</w:t>
+      </w:r>
+    </w:p>
+    <w:p>
+      <w:r>
+        <w:t>verbatim into an ## Unplaced Source Content section the extractor ignores. The gate counts it, so "I could not place this" is always visible.</w:t>
+      </w:r>
+    </w:p>
+    <w:p>
+      <w:pPr>
+        <w:pStyle w:val="ListNumber"/>
+      </w:pPr>
+      <w:r>
+        <w:t>A deterministic gate judges it. check_dld_normalization.py checks</w:t>
+      </w:r>
+    </w:p>
+    <w:p>
+      <w:r>
+        <w:t>measurement and identifier conservation in both directions (a value that appears from nowhere is as suspect as one that vanishes), FSM name, count and per-FSM state parity, wait-model provenance, and unplaced accounting.</w:t>
+      </w:r>
+    </w:p>
+    <w:p>
+      <w:r>
+        <w:t>What that gate cannot prove is that the meaning survived — a rewrite could preserve every number while attaching it to the wrong FSM. So that one claim is signed by a person, per IP, exactly the way the model provenance baseline is:</w:t>
+      </w:r>
+    </w:p>
+    <w:p>
+      <w:r>
+        <w:t>python tools\check_dld_normalization.py &lt;ip&gt;            # the mechanical half</w:t>
+      </w:r>
+    </w:p>
+    <w:p>
+      <w:r>
+        <w:t>python tools\check_dld_normalization.py --stamp &lt;ip&gt;    # "I read the diff; the meaning survived"</w:t>
+      </w:r>
+    </w:p>
+    <w:p>
+      <w:r>
+        <w:t>The stamp records a (source, normalized) hash pair; editing either file breaks it and re-requires review. Until it is current, the pipeline reports the IP as awaiting review and check_template_coverage.py --strict refuses to promote its template — so an unreviewed normalization cannot reach a model.</w:t>
+      </w:r>
+    </w:p>
+    <w:p>
+      <w:pPr>
+        <w:pStyle w:val="Heading1"/>
+      </w:pPr>
+      <w:r>
+        <w:t>Part 3 — How it works behind the scenes</w:t>
+      </w:r>
+    </w:p>
+    <w:p>
+      <w:pPr>
+        <w:pStyle w:val="Heading2"/>
+      </w:pPr>
+      <w:r>
+        <w:t>The central idea: a template in the middle</w:t>
+      </w:r>
+    </w:p>
+    <w:p>
+      <w:r>
+        <w:t>The system never generates a model directly from the DLD. The DLD is human-written prose — inconsistent and incomplete by nature. Instead, a normalized, machine-checkable template (a YAML file with a fixed schema) sits in the middle as the golden reference:</w:t>
+      </w:r>
+    </w:p>
+    <w:p>
+      <w:r>
+        <w:t>flowchart LR</w:t>
+      </w:r>
+    </w:p>
+    <w:p>
+      <w:r>
+        <w:t xml:space="preserve">    DLD["📄 DLD markdown&lt;br/&gt;(inconsistent, incomplete)"]</w:t>
+      </w:r>
+    </w:p>
+    <w:p>
+      <w:r>
+        <w:t xml:space="preserve">    TPL["📐 Template YAML&lt;br/&gt;(golden reference)"]</w:t>
+      </w:r>
+    </w:p>
+    <w:p>
+      <w:r>
+        <w:t xml:space="preserve">    MODEL["🐍 SimPy model"]</w:t>
+      </w:r>
+    </w:p>
+    <w:p>
+      <w:r>
+        <w:t xml:space="preserve">    TEST["✅ Unit tests"]</w:t>
+      </w:r>
+    </w:p>
+    <w:p/>
+    <w:p>
+      <w:r>
+        <w:t xml:space="preserve">    DLD --&gt;|"extract + review"| TPL</w:t>
+      </w:r>
+    </w:p>
+    <w:p>
+      <w:r>
+        <w:t xml:space="preserve">    TPL --&gt;|"generate + implement"| MODEL</w:t>
+      </w:r>
+    </w:p>
+    <w:p>
+      <w:r>
+        <w:t xml:space="preserve">    TPL --&gt;|"scenarios"| TEST</w:t>
+      </w:r>
+    </w:p>
+    <w:p>
+      <w:r>
+        <w:t xml:space="preserve">    MODEL --- TEST</w:t>
+      </w:r>
+    </w:p>
+    <w:p/>
+    <w:p>
+      <w:r>
+        <w:t xml:space="preserve">    classDef src fill:#e8f0fe,stroke:#4285f4;</w:t>
+      </w:r>
+    </w:p>
+    <w:p>
+      <w:r>
+        <w:t xml:space="preserve">    classDef gold fill:#fff4e5,stroke:#f5a623;</w:t>
+      </w:r>
+    </w:p>
+    <w:p>
+      <w:r>
+        <w:t xml:space="preserve">    classDef out fill:#e6f4ea,stroke:#34a853;</w:t>
+      </w:r>
+    </w:p>
+    <w:p>
+      <w:r>
+        <w:t xml:space="preserve">    class DLD src;</w:t>
+      </w:r>
+    </w:p>
+    <w:p>
+      <w:r>
+        <w:t xml:space="preserve">    class TPL gold;</w:t>
+      </w:r>
+    </w:p>
+    <w:p>
+      <w:r>
+        <w:t xml:space="preserve">    class MODEL,TEST out;</w:t>
+      </w:r>
+    </w:p>
+    <w:p>
+      <w:r>
+        <w:t>The template captures, in one fixed shape regardless of how the DLD was written: the IP's FSM processes and states, how they relate (parallel groups, sequential paths, gating), interfaces, commands, queues (every FIFO with a declared capacity — bounded depth, or an explicit unbounded with the reason), resources, timing model, invariants, and test scenarios. Each interface also carries its wait model — whether the requester blocks until the response comes back, blocks in place for an ack, or collects the ack before starting its next request. The annotated templates/reference_template.yaml documents every section.</w:t>
+      </w:r>
+    </w:p>
+    <w:p>
+      <w:r>
+        <w:t>The contract for that fixed shape is enforced in two non-overlapping layers, both run by tools/template_lint.py:</w:t>
+      </w:r>
+    </w:p>
+    <w:p>
+      <w:pPr>
+        <w:pStyle w:val="ListBullet"/>
+      </w:pPr>
+      <w:r>
+        <w:t>Structure — schemas/ip_model_template.schema.json is a JSON Schema</w:t>
+      </w:r>
+    </w:p>
+    <w:p>
+      <w:r>
+        <w:t>(validated with jsonschema) that owns the shape: which sections and fields exist, their types, and value constraints (e.g. a queue depth is a positive integer or the literal unbounded, and an unbounded queue must carry a depth_note). It is enforced, not decorative documentation.</w:t>
+      </w:r>
+    </w:p>
+    <w:p>
+      <w:pPr>
+        <w:pStyle w:val="ListBullet"/>
+      </w:pPr>
+      <w:r>
+        <w:t>Cross-field semantics — the rules JSON Schema cannot express: the declared</w:t>
+      </w:r>
+    </w:p>
+    <w:p>
+      <w:r>
+        <w:t>fsm_count matching the actual FSM list, every FSM having a timing entry and appearing in a test scenario, and the arbitration-IP sub-contract.</w:t>
+      </w:r>
+    </w:p>
+    <w:p>
+      <w:r>
+        <w:t>Each rule lives in exactly one layer, so the schema and the linter cannot drift apart — and a template must satisfy both before it can generate a model.</w:t>
+      </w:r>
+    </w:p>
+    <w:p>
+      <w:pPr>
+        <w:pStyle w:val="Heading3"/>
+      </w:pPr>
+      <w:r>
+        <w:t>Two sources of truth — but only one at a time</w:t>
+      </w:r>
+    </w:p>
+    <w:p>
+      <w:r>
+        <w:t>This is the rule the whole system is built around:</w:t>
+      </w:r>
+    </w:p>
+    <w:p>
+      <w:r>
+        <w:t>flowchart TB</w:t>
+      </w:r>
+    </w:p>
+    <w:p>
+      <w:r>
+        <w:t xml:space="preserve">    subgraph Authoring["Phase A — Authoring the template"]</w:t>
+      </w:r>
+    </w:p>
+    <w:p>
+      <w:r>
+        <w:t xml:space="preserve">        direction LR</w:t>
+      </w:r>
+    </w:p>
+    <w:p>
+      <w:r>
+        <w:t xml:space="preserve">        A_DLD["DLD is the source"] --&gt; A_TPL["Template"]</w:t>
+      </w:r>
+    </w:p>
+    <w:p>
+      <w:r>
+        <w:t xml:space="preserve">    end</w:t>
+      </w:r>
+    </w:p>
+    <w:p>
+      <w:r>
+        <w:t xml:space="preserve">    subgraph Generation["Phase B — Generating the model"]</w:t>
+      </w:r>
+    </w:p>
+    <w:p>
+      <w:r>
+        <w:t xml:space="preserve">        direction LR</w:t>
+      </w:r>
+    </w:p>
+    <w:p>
+      <w:r>
+        <w:t xml:space="preserve">        B_TPL["Template is the source"] --&gt; B_MODEL["Model + Tests"]</w:t>
+      </w:r>
+    </w:p>
+    <w:p>
+      <w:r>
+        <w:t xml:space="preserve">    end</w:t>
+      </w:r>
+    </w:p>
+    <w:p>
+      <w:r>
+        <w:t xml:space="preserve">    Authoring --&gt; Generation</w:t>
+      </w:r>
+    </w:p>
+    <w:p/>
+    <w:p>
+      <w:r>
+        <w:t xml:space="preserve">    note["The DLD is used ONLY to author/review the template.&lt;br/&gt;Once the template is reviewed, the model is built&lt;br/&gt;from the TEMPLATE alone — never re-reading the DLD.&lt;br/&gt;Missing details are surfaced, never silently invented."]</w:t>
+      </w:r>
+    </w:p>
+    <w:p>
+      <w:r>
+        <w:t xml:space="preserve">    Generation -.-&gt; note</w:t>
+      </w:r>
+    </w:p>
+    <w:p>
+      <w:r>
+        <w:t xml:space="preserve">    classDef n fill:#fce8e6,stroke:#ea4335;</w:t>
+      </w:r>
+    </w:p>
+    <w:p>
+      <w:r>
+        <w:t xml:space="preserve">    class note n;</w:t>
+      </w:r>
+    </w:p>
+    <w:p>
+      <w:r>
+        <w:t>Why this matters: a reviewer signs off the template once, and everything downstream (model, tests, docs, experiments) derives from that reviewed artifact. The structure is machine-enforced end to end — an FSM, queue, resource, or scenario the model has but the template doesn't (or vice versa) is a gate failure, not a judgment call (see the gate chain below). The template's numeric timing and queue depths are the declared reference the implementer carries into the model; the linter checks they are internally coherent (a queue's declared capacity is real; an operation's ns equals cycles × cycle_time_ns), but note that the numbers are not asserted equal to the model's constructor defaults — models routinely default latencies low so unit tests run in a few simulated ticks and take the template's values as overrides. So: structure is provably faithful; timing is a coherent, reviewed reference rather than a machine-verified equality.</w:t>
+      </w:r>
+    </w:p>
+    <w:p>
+      <w:pPr>
+        <w:pStyle w:val="Heading2"/>
+      </w:pPr>
+      <w:r>
+        <w:t>Stage 0: DLD → reviewed template</w:t>
+      </w:r>
+    </w:p>
+    <w:p>
+      <w:r>
+        <w:t>tools/dld_to_template.py is a best-effort parser, not an oracle. It maps DLD sections onto template fields and marks everything else:</w:t>
+      </w:r>
+    </w:p>
+    <w:p>
+      <w:r>
+        <w:t>flowchart LR</w:t>
+      </w:r>
+    </w:p>
+    <w:p>
+      <w:r>
+        <w:t xml:space="preserve">    subgraph DLD["DLD sections"]</w:t>
+      </w:r>
+    </w:p>
+    <w:p>
+      <w:r>
+        <w:t xml:space="preserve">        H1["## Purpose"]</w:t>
+      </w:r>
+    </w:p>
+    <w:p>
+      <w:r>
+        <w:t xml:space="preserve">        H2["### N.M … Interface"]</w:t>
+      </w:r>
+    </w:p>
+    <w:p>
+      <w:r>
+        <w:t xml:space="preserve">        H3["### N.M … FSM&lt;br/&gt;(States: …)"]</w:t>
+      </w:r>
+    </w:p>
+    <w:p>
+      <w:r>
+        <w:t xml:space="preserve">        H4["| FSM | Runs as | Delay model |"]</w:t>
+      </w:r>
+    </w:p>
+    <w:p>
+      <w:r>
+        <w:t xml:space="preserve">        H5["## Open Items"]</w:t>
+      </w:r>
+    </w:p>
+    <w:p>
+      <w:r>
+        <w:t xml:space="preserve">    end</w:t>
+      </w:r>
+    </w:p>
+    <w:p>
+      <w:r>
+        <w:t xml:space="preserve">    subgraph OUT["Extractor output"]</w:t>
+      </w:r>
+    </w:p>
+    <w:p>
+      <w:r>
+        <w:t xml:space="preserve">        F1["ip.description"]</w:t>
+      </w:r>
+    </w:p>
+    <w:p>
+      <w:r>
+        <w:t xml:space="preserve">        F2["interfaces[]"]</w:t>
+      </w:r>
+    </w:p>
+    <w:p>
+      <w:r>
+        <w:t xml:space="preserve">        F3["fsm_processes[] + states"]</w:t>
+      </w:r>
+    </w:p>
+    <w:p>
+      <w:r>
+        <w:t xml:space="preserve">        F4["timing_model (cycles/ns)"]</w:t>
+      </w:r>
+    </w:p>
+    <w:p>
+      <w:r>
+        <w:t xml:space="preserve">        F5["gaps report"]</w:t>
+      </w:r>
+    </w:p>
+    <w:p>
+      <w:r>
+        <w:t xml:space="preserve">        F6["TODO_REVIEW markers&lt;br/&gt;(commands, test_scenarios, invariants…)"]</w:t>
+      </w:r>
+    </w:p>
+    <w:p>
+      <w:r>
+        <w:t xml:space="preserve">    end</w:t>
+      </w:r>
+    </w:p>
+    <w:p>
+      <w:r>
+        <w:t xml:space="preserve">    H1 --&gt; F1</w:t>
+      </w:r>
+    </w:p>
+    <w:p>
+      <w:r>
+        <w:t xml:space="preserve">    H2 --&gt; F2</w:t>
+      </w:r>
+    </w:p>
+    <w:p>
+      <w:r>
+        <w:t xml:space="preserve">    H3 --&gt; F3</w:t>
+      </w:r>
+    </w:p>
+    <w:p>
+      <w:r>
+        <w:t xml:space="preserve">    H4 --&gt; F4</w:t>
+      </w:r>
+    </w:p>
+    <w:p>
+      <w:r>
+        <w:t xml:space="preserve">    H5 --&gt; F5</w:t>
+      </w:r>
+    </w:p>
+    <w:p>
+      <w:r>
+        <w:t xml:space="preserve">    OUT --&gt; F6</w:t>
+      </w:r>
+    </w:p>
+    <w:p>
+      <w:r>
+        <w:t>The gaps report (reports/&lt;ip&gt;.gaps.md) combines the DLD's own "Open Items" section with every field the extractor couldn't derive. The point: missing information becomes visible and tracked instead of silently filled with a plausible-but-wrong assumption.</w:t>
+      </w:r>
+    </w:p>
+    <w:p>
+      <w:r>
+        <w:t>How we know the extractor can be trusted: it's calibrated against every existing golden IP — re-parsing each DLD must reproduce its template's FSM name set exactly, and the DLD's stated FSM count must match the template's fsm_count. That equality runs as a regression gate; if a change breaks extraction, calibration fails loudly. (Interface matching is report-only, because templates legitimately consolidate DLD interface sections; FSM coverage is the hard gate.)</w:t>
+      </w:r>
+    </w:p>
+    <w:p>
+      <w:pPr>
+        <w:pStyle w:val="Heading2"/>
+      </w:pPr>
+      <w:r>
+        <w:t>Stage 1: template → model + tests</w:t>
+      </w:r>
+    </w:p>
+    <w:p>
+      <w:r>
+        <w:t>From the reviewed template:</w:t>
+      </w:r>
+    </w:p>
+    <w:p>
+      <w:pPr>
+        <w:pStyle w:val="ListBullet"/>
+      </w:pPr>
+      <w:r>
+        <w:t>tools/generate_model_scaffold.py emits a SimPy skeleton — one model</w:t>
+      </w:r>
+    </w:p>
+    <w:p>
+      <w:r>
+        <w:t>class, one process method per template FSM.</w:t>
+      </w:r>
+    </w:p>
+    <w:p>
+      <w:pPr>
+        <w:pStyle w:val="ListBullet"/>
+      </w:pPr>
+      <w:r>
+        <w:t>tools/generate_prompt_pack.py bundles the template + contract + skill</w:t>
+      </w:r>
+    </w:p>
+    <w:p>
+      <w:r>
+        <w:t>instructions into a self-contained prompt, so an LLM can fill in behavior without seeing (or needing) anything else.</w:t>
+      </w:r>
+    </w:p>
+    <w:p>
+      <w:pPr>
+        <w:pStyle w:val="ListBullet"/>
+      </w:pPr>
+      <w:r>
+        <w:t>The implementer — human or LLM — fills in model behavior and unit tests</w:t>
+      </w:r>
+    </w:p>
+    <w:p>
+      <w:r>
+        <w:t>from the template only.</w:t>
+      </w:r>
+    </w:p>
+    <w:p>
+      <w:pPr>
+        <w:pStyle w:val="Heading3"/>
+      </w:pPr>
+      <w:r>
+        <w:t>What a generated model looks like</w:t>
+      </w:r>
+    </w:p>
+    <w:p>
+      <w:r>
+        <w:t>Each template FSM becomes one concurrent SimPy process; queues and stores connect them. Here is the real Mailbox IP model (added through this pipeline):</w:t>
+      </w:r>
+    </w:p>
+    <w:p>
+      <w:r>
+        <w:t>flowchart LR</w:t>
+      </w:r>
+    </w:p>
+    <w:p>
+      <w:r>
+        <w:t xml:space="preserve">    SW(["Sender API&lt;br/&gt;send_message()"])</w:t>
+      </w:r>
+    </w:p>
+    <w:p>
+      <w:r>
+        <w:t xml:space="preserve">    RA["register_access"]</w:t>
+      </w:r>
+    </w:p>
+    <w:p>
+      <w:r>
+        <w:t xml:space="preserve">    MP["message_push"]</w:t>
+      </w:r>
+    </w:p>
+    <w:p>
+      <w:r>
+        <w:t xml:space="preserve">    MPOP["message_pop"]</w:t>
+      </w:r>
+    </w:p>
+    <w:p>
+      <w:r>
+        <w:t xml:space="preserve">    DB["doorbell"]</w:t>
+      </w:r>
+    </w:p>
+    <w:p>
+      <w:r>
+        <w:t xml:space="preserve">    IN["interrupt_notify"]</w:t>
+      </w:r>
+    </w:p>
+    <w:p>
+      <w:r>
+        <w:t xml:space="preserve">    RX(["Receiver&lt;br/&gt;read_message()"])</w:t>
+      </w:r>
+    </w:p>
+    <w:p>
+      <w:r>
+        <w:t xml:space="preserve">    IRQ(["IRQ out"])</w:t>
+      </w:r>
+    </w:p>
+    <w:p/>
+    <w:p>
+      <w:r>
+        <w:t xml:space="preserve">    SW --&gt; MP</w:t>
+      </w:r>
+    </w:p>
+    <w:p>
+      <w:r>
+        <w:t xml:space="preserve">    MP --&gt;|message_fifo| MPOP --&gt; RX</w:t>
+      </w:r>
+    </w:p>
+    <w:p>
+      <w:r>
+        <w:t xml:space="preserve">    MP --&gt;|doorbell_queue| DB</w:t>
+      </w:r>
+    </w:p>
+    <w:p>
+      <w:r>
+        <w:t xml:space="preserve">    DB --&gt;|interrupt_pending_queue| IN --&gt; IRQ</w:t>
+      </w:r>
+    </w:p>
+    <w:p>
+      <w:r>
+        <w:t xml:space="preserve">    RA -.config/mask.-&gt; MP &amp; IN</w:t>
+      </w:r>
+    </w:p>
+    <w:p/>
+    <w:p>
+      <w:r>
+        <w:t xml:space="preserve">    classDef p fill:#e8f0fe,stroke:#4285f4;</w:t>
+      </w:r>
+    </w:p>
+    <w:p>
+      <w:r>
+        <w:t xml:space="preserve">    class RA,MP,MPOP,DB,IN p;</w:t>
+      </w:r>
+    </w:p>
+    <w:p>
+      <w:r>
+        <w:t>Reading this diagram: when software calls send_message(), the message_push process enqueues the message (blocking if the FIFO is full — that's backpressure), raises a doorbell, and the doorbell flows through interrupt_notify to become an IRQ — unless the channel is masked via the register_access process. Every arrow hop costs the number of cycles the DLD's timing table specified.</w:t>
+      </w:r>
+    </w:p>
+    <w:p>
+      <w:r>
+        <w:t>Every model also ships with:</w:t>
+      </w:r>
+    </w:p>
+    <w:p>
+      <w:pPr>
+        <w:pStyle w:val="ListBullet"/>
+      </w:pPr>
+      <w:r>
+        <w:t>IP-tagged logging ([completion_ip] …) with log_level / log_file</w:t>
+      </w:r>
+    </w:p>
+    <w:p>
+      <w:r>
+        <w:t>constructor arguments (default WARNING; also appends to run.log), and</w:t>
+      </w:r>
+    </w:p>
+    <w:p>
+      <w:pPr>
+        <w:pStyle w:val="ListBullet"/>
+      </w:pPr>
+      <w:r>
+        <w:t>a metrics dict the unit tests assert on (counts, latencies,</w:t>
+      </w:r>
+    </w:p>
+    <w:p>
+      <w:r>
+        <w:t>occupancies).</w:t>
+      </w:r>
+    </w:p>
+    <w:p>
+      <w:pPr>
+        <w:pStyle w:val="Heading3"/>
+      </w:pPr>
+      <w:r>
+        <w:t>Code conventions</w:t>
+      </w:r>
+    </w:p>
+    <w:p>
+      <w:pPr>
+        <w:pStyle w:val="ListBullet"/>
+      </w:pPr>
+      <w:r>
+        <w:t>One flat file per IP: src/ip_model_automation/&lt;ip&gt;.py — no per-IP</w:t>
+      </w:r>
+    </w:p>
+    <w:p>
+      <w:r>
+        <w:t>folders, and no files named perf_model.py / functional_model.py / soc_models.py (deliberate repo rule).</w:t>
+      </w:r>
+    </w:p>
+    <w:p>
+      <w:pPr>
+        <w:pStyle w:val="ListBullet"/>
+      </w:pPr>
+      <w:r>
+        <w:t>Shared dataclasses, registry metadata, and helpers: common.py;</w:t>
+      </w:r>
+    </w:p>
+    <w:p>
+      <w:r>
+        <w:t>public export surface: ip.py.</w:t>
+      </w:r>
+    </w:p>
+    <w:p>
+      <w:pPr>
+        <w:pStyle w:val="ListBullet"/>
+      </w:pPr>
+      <w:r>
+        <w:t>Per-IP tests in tests/test_&lt;ip&gt;.py, derived from the template's</w:t>
+      </w:r>
+    </w:p>
+    <w:p>
+      <w:r>
+        <w:t>test_scenarios.</w:t>
+      </w:r>
+    </w:p>
+    <w:p>
+      <w:pPr>
+        <w:pStyle w:val="ListBullet"/>
+      </w:pPr>
+      <w:r>
+        <w:t>Every Python file follows the written coding style guide (next section).</w:t>
+      </w:r>
+    </w:p>
+    <w:p>
+      <w:pPr>
+        <w:pStyle w:val="ListBullet"/>
+      </w:pPr>
+      <w:r>
+        <w:t>These paths and the &lt;CamelIp&gt;Model naming are not hardcoded — they come</w:t>
+      </w:r>
+    </w:p>
+    <w:p>
+      <w:r>
+        <w:t>from target_profile.yaml (defaults describe this repo). Repointing that profile lets the same tooling operate on another SimPy codebase without editing tool code; see "Reusing the tooling elsewhere" below.</w:t>
+      </w:r>
+    </w:p>
+    <w:p>
+      <w:r>
+        <w:t>Run the whole test suite from the repo root:</w:t>
+      </w:r>
+    </w:p>
+    <w:p>
+      <w:r>
+        <w:t>$env:PYTHONPATH="$PWD\src"</w:t>
+      </w:r>
+    </w:p>
+    <w:p>
+      <w:r>
+        <w:t>python -m unittest discover -s tests</w:t>
+      </w:r>
+    </w:p>
+    <w:p>
+      <w:pPr>
+        <w:pStyle w:val="Heading3"/>
+      </w:pPr>
+      <w:r>
+        <w:t>Coding style</w:t>
+      </w:r>
+    </w:p>
+    <w:p>
+      <w:r>
+        <w:t>All Python code in src/, tools/, and tests/ follows one written style guide: skills/ip-model-generation/references/coding_style.md. It has two halves:</w:t>
+      </w:r>
+    </w:p>
+    <w:p>
+      <w:r>
+        <w:t>Machine-enforced rules — configured in ruff.toml at the repo root and checked by ruff (linter + formatter in one tool, installed via requirements.txt):</w:t>
+      </w:r>
+    </w:p>
+    <w:p>
+      <w:pPr>
+        <w:pStyle w:val="ListBullet"/>
+      </w:pPr>
+      <w:r>
+        <w:t>120-column lines, double quotes, four-space indentation, trailing commas in</w:t>
+      </w:r>
+    </w:p>
+    <w:p>
+      <w:r>
+        <w:t>multi-line literals (applied by ruff format — never hand-format against it).</w:t>
+      </w:r>
+    </w:p>
+    <w:p>
+      <w:pPr>
+        <w:pStyle w:val="ListBullet"/>
+      </w:pPr>
+      <w:r>
+        <w:t>No unused imports or variables, no ambiguous single-letter names</w:t>
+      </w:r>
+    </w:p>
+    <w:p>
+      <w:r>
+        <w:t>(pycodestyle + pyflakes rules E, W, F).</w:t>
+      </w:r>
+    </w:p>
+    <w:p>
+      <w:pPr>
+        <w:pStyle w:val="ListBullet"/>
+      </w:pPr>
+      <w:r>
+        <w:t>Imports sorted in three groups — stdlib, third-party (simpy, yaml),</w:t>
+      </w:r>
+    </w:p>
+    <w:p>
+      <w:r>
+        <w:t>first-party (ip_model_automation) — each alphabetized (rule I); models inside the package use relative imports (from .common import ...).</w:t>
+      </w:r>
+    </w:p>
+    <w:p>
+      <w:r>
+        <w:t>Structure conventions — the shape every model and test file shares, checked by the scaffold/validation gates and review:</w:t>
+      </w:r>
+    </w:p>
+    <w:p>
+      <w:pPr>
+        <w:pStyle w:val="ListBullet"/>
+      </w:pPr>
+      <w:r>
+        <w:t>Model class &lt;Ip&gt;Model with a short docstring; constructor order is env</w:t>
+      </w:r>
+    </w:p>
+    <w:p>
+      <w:r>
+        <w:t>first, then &lt;operation&gt;_latency parameters (defaulted from the template's timing model), behavioral knobs, and log_level/log_file last.</w:t>
+      </w:r>
+    </w:p>
+    <w:p>
+      <w:pPr>
+        <w:pStyle w:val="ListBullet"/>
+      </w:pPr>
+      <w:r>
+        <w:t>One SimPy process method per template FSM, named &lt;fsm&gt;_process, started in</w:t>
+      </w:r>
+    </w:p>
+    <w:p>
+      <w:r>
+        <w:t>the constructor with env.process(...).</w:t>
+      </w:r>
+    </w:p>
+    <w:p>
+      <w:pPr>
+        <w:pStyle w:val="ListBullet"/>
+      </w:pPr>
+      <w:r>
+        <w:t>Observable state for tests: a metrics counter dict (snake_case keys) and,</w:t>
+      </w:r>
+    </w:p>
+    <w:p>
+      <w:r>
+        <w:t>where useful, an fsm_state dict keyed by FSM name.</w:t>
+      </w:r>
+    </w:p>
+    <w:p>
+      <w:pPr>
+        <w:pStyle w:val="ListBullet"/>
+      </w:pPr>
+      <w:r>
+        <w:t>Logging via get_ip_logger with lazy %s formatting (never f-strings in</w:t>
+      </w:r>
+    </w:p>
+    <w:p>
+      <w:r>
+        <w:t>log calls), at the documented levels (DEBUG transitions, INFO lifecycle, WARNING expected stalls, ERROR invalid paths).</w:t>
+      </w:r>
+    </w:p>
+    <w:p>
+      <w:pPr>
+        <w:pStyle w:val="ListBullet"/>
+      </w:pPr>
+      <w:r>
+        <w:t>Tests use unittest, named after the template's test_scenarios, assert on</w:t>
+      </w:r>
+    </w:p>
+    <w:p>
+      <w:r>
+        <w:t>metrics/completions/state — not log output — and pass small explicit latency overrides so they run in a few simulated ticks.</w:t>
+      </w:r>
+    </w:p>
+    <w:p>
+      <w:r>
+        <w:t>One command checks all of it, and the automated pipeline runs the same command as a required repo-wide code_style stage (a hard gate, right before the coverage gate):</w:t>
+      </w:r>
+    </w:p>
+    <w:p>
+      <w:r>
+        <w:t>python tools\check_code_style.py          # check — what the pipeline runs</w:t>
+      </w:r>
+    </w:p>
+    <w:p>
+      <w:r>
+        <w:t>python tools\check_code_style.py --fix    # apply auto-fixes and reformat</w:t>
+      </w:r>
+    </w:p>
+    <w:p>
+      <w:r>
+        <w:t>New models inherit the style at generation time: every prompt pack carries a "Coding Style" section pointing the implementing agent (human or LLM) at the guide, and the generation rules in skills/ip-model-generation/references/model_generation_rules.md include the style check in their validation commands.</w:t>
+      </w:r>
+    </w:p>
+    <w:p>
+      <w:pPr>
+        <w:pStyle w:val="Heading2"/>
+      </w:pPr>
+      <w:r>
+        <w:t>The gates: what "validated" actually means</w:t>
+      </w:r>
+    </w:p>
+    <w:p>
+      <w:r>
+        <w:t>Every stage is guarded by an automated check. Nothing advances until its gate is green — this is what lets a reviewer trust a green result without re-reading everything:</w:t>
+      </w:r>
+    </w:p>
+    <w:p>
+      <w:r>
+        <w:t>flowchart TD</w:t>
+      </w:r>
+    </w:p>
+    <w:p>
+      <w:r>
+        <w:t xml:space="preserve">    G0["check_dld_normalization.py&lt;br/&gt;(only if the DLD has a .src.md)&lt;br/&gt;conservation both ways + human stamp"]</w:t>
+      </w:r>
+    </w:p>
+    <w:p>
+      <w:r>
+        <w:t xml:space="preserve">    G1["template_lint.py&lt;br/&gt;JSON Schema structure + cross-field semantics"]</w:t>
+      </w:r>
+    </w:p>
+    <w:p>
+      <w:r>
+        <w:t xml:space="preserve">    G2["check_template_coverage.py --strict&lt;br/&gt;template captures every DLD FSM + count,&lt;br/&gt;zero TODO_REVIEW left, normalization stamped"]</w:t>
+      </w:r>
+    </w:p>
+    <w:p>
+      <w:r>
+        <w:t xml:space="preserve">    G3["report_model_coverage.py&lt;br/&gt;every FSM has a test scenario"]</w:t>
+      </w:r>
+    </w:p>
+    <w:p>
+      <w:r>
+        <w:t xml:space="preserve">    G4["check_wait_model_coverage.py&lt;br/&gt;the model enters every interface wait point"]</w:t>
+      </w:r>
+    </w:p>
+    <w:p>
+      <w:r>
+        <w:t xml:space="preserve">    G5["generate_model_scaffold.py&lt;br/&gt;model shape: class + one process per FSM"]</w:t>
+      </w:r>
+    </w:p>
+    <w:p>
+      <w:r>
+        <w:t xml:space="preserve">    G6["unit tests&lt;br/&gt;functional + timing assertions pass"]</w:t>
+      </w:r>
+    </w:p>
+    <w:p/>
+    <w:p>
+      <w:r>
+        <w:t xml:space="preserve">    G0 --&gt; G1 --&gt; G2 --&gt; G3 --&gt; G4 --&gt; G5 --&gt; G6</w:t>
+      </w:r>
+    </w:p>
+    <w:p>
+      <w:r>
+        <w:t xml:space="preserve">    G6 --&gt; OK["validate_dld_flow.py: OK"]</w:t>
+      </w:r>
+    </w:p>
+    <w:p>
+      <w:r>
+        <w:t xml:space="preserve">    OK -.-&gt; R["+ repo-wide hard gates in the automated pipeline:&lt;br/&gt;check_code_style.py (ruff lint + format)&lt;br/&gt;run_code_coverage.py (95%+ total and per file)"]</w:t>
+      </w:r>
+    </w:p>
+    <w:p/>
+    <w:p>
+      <w:r>
+        <w:t xml:space="preserve">    classDef gate fill:#fff4e5,stroke:#f5a623;</w:t>
+      </w:r>
+    </w:p>
+    <w:p>
+      <w:r>
+        <w:t xml:space="preserve">    class G0,G1,G2,G3,G4,G5,G6,R gate;</w:t>
+      </w:r>
+    </w:p>
+    <w:p>
+      <w:r>
+        <w:t>The wait-model gate is the one that keeps interface semantics honest in both directions: template_lint.py proves each declared wait point names a real FSM state, and check_wait_model_coverage.py proves the model actually enters it — so a template cannot claim the requester blocks for a software clear while the model asserts the interrupt and loops on.</w:t>
+      </w:r>
+    </w:p>
+    <w:p>
+      <w:r>
+        <w:t>One command — python tools\validate_dld_flow.py — runs the front-end gate for every DLD in the repo (template exists, lints, covers its DLD), then the model/test flow, and regenerates the readable template docs. A single green result proves the whole repo is consistent.</w:t>
+      </w:r>
+    </w:p>
+    <w:p>
+      <w:r>
+        <w:t>To run every repo-wide gate, not just that chain — style, code coverage, provenance, normalization fidelity, and the Word-overview sync as well:</w:t>
+      </w:r>
+    </w:p>
+    <w:p>
+      <w:r>
+        <w:t>python tools\run_ci.py                 # about a minute</w:t>
+      </w:r>
+    </w:p>
+    <w:p>
+      <w:r>
+        <w:t>python tools\run_ci.py --install-hook  # once per clone: run it before every push</w:t>
+      </w:r>
+    </w:p>
+    <w:p>
+      <w:r>
+        <w:t>This is the repo's CI, and it is local by choice — there is no hosted runner. The gate list is read from the harness, so adding a scope: repo stage adds it to CI with no code change. Running locally gives up two things a hosted runner provides, so the tool replaces both: it checks that the declared dependencies are actually installed (locally a gate can quietly depend on a package one machine happens to have), and it warns when the working tree is dirty, because then the files being checked are not the commits being pushed.</w:t>
+      </w:r>
+    </w:p>
+    <w:p>
+      <w:r>
+        <w:t>Two more repo-wide hard gates run in the automated pipeline alongside the chain above: python tools\check_code_style.py (ruff lint + format — the coding style guide's mechanical half) and python tools\run_code_coverage.py --fail-under 95 --fail-under-file 95 — code coverage, which model lines the unit tests actually execute (coverage.py, table + optional --html report in reports\code_coverage\), enforced at 95%+ both in total and per model file.</w:t>
+      </w:r>
+    </w:p>
+    <w:p>
+      <w:pPr>
+        <w:pStyle w:val="Heading2"/>
+      </w:pPr>
+      <w:r>
+        <w:t>The automated pipeline runner</w:t>
+      </w:r>
+    </w:p>
+    <w:p>
+      <w:r>
+        <w:t>tools/auto_ip_pipeline.py is the orchestrator that strings all of the above together so you don't have to run each tool by hand. It is a generic stage engine: the stage sequence it executes — commands, agent steps and their gates, skip conditions, per-IP vs. repo-wide scope — is declared in harness/ip_generation_loop.yaml, which is the single source of truth for the pipeline. Changing the pipeline is a YAML edit, not a runner change:</w:t>
+      </w:r>
+    </w:p>
+    <w:p>
+      <w:r>
+        <w:t>flowchart LR</w:t>
+      </w:r>
+    </w:p>
+    <w:p>
+      <w:r>
+        <w:t xml:space="preserve">    WATCH["watch dlds/&lt;br/&gt;(content-hash change detection)"]</w:t>
+      </w:r>
+    </w:p>
+    <w:p>
+      <w:r>
+        <w:t xml:space="preserve">    CONV["docx → markdown&lt;br/&gt;(lands as the .src.md)"]</w:t>
+      </w:r>
+    </w:p>
+    <w:p>
+      <w:r>
+        <w:t xml:space="preserve">    NORM["off-shape? agent: normalize&lt;br/&gt;+ fidelity gate + human stamp"]</w:t>
+      </w:r>
+    </w:p>
+    <w:p>
+      <w:r>
+        <w:t xml:space="preserve">    EXT["extract draft&lt;br/&gt;+ gaps report"]</w:t>
+      </w:r>
+    </w:p>
+    <w:p>
+      <w:r>
+        <w:t xml:space="preserve">    GATES["template gates"]</w:t>
+      </w:r>
+    </w:p>
+    <w:p>
+      <w:r>
+        <w:t xml:space="preserve">    REVIEW["agent: review template"]</w:t>
+      </w:r>
+    </w:p>
+    <w:p>
+      <w:r>
+        <w:t xml:space="preserve">    FORK{"model already&lt;br/&gt;exists?"}</w:t>
+      </w:r>
+    </w:p>
+    <w:p>
+      <w:r>
+        <w:t xml:space="preserve">    GEN["no → scaffold + prompt pack&lt;br/&gt;agent: implement"]</w:t>
+      </w:r>
+    </w:p>
+    <w:p>
+      <w:r>
+        <w:t xml:space="preserve">    AMEND["yes → template diff&lt;br/&gt;agent: amend in place"]</w:t>
+      </w:r>
+    </w:p>
+    <w:p>
+      <w:r>
+        <w:t xml:space="preserve">    TESTS["unit tests"]</w:t>
+      </w:r>
+    </w:p>
+    <w:p>
+      <w:r>
+        <w:t xml:space="preserve">    STAMP["stamp provenance&lt;br/&gt;baseline"]</w:t>
+      </w:r>
+    </w:p>
+    <w:p>
+      <w:r>
+        <w:t xml:space="preserve">    REPO["repo-wide gates:&lt;br/&gt;style · coverage · full validation"]</w:t>
+      </w:r>
+    </w:p>
+    <w:p/>
+    <w:p>
+      <w:r>
+        <w:t xml:space="preserve">    WATCH --&gt; CONV --&gt; NORM --&gt; EXT --&gt; GATES --&gt; REVIEW --&gt; FORK</w:t>
+      </w:r>
+    </w:p>
+    <w:p>
+      <w:r>
+        <w:t xml:space="preserve">    FORK --&gt;|greenfield| GEN --&gt; TESTS</w:t>
+      </w:r>
+    </w:p>
+    <w:p>
+      <w:r>
+        <w:t xml:space="preserve">    FORK --&gt;|brownfield| AMEND --&gt; TESTS</w:t>
+      </w:r>
+    </w:p>
+    <w:p>
+      <w:r>
+        <w:t xml:space="preserve">    TESTS --&gt; STAMP --&gt; REPO</w:t>
+      </w:r>
+    </w:p>
+    <w:p>
+      <w:r>
+        <w:t xml:space="preserve">    TESTS --&gt;|fail: re-invoke agent&lt;br/&gt;with the failure log| FORK</w:t>
+      </w:r>
+    </w:p>
+    <w:p>
+      <w:r>
+        <w:t xml:space="preserve">    classDef gate fill:#fff4e5,stroke:#f5a623;</w:t>
+      </w:r>
+    </w:p>
+    <w:p>
+      <w:r>
+        <w:t xml:space="preserve">    class GATES,NORM,REPO gate;</w:t>
+      </w:r>
+    </w:p>
+    <w:p>
+      <w:r>
+        <w:t>normalize_dld runs only for an IP that has a dlds/&lt;ip&gt;_dld.src.md; an in-shape DLD skips it and its gate entirely, so today's IPs are unaffected by it. A .docx DLD always has one — Word gives no way to write the extractor's markdown conventions, so its conversion output is the author source.</w:t>
+      </w:r>
+    </w:p>
+    <w:p>
+      <w:r>
+        <w:t>Details worth knowing:</w:t>
+      </w:r>
+    </w:p>
+    <w:p>
+      <w:pPr>
+        <w:pStyle w:val="ListBullet"/>
+      </w:pPr>
+      <w:r>
+        <w:t>Change detection hashes DLD content into</w:t>
+      </w:r>
+    </w:p>
+    <w:p>
+      <w:r>
+        <w:t>reports/.dld_pipeline_state.json. An IP is only marked processed after its full chain passes — so a half-finished IP is automatically picked up again next run.</w:t>
+      </w:r>
+    </w:p>
+    <w:p>
+      <w:pPr>
+        <w:pStyle w:val="ListBullet"/>
+      </w:pPr>
+      <w:r>
+        <w:t>The three agent steps (DLD normalization, template review, model</w:t>
+      </w:r>
+    </w:p>
+    <w:p>
+      <w:r>
+        <w:t>implementation) are where judgment is needed. Each declares gates: in the harness YAML — tool stages whose pass/fail decides everything: if the gates already pass, the agent is skipped entirely. Without an agent, the runner writes the prompt to reports/agent_requests/&lt;ip&gt;.&lt;step&gt;.prompt.md and reports the IP as awaiting. With --agent &lt;profile&gt; (named commands in the harness YAML's agent_profiles) or --agent-cmd "&lt;raw command&gt;", it pipes the prompt to that command and, while the gates fail, re-invokes it with the failure log — up to max_attempts per stage (default loop_policy.max_iterations).</w:t>
+      </w:r>
+    </w:p>
+    <w:p>
+      <w:pPr>
+        <w:pStyle w:val="ListBullet"/>
+      </w:pPr>
+      <w:r>
+        <w:t>The agent is a plug-in point, not a dependency: the prompt pack plus</w:t>
+      </w:r>
+    </w:p>
+    <w:p>
+      <w:r>
+        <w:t>the contract in agents/ip_model_generation_agent.md are the complete task description, and the same gates (template coverage, lint, unit tests, coding style, coverage thresholds) judge the output no matter which vendor's agent — or which human — wrote the model and its tests.</w:t>
+      </w:r>
+    </w:p>
+    <w:p>
+      <w:pPr>
+        <w:pStyle w:val="ListBullet"/>
+      </w:pPr>
+      <w:r>
+        <w:t>One pause is a human, by design: the normalization review stamp is a gate</w:t>
+      </w:r>
+    </w:p>
+    <w:p>
+      <w:r>
+        <w:t>no machine can satisfy, so it is deliberately kept out of any agent's retry loop — the agent iterates against the mechanical half (--no-stamp-check), and the stamp is a separate stage that reports the IP as awaiting rather than failed. A gate a machine cannot satisfy must not sit inside a machine's loop.</w:t>
+      </w:r>
+    </w:p>
+    <w:p>
+      <w:pPr>
+        <w:pStyle w:val="ListBullet"/>
+      </w:pPr>
+      <w:r>
+        <w:t>Greenfield vs. brownfield is automatic: the runner snapshots whether the</w:t>
+      </w:r>
+    </w:p>
+    <w:p>
+      <w:r>
+        <w:t>model file already exists before any stage runs. A new IP takes the generate path (scaffold + agent_implementation); an existing IP whose DLD changed takes the amend path (amend_implementation), described next.</w:t>
+      </w:r>
+    </w:p>
+    <w:p>
+      <w:pPr>
+        <w:pStyle w:val="Heading2"/>
+      </w:pPr>
+      <w:r>
+        <w:t>Editing a DLD without rewriting the model</w:t>
+      </w:r>
+    </w:p>
+    <w:p>
+      <w:r>
+        <w:t>When a DLD changes, you rarely want to regenerate the whole model and tests from scratch — you want the minimal edits that match what actually changed. The key insight: don't diff the DLD (prose — noisy, reworded, reordered), diff the template. Because the template is the normalized source of truth, two revisions of it produce a clean, typed change list that maps almost one-to-one to model and test edit sites.</w:t>
+      </w:r>
+    </w:p>
+    <w:p>
+      <w:r>
+        <w:t>flowchart LR</w:t>
+      </w:r>
+    </w:p>
+    <w:p>
+      <w:r>
+        <w:t xml:space="preserve">    EDIT["edit DLD"] --&gt; RETPL["re-extract →&lt;br/&gt;new template"]</w:t>
+      </w:r>
+    </w:p>
+    <w:p>
+      <w:r>
+        <w:t xml:space="preserve">    OLD["previous template&lt;br/&gt;(git history)"] --&gt; DIFF</w:t>
+      </w:r>
+    </w:p>
+    <w:p>
+      <w:r>
+        <w:t xml:space="preserve">    RETPL --&gt; DIFF["diff_template.py&lt;br/&gt;structured, typed delta"]</w:t>
+      </w:r>
+    </w:p>
+    <w:p>
+      <w:r>
+        <w:t xml:space="preserve">    DIFF --&gt; PROMPT["amend prompt:&lt;br/&gt;model + tests + delta"]</w:t>
+      </w:r>
+    </w:p>
+    <w:p>
+      <w:r>
+        <w:t xml:space="preserve">    PROMPT --&gt; AGENT["agent edits in place&lt;br/&gt;(minimal changes)"]</w:t>
+      </w:r>
+    </w:p>
+    <w:p>
+      <w:r>
+        <w:t xml:space="preserve">    AGENT --&gt; GATE["gates: lint · timing ·&lt;br/&gt;tests · coverage"]</w:t>
+      </w:r>
+    </w:p>
+    <w:p>
+      <w:r>
+        <w:t xml:space="preserve">    GATE --&gt; STAMP["re-stamp baseline&lt;br/&gt;(check_model_provenance.py)"]</w:t>
+      </w:r>
+    </w:p>
+    <w:p>
+      <w:r>
+        <w:t xml:space="preserve">    classDef gate fill:#fff4e5,stroke:#f5a623;</w:t>
+      </w:r>
+    </w:p>
+    <w:p>
+      <w:r>
+        <w:t xml:space="preserve">    class GATE gate;</w:t>
+      </w:r>
+    </w:p>
+    <w:p>
+      <w:r>
+        <w:t>Three pieces make this work, and they reuse what already exists:</w:t>
+      </w:r>
+    </w:p>
+    <w:p>
+      <w:pPr>
+        <w:pStyle w:val="ListBullet"/>
+      </w:pPr>
+      <w:r>
+        <w:t>tools/diff_template.py computes the structured delta between two</w:t>
+      </w:r>
+    </w:p>
+    <w:p>
+      <w:r>
+        <w:t>templates and tags every change with a blast radius — SURGICAL (a localized value or addition: a queue depth, a timing number, a new scenario) or STRUCTURAL (a topology change: an FSM, state, interface, or command added/removed, which may cascade). A single structural change escalates the whole delta so the implementer knows to review before editing surgically. --amend-prompt wraps the delta into a ready-to-send instruction: "here is the current model and tests, here is exactly what changed — make the minimal corresponding edits, do not rewrite."</w:t>
+      </w:r>
+    </w:p>
+    <w:p>
+      <w:pPr>
+        <w:pStyle w:val="ListBullet"/>
+      </w:pPr>
+      <w:r>
+        <w:t>Git is the history store. The "previous" template is just the last</w:t>
+      </w:r>
+    </w:p>
+    <w:p>
+      <w:r>
+        <w:t>committed one — git show HEAD:templates/&lt;ip&gt;.template.yaml — so no separate DLD/template version store is needed.</w:t>
+      </w:r>
+    </w:p>
+    <w:p>
+      <w:pPr>
+        <w:pStyle w:val="ListBullet"/>
+      </w:pPr>
+      <w:r>
+        <w:t>tools/check_model_provenance.py records, per IP, the hash of the</w:t>
+      </w:r>
+    </w:p>
+    <w:p>
+      <w:r>
+        <w:t>template each model was last generated or amended against (templates/model_baselines.json, committed). Its check fails when a template has moved on from its recorded baseline — the signal that an amend is due — and --stamp &lt;ip&gt; refreshes the baseline once the model is back in sync. This is the same provenance discipline the docx guard uses, applied to the DLD → template → model chain.</w:t>
+      </w:r>
+    </w:p>
+    <w:p>
+      <w:r>
+        <w:t>A real delta for mailbox_ip (message FIFO deepened, an enqueue op re-timed, a scenario added, and a state added to the doorbell FSM) prints as:</w:t>
+      </w:r>
+    </w:p>
+    <w:p>
+      <w:r>
+        <w:t>4 change(s), overall blast radius: STRUCTURAL</w:t>
+      </w:r>
+    </w:p>
+    <w:p/>
+    <w:p>
+      <w:r>
+        <w:t xml:space="preserve">  [STRUCTURAL] FSM `doorbell` states: +['COALESCE'] -[]</w:t>
+      </w:r>
+    </w:p>
+    <w:p>
+      <w:r>
+        <w:t xml:space="preserve">  [SURGICAL  ] queue `message_fifo`.depth: 8 -&gt; 16</w:t>
+      </w:r>
+    </w:p>
+    <w:p>
+      <w:r>
+        <w:t xml:space="preserve">  [SURGICAL  ] timing op `message_push.enqueue`: 1cyc/2ns -&gt; 2cyc/4ns</w:t>
+      </w:r>
+    </w:p>
+    <w:p>
+      <w:r>
+        <w:t xml:space="preserve">  [SURGICAL  ] test_scenario `fifo_high_watermark_backpressure` added</w:t>
+      </w:r>
+    </w:p>
+    <w:p>
+      <w:r>
+        <w:t>The agent that applies this is the same agent-agnostic step as first-time generation — only the prompt differs (amend vs. generate). This is wired into the pipeline: auto_ip_pipeline.py decides greenfield vs. brownfield from a snapshot taken at the start of each run — did the model file already exist? A new IP runs generate_scaffold + agent_implementation (when: model_new); an existing IP whose DLD changed runs amend_implementation (when: model_exists), which feeds the agent the structured template diff instead of the full prompt pack. Both paths end at the same unit_tests gate, then stamp_provenance records the new baseline. If the template change is trivial enough that the existing tests still pass, the amend agent is skipped entirely.</w:t>
+      </w:r>
+    </w:p>
+    <w:p>
+      <w:pPr>
+        <w:pStyle w:val="Heading2"/>
+      </w:pPr>
+      <w:r>
+        <w:t>Reusing the tooling elsewhere</w:t>
+      </w:r>
+    </w:p>
+    <w:p>
+      <w:r>
+        <w:t>Everything above operates on this repo, but nothing in the tools is bound to it. Where models, tests, templates, and DLDs live — and how a model file and class are named — is declared in one place, target_profile.yaml, loaded by tools/target_profile.py. The committed profile describes this repo and matches the tools' built-in defaults, so it changes nothing here; but repointing it lets the same extraction, generation, diff/amend, and validation tooling run against a different SimPy framework:</w:t>
+      </w:r>
+    </w:p>
+    <w:p>
+      <w:r>
+        <w:t>paths: {model_dir: sim/models, tests_dir: sim/tests, templates_dir: specs}</w:t>
+      </w:r>
+    </w:p>
+    <w:p>
+      <w:r>
+        <w:t>naming: {model_file: "{ip}_model.py", model_class: "Sim{camel}"}</w:t>
+      </w:r>
+    </w:p>
+    <w:p>
+      <w:r>
+        <w:t>With that profile, profile.model_file("mailbox_ip") resolves to sim/models/mailbox_ip_model.py and profile.model_class("mailbox_ip") to SimMailboxIp — no tool-code change. This is the seam that turns the pipeline from "builds this repo's models" into "an engine you can point at another codebase." It is being introduced incrementally: the per-IP artifact paths and the model-class convention already route through the profile (the previously duplicated camel-case-plus-Model logic now lives only in target_profile.py); the remaining hardcoded paths each still resolve to the same default and are migrated as the other-framework integration firms up.</w:t>
+      </w:r>
+    </w:p>
+    <w:p>
+      <w:pPr>
+        <w:pStyle w:val="Heading2"/>
+      </w:pPr>
+      <w:r>
+        <w:t>Beyond single IPs: subsystems</w:t>
+      </w:r>
+    </w:p>
+    <w:p>
+      <w:r>
+        <w:t>A subsystem (several IPs wired together) is modeled as "just another IP": its FSM processes are the glue between member IP models, and the member models are its resources. It rides the same DLD → template → model → tests pipeline, so every gate applies unchanged. One extra check, tools/check_subsystem_wiring.py, verifies the wiring is real: members exist, the member APIs and glue FSMs referenced by connections: exist, and the model actually instantiates its members. Connections can also declare ack semantics — whether the source waits for the destination's done signal (ack: none | completion_event | level_until_serviced, with ack_via naming the return path): the DMA subsystem's IRQ waits for completion events from both legs, and the mailbox IRQ subsystem's doorbell is the level-until-serviced example.</w:t>
+      </w:r>
+    </w:p>
+    <w:p>
+      <w:pPr>
+        <w:pStyle w:val="Heading2"/>
+      </w:pPr>
+      <w:r>
+        <w:t>Map of the repository</w:t>
+      </w:r>
+    </w:p>
+    <w:p>
+      <w:r>
+        <w:t>flowchart TB</w:t>
+      </w:r>
+    </w:p>
+    <w:p>
+      <w:r>
+        <w:t xml:space="preserve">    subgraph inputs["Inputs / sources"]</w:t>
+      </w:r>
+    </w:p>
+    <w:p>
+      <w:r>
+        <w:t xml:space="preserve">        SRC["dlds/*_dld.src.md&lt;br/&gt;(author's original, optional)"]</w:t>
+      </w:r>
+    </w:p>
+    <w:p>
+      <w:r>
+        <w:t xml:space="preserve">        DLDS["dlds/*_dld.md"]</w:t>
+      </w:r>
+    </w:p>
+    <w:p>
+      <w:r>
+        <w:t xml:space="preserve">        SCHEMA["schemas/ip_model_template.schema.json"]</w:t>
+      </w:r>
+    </w:p>
+    <w:p>
+      <w:r>
+        <w:t xml:space="preserve">    end</w:t>
+      </w:r>
+    </w:p>
+    <w:p>
+      <w:r>
+        <w:t xml:space="preserve">    subgraph tools["tools/ (deterministic)"]</w:t>
+      </w:r>
+    </w:p>
+    <w:p>
+      <w:r>
+        <w:t xml:space="preserve">        T1["dld_to_template.py"]</w:t>
+      </w:r>
+    </w:p>
+    <w:p>
+      <w:r>
+        <w:t xml:space="preserve">        T2["template_lint.py"]</w:t>
+      </w:r>
+    </w:p>
+    <w:p>
+      <w:r>
+        <w:t xml:space="preserve">        T3["check_template_coverage.py"]</w:t>
+      </w:r>
+    </w:p>
+    <w:p>
+      <w:r>
+        <w:t xml:space="preserve">        T4["generate_model_scaffold.py"]</w:t>
+      </w:r>
+    </w:p>
+    <w:p>
+      <w:r>
+        <w:t xml:space="preserve">        T5["generate_prompt_pack.py"]</w:t>
+      </w:r>
+    </w:p>
+    <w:p>
+      <w:r>
+        <w:t xml:space="preserve">        T6["report_model_coverage.py"]</w:t>
+      </w:r>
+    </w:p>
+    <w:p>
+      <w:r>
+        <w:t xml:space="preserve">        T7["validate_ip_flow.py"]</w:t>
+      </w:r>
+    </w:p>
+    <w:p>
+      <w:r>
+        <w:t xml:space="preserve">        T8["validate_dld_flow.py"]</w:t>
+      </w:r>
+    </w:p>
+    <w:p>
+      <w:r>
+        <w:t xml:space="preserve">        T9["run_code_coverage.py"]</w:t>
+      </w:r>
+    </w:p>
+    <w:p>
+      <w:r>
+        <w:t xml:space="preserve">        T10["check_code_style.py"]</w:t>
+      </w:r>
+    </w:p>
+    <w:p>
+      <w:r>
+        <w:t xml:space="preserve">        T11["check_dld_normalization.py"]</w:t>
+      </w:r>
+    </w:p>
+    <w:p>
+      <w:r>
+        <w:t xml:space="preserve">    end</w:t>
+      </w:r>
+    </w:p>
+    <w:p>
+      <w:r>
+        <w:t xml:space="preserve">    subgraph guidance["Guidance for humans/LLMs"]</w:t>
+      </w:r>
+    </w:p>
+    <w:p>
+      <w:r>
+        <w:t xml:space="preserve">        SK["skills/ip-model-generation/"]</w:t>
+      </w:r>
+    </w:p>
+    <w:p>
+      <w:r>
+        <w:t xml:space="preserve">        HR["harness/ip_generation_loop.yaml"]</w:t>
+      </w:r>
+    </w:p>
+    <w:p>
+      <w:r>
+        <w:t xml:space="preserve">        AG["agents/ip_model_generation_agent.md"]</w:t>
+      </w:r>
+    </w:p>
+    <w:p>
+      <w:r>
+        <w:t xml:space="preserve">        AGN["agents/dld_normalization_agent.md"]</w:t>
+      </w:r>
+    </w:p>
+    <w:p>
+      <w:r>
+        <w:t xml:space="preserve">    end</w:t>
+      </w:r>
+    </w:p>
+    <w:p>
+      <w:r>
+        <w:t xml:space="preserve">    subgraph outputs["Generated artifacts"]</w:t>
+      </w:r>
+    </w:p>
+    <w:p>
+      <w:r>
+        <w:t xml:space="preserve">        TPL["templates/*.template.yaml"]</w:t>
+      </w:r>
+    </w:p>
+    <w:p>
+      <w:r>
+        <w:t xml:space="preserve">        MOD["src/ip_model_automation/*.py"]</w:t>
+      </w:r>
+    </w:p>
+    <w:p>
+      <w:r>
+        <w:t xml:space="preserve">        TST["tests/test_*.py"]</w:t>
+      </w:r>
+    </w:p>
+    <w:p>
+      <w:r>
+        <w:t xml:space="preserve">    end</w:t>
+      </w:r>
+    </w:p>
+    <w:p/>
+    <w:p>
+      <w:r>
+        <w:t xml:space="preserve">    SRC --&gt; T11 --&gt; DLDS</w:t>
+      </w:r>
+    </w:p>
+    <w:p>
+      <w:r>
+        <w:t xml:space="preserve">    DLDS --&gt; T1 --&gt; TPL</w:t>
+      </w:r>
+    </w:p>
+    <w:p>
+      <w:r>
+        <w:t xml:space="preserve">    SCHEMA --- T2</w:t>
+      </w:r>
+    </w:p>
+    <w:p>
+      <w:r>
+        <w:t xml:space="preserve">    TPL --&gt; T2 &amp; T3 &amp; T4 &amp; T5 &amp; T6</w:t>
+      </w:r>
+    </w:p>
+    <w:p>
+      <w:r>
+        <w:t xml:space="preserve">    T4 --&gt; MOD</w:t>
+      </w:r>
+    </w:p>
+    <w:p>
+      <w:r>
+        <w:t xml:space="preserve">    T5 --&gt; MOD</w:t>
+      </w:r>
+    </w:p>
+    <w:p>
+      <w:r>
+        <w:t xml:space="preserve">    TPL --&gt; MOD --&gt; TST</w:t>
+      </w:r>
+    </w:p>
+    <w:p>
+      <w:r>
+        <w:t xml:space="preserve">    T8 --&gt; T7</w:t>
+      </w:r>
+    </w:p>
+    <w:p>
+      <w:r>
+        <w:t xml:space="preserve">    SK -.guides.-&gt; T1</w:t>
+      </w:r>
+    </w:p>
+    <w:p>
+      <w:r>
+        <w:t xml:space="preserve">    HR -.orchestrates.-&gt; tools</w:t>
+      </w:r>
+    </w:p>
+    <w:p>
+      <w:r>
+        <w:t xml:space="preserve">    AG -.contract.-&gt; MOD</w:t>
+      </w:r>
+    </w:p>
+    <w:p>
+      <w:r>
+        <w:t xml:space="preserve">    AGN -.contract.-&gt; DLDS</w:t>
+      </w:r>
+    </w:p>
+    <w:tbl>
+      <w:tblPr>
+        <w:tblStyle w:val="TableGrid"/>
+        <w:tblW w:type="auto" w:w="0"/>
+        <w:tblLook w:firstColumn="1" w:firstRow="1" w:lastColumn="0" w:lastRow="0" w:noHBand="0" w:noVBand="1" w:val="04A0"/>
+      </w:tblPr>
+      <w:tblGrid>
+        <w:gridCol w:w="4680"/>
+        <w:gridCol w:w="4680"/>
+      </w:tblGrid>
+      <w:tr>
+        <w:tc>
+          <w:tcPr>
+            <w:tcW w:type="dxa" w:w="4680"/>
+          </w:tcPr>
+          <w:p>
+            <w:r>
+              <w:t>Area</w:t>
+            </w:r>
+          </w:p>
+        </w:tc>
+        <w:tc>
+          <w:tcPr>
+            <w:tcW w:type="dxa" w:w="4680"/>
+          </w:tcPr>
+          <w:p>
+            <w:r>
+              <w:t>Role</w:t>
+            </w:r>
+          </w:p>
+        </w:tc>
+      </w:tr>
+      <w:tr>
+        <w:tc>
+          <w:tcPr>
+            <w:tcW w:type="dxa" w:w="4680"/>
+          </w:tcPr>
+          <w:p>
+            <w:r>
               <w:t>dlds/*_dld.md</w:t>
             </w:r>
           </w:p>
         </w:tc>
         <w:tc>
           <w:tcPr>
-            <w:tcW w:type="dxa" w:w="5904"/>
+            <w:tcW w:type="dxa" w:w="4680"/>
           </w:tcPr>
           <w:p>
-            <w:r/>
             <w:r>
-              <w:rPr>
-                <w:sz w:val="20"/>
-              </w:rPr>
               <w:t>Your design intent (authoring source only).</w:t>
             </w:r>
           </w:p>
@@ -2094,28 +2353,20 @@
       <w:tr>
         <w:tc>
           <w:tcPr>
-            <w:tcW w:type="dxa" w:w="3456"/>
+            <w:tcW w:type="dxa" w:w="4680"/>
           </w:tcPr>
           <w:p>
-            <w:r/>
             <w:r>
-              <w:rPr>
-                <w:sz w:val="20"/>
-              </w:rPr>
               <w:t>templates/*.template.yaml</w:t>
             </w:r>
           </w:p>
         </w:tc>
         <w:tc>
           <w:tcPr>
-            <w:tcW w:type="dxa" w:w="5904"/>
+            <w:tcW w:type="dxa" w:w="4680"/>
           </w:tcPr>
           <w:p>
-            <w:r/>
             <w:r>
-              <w:rPr>
-                <w:sz w:val="20"/>
-              </w:rPr>
               <w:t>Golden reference — source of truth for generation.</w:t>
             </w:r>
           </w:p>
@@ -2124,28 +2375,20 @@
       <w:tr>
         <w:tc>
           <w:tcPr>
-            <w:tcW w:type="dxa" w:w="3456"/>
+            <w:tcW w:type="dxa" w:w="4680"/>
           </w:tcPr>
           <w:p>
-            <w:r/>
             <w:r>
-              <w:rPr>
-                <w:sz w:val="20"/>
-              </w:rPr>
               <w:t>templates/*.template.draft.yaml</w:t>
             </w:r>
           </w:p>
         </w:tc>
         <w:tc>
           <w:tcPr>
-            <w:tcW w:type="dxa" w:w="5904"/>
+            <w:tcW w:type="dxa" w:w="4680"/>
           </w:tcPr>
           <w:p>
-            <w:r/>
             <w:r>
-              <w:rPr>
-                <w:sz w:val="20"/>
-              </w:rPr>
               <w:t>Extractor output awaiting review (gitignored).</w:t>
             </w:r>
           </w:p>
@@ -2154,31 +2397,21 @@
       <w:tr>
         <w:tc>
           <w:tcPr>
-            <w:tcW w:type="dxa" w:w="3456"/>
+            <w:tcW w:type="dxa" w:w="4680"/>
           </w:tcPr>
           <w:p>
-            <w:r/>
             <w:r>
-              <w:rPr>
-                <w:sz w:val="20"/>
-              </w:rPr>
               <w:t>schemas/…schema.json</w:t>
             </w:r>
           </w:p>
         </w:tc>
         <w:tc>
           <w:tcPr>
-            <w:tcW w:type="dxa" w:w="5904"/>
+            <w:tcW w:type="dxa" w:w="4680"/>
           </w:tcPr>
           <w:p>
             <w:r>
-              <w:t>JSON Schema for template structure — enforced by template_lint.py (structure), which also checks the cross-field semantics the schema cannot express.</w:t>
-            </w:r>
-            <w:r>
-              <w:rPr>
-                <w:sz w:val="20"/>
-              </w:rPr>
-              <w:t>Machine-checkable template contract.</w:t>
+              <w:t>JSON Schema for template structure — enforced by template_lint.py (structure), which also checks the cross-field semantics the schema can't express.</w:t>
             </w:r>
           </w:p>
         </w:tc>
@@ -2186,28 +2419,20 @@
       <w:tr>
         <w:tc>
           <w:tcPr>
-            <w:tcW w:type="dxa" w:w="3456"/>
+            <w:tcW w:type="dxa" w:w="4680"/>
           </w:tcPr>
           <w:p>
-            <w:r/>
             <w:r>
-              <w:rPr>
-                <w:sz w:val="20"/>
-              </w:rPr>
               <w:t>tools/*.py</w:t>
             </w:r>
           </w:p>
         </w:tc>
         <w:tc>
           <w:tcPr>
-            <w:tcW w:type="dxa" w:w="5904"/>
+            <w:tcW w:type="dxa" w:w="4680"/>
           </w:tcPr>
           <w:p>
-            <w:r/>
             <w:r>
-              <w:rPr>
-                <w:sz w:val="20"/>
-              </w:rPr>
               <w:t>Deterministic extraction, linting, coverage, generation, validation.</w:t>
             </w:r>
           </w:p>
@@ -2216,28 +2441,20 @@
       <w:tr>
         <w:tc>
           <w:tcPr>
-            <w:tcW w:type="dxa" w:w="3456"/>
+            <w:tcW w:type="dxa" w:w="4680"/>
           </w:tcPr>
           <w:p>
-            <w:r/>
             <w:r>
-              <w:rPr>
-                <w:sz w:val="20"/>
-              </w:rPr>
-              <w:t>skills/, harness/, agents/</w:t>
+              <w:t>skills/…, harness/…, agents/…</w:t>
             </w:r>
           </w:p>
         </w:tc>
         <w:tc>
           <w:tcPr>
-            <w:tcW w:type="dxa" w:w="5904"/>
+            <w:tcW w:type="dxa" w:w="4680"/>
           </w:tcPr>
           <w:p>
-            <w:r/>
             <w:r>
-              <w:rPr>
-                <w:sz w:val="20"/>
-              </w:rPr>
               <w:t>Instructions/contract for the human or LLM that fills templates, models, and tests.</w:t>
             </w:r>
           </w:p>
@@ -2246,28 +2463,20 @@
       <w:tr>
         <w:tc>
           <w:tcPr>
-            <w:tcW w:type="dxa" w:w="3456"/>
+            <w:tcW w:type="dxa" w:w="4680"/>
           </w:tcPr>
           <w:p>
-            <w:r/>
             <w:r>
-              <w:rPr>
-                <w:sz w:val="20"/>
-              </w:rPr>
               <w:t>src/ip_model_automation/*.py</w:t>
             </w:r>
           </w:p>
         </w:tc>
         <w:tc>
           <w:tcPr>
-            <w:tcW w:type="dxa" w:w="5904"/>
+            <w:tcW w:type="dxa" w:w="4680"/>
           </w:tcPr>
           <w:p>
-            <w:r/>
             <w:r>
-              <w:rPr>
-                <w:sz w:val="20"/>
-              </w:rPr>
               <w:t>Flat, one-file-per-IP SimPy delay models.</w:t>
             </w:r>
           </w:p>
@@ -2276,28 +2485,20 @@
       <w:tr>
         <w:tc>
           <w:tcPr>
-            <w:tcW w:type="dxa" w:w="3456"/>
+            <w:tcW w:type="dxa" w:w="4680"/>
           </w:tcPr>
           <w:p>
-            <w:r/>
             <w:r>
-              <w:rPr>
-                <w:sz w:val="20"/>
-              </w:rPr>
               <w:t>tests/test_*.py</w:t>
             </w:r>
           </w:p>
         </w:tc>
         <w:tc>
           <w:tcPr>
-            <w:tcW w:type="dxa" w:w="5904"/>
+            <w:tcW w:type="dxa" w:w="4680"/>
           </w:tcPr>
           <w:p>
-            <w:r/>
             <w:r>
-              <w:rPr>
-                <w:sz w:val="20"/>
-              </w:rPr>
               <w:t>Per-IP unit tests derived from test_scenarios.</w:t>
             </w:r>
           </w:p>
@@ -2306,28 +2507,20 @@
       <w:tr>
         <w:tc>
           <w:tcPr>
-            <w:tcW w:type="dxa" w:w="3456"/>
+            <w:tcW w:type="dxa" w:w="4680"/>
           </w:tcPr>
           <w:p>
-            <w:r/>
             <w:r>
-              <w:rPr>
-                <w:sz w:val="20"/>
-              </w:rPr>
               <w:t>reports/</w:t>
             </w:r>
           </w:p>
         </w:tc>
         <w:tc>
           <w:tcPr>
-            <w:tcW w:type="dxa" w:w="5904"/>
+            <w:tcW w:type="dxa" w:w="4680"/>
           </w:tcPr>
           <w:p>
-            <w:r/>
             <w:r>
-              <w:rPr>
-                <w:sz w:val="20"/>
-              </w:rPr>
               <w:t>All generated output (gitignored): gaps reports, readable template docs, agent requests, experiment results, pipeline state.</w:t>
             </w:r>
           </w:p>
@@ -2336,28 +2529,20 @@
       <w:tr>
         <w:tc>
           <w:tcPr>
-            <w:tcW w:type="dxa" w:w="3456"/>
+            <w:tcW w:type="dxa" w:w="4680"/>
           </w:tcPr>
           <w:p>
-            <w:r/>
             <w:r>
-              <w:rPr>
-                <w:sz w:val="20"/>
-              </w:rPr>
               <w:t>prompt_packs/</w:t>
             </w:r>
           </w:p>
         </w:tc>
         <w:tc>
           <w:tcPr>
-            <w:tcW w:type="dxa" w:w="5904"/>
+            <w:tcW w:type="dxa" w:w="4680"/>
           </w:tcPr>
           <w:p>
-            <w:r/>
             <w:r>
-              <w:rPr>
-                <w:sz w:val="20"/>
-              </w:rPr>
               <w:t>Generated LLM prompt bundles (gitignored).</w:t>
             </w:r>
           </w:p>
@@ -2366,21 +2551,15 @@
     </w:tbl>
     <w:p>
       <w:pPr>
-        <w:spacing w:after="40"/>
-      </w:pPr>
-    </w:p>
-    <w:p>
-      <w:pPr>
         <w:pStyle w:val="Heading1"/>
       </w:pPr>
       <w:r>
-        <w:t>Part 4 — Worked example: mailbox_ip, end to end</w:t>
-      </w:r>
-    </w:p>
-    <w:p>
-      <w:pPr/>
-      <w:r>
-        <w:t>mailbox_ip was added to this repo through the exact pipeline described in Parts 2 and 3 — a brand-new DLD in, a validated model and tests out. Every artifact below exists in the repo, so you can open each file and follow along.</w:t>
+        <w:t>Part 4 — Worked example: completion_ip, end to end</w:t>
+      </w:r>
+    </w:p>
+    <w:p>
+      <w:r>
+        <w:t>completion_ip went through the exact pipeline described in Parts 2 and 3 — a DLD in, a validated model and tests out. Every artifact below exists in the repo, so you can open each file and follow along.</w:t>
       </w:r>
     </w:p>
     <w:p>
@@ -2392,78 +2571,76 @@
       </w:r>
     </w:p>
     <w:p>
-      <w:pPr/>
-      <w:r>
-        <w:t>dlds/mailbox_ip_dld.md describes a multi-channel inter-processor mailbox in ordinary prose: purpose and scope, four interfaces, five FSMs with their states, a per-FSM timing table, and an honest Open Items list. The parts the extractor will lean on look like this:</w:t>
-      </w:r>
-    </w:p>
-    <w:p>
-      <w:pPr/>
-      <w:r>
-        <w:rPr>
-          <w:rFonts w:ascii="Consolas" w:hAnsi="Consolas"/>
-          <w:sz w:val="19"/>
-        </w:rPr>
-        <w:t>### 6.2 Message Push FSM</w:t>
-        <w:br/>
-      </w:r>
-      <w:r>
-        <w:rPr>
-          <w:rFonts w:ascii="Consolas" w:hAnsi="Consolas"/>
-          <w:sz w:val="19"/>
-        </w:rPr>
-        <w:br/>
-      </w:r>
-      <w:r>
-        <w:rPr>
-          <w:rFonts w:ascii="Consolas" w:hAnsi="Consolas"/>
-          <w:sz w:val="19"/>
-        </w:rPr>
-        <w:t>Role: Accept sender messages and enqueue them into the channel FIFO.</w:t>
-        <w:br/>
-      </w:r>
-      <w:r>
-        <w:rPr>
-          <w:rFonts w:ascii="Consolas" w:hAnsi="Consolas"/>
-          <w:sz w:val="19"/>
-        </w:rPr>
-        <w:br/>
-      </w:r>
-      <w:r>
-        <w:rPr>
-          <w:rFonts w:ascii="Consolas" w:hAnsi="Consolas"/>
-          <w:sz w:val="19"/>
-        </w:rPr>
-        <w:t>States: IDLE, ACCEPT_MESSAGE, CHECK_SPACE, ENQUEUE, REJECT_FULL</w:t>
-        <w:br/>
-      </w:r>
-      <w:r>
-        <w:rPr>
-          <w:rFonts w:ascii="Consolas" w:hAnsi="Consolas"/>
-          <w:sz w:val="19"/>
-        </w:rPr>
-        <w:br/>
-      </w:r>
-      <w:r>
-        <w:rPr>
-          <w:rFonts w:ascii="Consolas" w:hAnsi="Consolas"/>
-          <w:sz w:val="19"/>
-        </w:rPr>
-        <w:t>| FSM/process      | Runs as                      | Delay model                       |</w:t>
-        <w:br/>
-      </w:r>
-      <w:r>
-        <w:rPr>
-          <w:rFonts w:ascii="Consolas" w:hAnsi="Consolas"/>
-          <w:sz w:val="19"/>
-        </w:rPr>
-        <w:t>| Message Push FSM | Parallel per-channel process | Accept message: 1 cycle = 2 ns. … |</w:t>
-      </w:r>
-    </w:p>
-    <w:p>
-      <w:pPr/>
-      <w:r>
-        <w:t>And what the author didn't know yet (section 12, Open Items): the number of channels, message width, FIFO depth per channel, interrupt target routing, and overflow-error behavior. These stay visible through the whole flow instead of being silently guessed.</w:t>
+      <w:r>
+        <w:t>dlds/completion_ip_dld.md describes command completion scheduling with per-tenant QoS in ordinary prose: purpose and scope, three interfaces, three FSMs with their states and transitions, QoS rules, a per-FSM timing table, and an honest Open Items list. The parts the extractor leans on look like this:</w:t>
+      </w:r>
+    </w:p>
+    <w:p>
+      <w:r>
+        <w:t>### 6.2 Completion Scheduler FSM</w:t>
+      </w:r>
+    </w:p>
+    <w:p/>
+    <w:p>
+      <w:r>
+        <w:t>States:</w:t>
+      </w:r>
+    </w:p>
+    <w:p/>
+    <w:p>
+      <w:r>
+        <w:t>- `RESET`: initialize scheduling order.</w:t>
+      </w:r>
+    </w:p>
+    <w:p>
+      <w:r>
+        <w:t>- `IDLE`: wait for pending completion candidates.</w:t>
+      </w:r>
+    </w:p>
+    <w:p>
+      <w:r>
+        <w:t>- `SELECT_TENANT`: choose next tenant based on weighted order.</w:t>
+      </w:r>
+    </w:p>
+    <w:p>
+      <w:r>
+        <w:t>- `CHECK_TOKENS`: verify IOPS/BW tokens.</w:t>
+      </w:r>
+    </w:p>
+    <w:p>
+      <w:r>
+        <w:t>- `WAIT_TOKENS`: no sufficient tokens for selected command.</w:t>
+      </w:r>
+    </w:p>
+    <w:p>
+      <w:r>
+        <w:t>- `EMIT`: send completion to output interface.</w:t>
+      </w:r>
+    </w:p>
+    <w:p>
+      <w:r>
+        <w:t>- `STALL_OUTPUT`: completion output not ready.</w:t>
+      </w:r>
+    </w:p>
+    <w:p/>
+    <w:p>
+      <w:r>
+        <w:t>| FSM/process              | Runs as                    | Delay model                              |</w:t>
+      </w:r>
+    </w:p>
+    <w:p>
+      <w:r>
+        <w:t>| ---                      | ---                        | ---                                      |</w:t>
+      </w:r>
+    </w:p>
+    <w:p>
+      <w:r>
+        <w:t>| Completion Scheduler FSM | Parallel scheduler process | Tenant select: 8 cycles = 16 ns. Token check: 5 cycles = 10 ns. … |</w:t>
+      </w:r>
+    </w:p>
+    <w:p>
+      <w:r>
+        <w:t>And what the author didn't know yet (section 11, Open Items): the exact completion queue depth, error behavior for inactive tenants, whether service latency is supplied externally or generated inside the IP, and whether the scheduler shares arbitration policy code with Arbitration IP. These stay visible through the whole flow instead of being silently guessed.</w:t>
       </w:r>
     </w:p>
     <w:p>
@@ -2475,181 +2652,145 @@
       </w:r>
     </w:p>
     <w:p>
-      <w:pPr/>
-      <w:r>
-        <w:rPr>
-          <w:rFonts w:ascii="Consolas" w:hAnsi="Consolas"/>
-          <w:sz w:val="19"/>
-        </w:rPr>
-        <w:t>python tools\dld_to_template.py dlds\mailbox_ip_dld.md</w:t>
-      </w:r>
-    </w:p>
-    <w:p>
-      <w:pPr/>
-      <w:r>
-        <w:rPr>
-          <w:rFonts w:ascii="Consolas" w:hAnsi="Consolas"/>
-          <w:sz w:val="19"/>
-        </w:rPr>
-        <w:t>wrote draft:  templates\mailbox_ip.template.draft.yaml</w:t>
-        <w:br/>
-      </w:r>
-      <w:r>
-        <w:rPr>
-          <w:rFonts w:ascii="Consolas" w:hAnsi="Consolas"/>
-          <w:sz w:val="19"/>
-        </w:rPr>
-        <w:t>wrote report: reports\mailbox_ip.gaps.md</w:t>
-        <w:br/>
-      </w:r>
-      <w:r>
-        <w:rPr>
-          <w:rFonts w:ascii="Consolas" w:hAnsi="Consolas"/>
-          <w:sz w:val="19"/>
-        </w:rPr>
-        <w:t>wrote doc:    reports\template_docs\mailbox_ip.template.draft.html</w:t>
-        <w:br/>
-      </w:r>
-      <w:r>
-        <w:rPr>
-          <w:rFonts w:ascii="Consolas" w:hAnsi="Consolas"/>
-          <w:sz w:val="19"/>
-        </w:rPr>
+      <w:r>
+        <w:t>python tools\dld_to_template.py dlds\completion_ip_dld.md</w:t>
+      </w:r>
+    </w:p>
+    <w:p>
+      <w:r>
+        <w:t>wrote draft:  templates\completion_ip.template.draft.yaml</w:t>
+      </w:r>
+    </w:p>
+    <w:p>
+      <w:r>
+        <w:t>wrote report: reports\completion_ip.gaps.md</w:t>
+      </w:r>
+    </w:p>
+    <w:p>
+      <w:r>
+        <w:t>wrote doc:    reports\template_docs\completion_ip.template.draft.html</w:t>
+      </w:r>
+    </w:p>
+    <w:p>
+      <w:r>
         <w:t>Next: resolve TODO_REVIEW markers, lint, check coverage, then promote.</w:t>
       </w:r>
     </w:p>
     <w:p>
-      <w:pPr/>
-      <w:r>
-        <w:t>The extractor found the mechanical facts on its own, and flagged exactly the judgment-needing parts (this is the real report):</w:t>
-      </w:r>
-    </w:p>
-    <w:p>
-      <w:pPr/>
-      <w:r>
-        <w:rPr>
-          <w:rFonts w:ascii="Consolas" w:hAnsi="Consolas"/>
-          <w:sz w:val="19"/>
-        </w:rPr>
+      <w:r>
+        <w:t>The extractor found the mechanical facts on its own, including each interface's wait model, and flagged the judgment-needing parts. This is the real report, abridged only where it repeats itself:</w:t>
+      </w:r>
+    </w:p>
+    <w:p>
+      <w:r>
         <w:t>## Extracted</w:t>
-        <w:br/>
-      </w:r>
-      <w:r>
-        <w:rPr>
-          <w:rFonts w:ascii="Consolas" w:hAnsi="Consolas"/>
-          <w:sz w:val="19"/>
-        </w:rPr>
-        <w:t>- FSMs (5): register_access, message_push, message_pop, doorbell, interrupt_notify</w:t>
-        <w:br/>
-      </w:r>
-      <w:r>
-        <w:rPr>
-          <w:rFonts w:ascii="Consolas" w:hAnsi="Consolas"/>
-          <w:sz w:val="19"/>
-        </w:rPr>
-        <w:t>- Interfaces (4): register_if, sender_message_if, receiver_message_if, interrupt_output_if</w:t>
-        <w:br/>
-      </w:r>
-      <w:r>
-        <w:rPr>
-          <w:rFonts w:ascii="Consolas" w:hAnsi="Consolas"/>
-          <w:sz w:val="19"/>
-        </w:rPr>
-        <w:t>- Declared fsm_count: 5</w:t>
-        <w:br/>
-      </w:r>
-      <w:r>
-        <w:rPr>
-          <w:rFonts w:ascii="Consolas" w:hAnsi="Consolas"/>
-          <w:sz w:val="19"/>
-        </w:rPr>
-        <w:br/>
-      </w:r>
-      <w:r>
-        <w:rPr>
-          <w:rFonts w:ascii="Consolas" w:hAnsi="Consolas"/>
-          <w:sz w:val="19"/>
-        </w:rPr>
+      </w:r>
+    </w:p>
+    <w:p/>
+    <w:p>
+      <w:r>
+        <w:t>- FSMs (3): accept, completion_scheduler, refill</w:t>
+      </w:r>
+    </w:p>
+    <w:p>
+      <w:r>
+        <w:t>- Interfaces (3): accepted_command_if, qos_configuration_if, completion_queue_if</w:t>
+      </w:r>
+    </w:p>
+    <w:p>
+      <w:r>
+        <w:t>- Declared fsm_count: 3</w:t>
+      </w:r>
+    </w:p>
+    <w:p/>
+    <w:p>
+      <w:r>
+        <w:t>### Interface wait models</w:t>
+      </w:r>
+    </w:p>
+    <w:p/>
+    <w:p>
+      <w:r>
+        <w:t>- `accepted_command_if`: wait_for_ack_inline (stated in DLD)</w:t>
+      </w:r>
+    </w:p>
+    <w:p>
+      <w:r>
+        <w:t>- `qos_configuration_if`: wait_for_ack_inline (stated in DLD)</w:t>
+      </w:r>
+    </w:p>
+    <w:p>
+      <w:r>
+        <w:t>- `completion_queue_if`: wait_for_ack_inline (stated in DLD)</w:t>
+      </w:r>
+    </w:p>
+    <w:p/>
+    <w:p>
+      <w:r>
         <w:t>## Missing / To Review</w:t>
-        <w:br/>
-      </w:r>
-      <w:r>
-        <w:rPr>
-          <w:rFonts w:ascii="Consolas" w:hAnsi="Consolas"/>
-          <w:sz w:val="19"/>
-        </w:rPr>
+      </w:r>
+    </w:p>
+    <w:p/>
+    <w:p>
+      <w:r>
+        <w:t>- fsm_processes.accept: no exit stated from `RESET`; TODO_REVIEW transition emitted</w:t>
+      </w:r>
+    </w:p>
+    <w:p>
+      <w:r>
+        <w:t xml:space="preserve">  — state how this state is left, or that it is terminal</w:t>
+      </w:r>
+    </w:p>
+    <w:p>
+      <w:r>
+        <w:t xml:space="preserve">  … (one such line per state, 15 in total)</w:t>
+      </w:r>
+    </w:p>
+    <w:p>
+      <w:r>
         <w:t>- commands: not derivable from DLD; TODO_REVIEW placeholder emitted</w:t>
-        <w:br/>
-      </w:r>
-      <w:r>
-        <w:rPr>
-          <w:rFonts w:ascii="Consolas" w:hAnsi="Consolas"/>
-          <w:sz w:val="19"/>
-        </w:rPr>
+      </w:r>
+    </w:p>
+    <w:p>
+      <w:r>
         <w:t>- test_scenarios: author from DLD behavior; TODO_REVIEW placeholder emitted</w:t>
-        <w:br/>
-      </w:r>
-      <w:r>
-        <w:rPr>
-          <w:rFonts w:ascii="Consolas" w:hAnsi="Consolas"/>
-          <w:sz w:val="19"/>
-        </w:rPr>
+      </w:r>
+    </w:p>
+    <w:p>
+      <w:r>
         <w:t>- functionality_model.invariants/apis/state_variables: complete from DLD</w:t>
-        <w:br/>
-      </w:r>
-      <w:r>
-        <w:rPr>
-          <w:rFonts w:ascii="Consolas" w:hAnsi="Consolas"/>
-          <w:sz w:val="19"/>
-        </w:rPr>
-        <w:br/>
-      </w:r>
-      <w:r>
-        <w:rPr>
-          <w:rFonts w:ascii="Consolas" w:hAnsi="Consolas"/>
-          <w:sz w:val="19"/>
-        </w:rPr>
+      </w:r>
+    </w:p>
+    <w:p/>
+    <w:p>
+      <w:r>
         <w:t>## DLD Open Items</w:t>
-        <w:br/>
-      </w:r>
-      <w:r>
-        <w:rPr>
-          <w:rFonts w:ascii="Consolas" w:hAnsi="Consolas"/>
-          <w:sz w:val="19"/>
-        </w:rPr>
-        <w:t>- Number of mailbox channels.</w:t>
-        <w:br/>
-      </w:r>
-      <w:r>
-        <w:rPr>
-          <w:rFonts w:ascii="Consolas" w:hAnsi="Consolas"/>
-          <w:sz w:val="19"/>
-        </w:rPr>
-        <w:t>- Message width.</w:t>
-        <w:br/>
-      </w:r>
-      <w:r>
-        <w:rPr>
-          <w:rFonts w:ascii="Consolas" w:hAnsi="Consolas"/>
-          <w:sz w:val="19"/>
-        </w:rPr>
-        <w:t>- FIFO depth per channel.</w:t>
-        <w:br/>
-      </w:r>
-      <w:r>
-        <w:rPr>
-          <w:rFonts w:ascii="Consolas" w:hAnsi="Consolas"/>
-          <w:sz w:val="19"/>
-        </w:rPr>
-        <w:t>- Interrupt target routing policy.</w:t>
-        <w:br/>
-      </w:r>
-      <w:r>
-        <w:rPr>
-          <w:rFonts w:ascii="Consolas" w:hAnsi="Consolas"/>
-          <w:sz w:val="19"/>
-        </w:rPr>
-        <w:t>- Whether an overflow raises an error interrupt.</w:t>
+      </w:r>
+    </w:p>
+    <w:p/>
+    <w:p>
+      <w:r>
+        <w:t>- Exact completion queue depth.</w:t>
+      </w:r>
+    </w:p>
+    <w:p>
+      <w:r>
+        <w:t>- Error behavior for inactive tenants.</w:t>
+      </w:r>
+    </w:p>
+    <w:p>
+      <w:r>
+        <w:t>- Whether command service latency is supplied externally or generated inside</w:t>
+      </w:r>
+    </w:p>
+    <w:p>
+      <w:r>
+        <w:t>- Whether completion scheduler shares arbitration policy code with Arbitration</w:t>
+      </w:r>
+    </w:p>
+    <w:p>
+      <w:r>
+        <w:t>Two things in that output are worth reading as the extractor being honest about its own limits rather than as defects in the DLD. It asks for an exit from all fifteen states even though §6 does state transitions — it reads them from a separate Transitions: block it does not attach per state. And the last two Open Items are cut off mid-sentence, because those bullets wrap across lines in the source. Both are why a reviewer reads the DLD rather than the report alone.</w:t>
       </w:r>
     </w:p>
     <w:p>
@@ -2661,81 +2802,73 @@
       </w:r>
     </w:p>
     <w:p>
-      <w:pPr/>
-      <w:r>
-        <w:t>A reviewer (human or LLM under the contract) replaced each marker using only DLD-stated behavior. For example, the DLD's Message Flow section (“a message is accepted only when the target channel FIFO has space; a full channel applies backpressure”) became this reviewed command entry:</w:t>
-      </w:r>
-    </w:p>
-    <w:p>
-      <w:pPr/>
-      <w:r>
-        <w:rPr>
-          <w:rFonts w:ascii="Consolas" w:hAnsi="Consolas"/>
-          <w:sz w:val="19"/>
-        </w:rPr>
-        <w:t>- name: SEND_MESSAGE</w:t>
-        <w:br/>
-      </w:r>
-      <w:r>
-        <w:rPr>
-          <w:rFonts w:ascii="Consolas" w:hAnsi="Consolas"/>
-          <w:sz w:val="19"/>
-        </w:rPr>
-        <w:t xml:space="preserve">  description: Sender writes a message into a channel FIFO.</w:t>
-        <w:br/>
-      </w:r>
-      <w:r>
-        <w:rPr>
-          <w:rFonts w:ascii="Consolas" w:hAnsi="Consolas"/>
-          <w:sz w:val="19"/>
-        </w:rPr>
-        <w:t xml:space="preserve">  fields: [channel_id, message]</w:t>
-        <w:br/>
-      </w:r>
-      <w:r>
-        <w:rPr>
-          <w:rFonts w:ascii="Consolas" w:hAnsi="Consolas"/>
-          <w:sz w:val="19"/>
-        </w:rPr>
-        <w:t xml:space="preserve">  valid_conditions: [channel_enabled, fifo_has_space]</w:t>
-        <w:br/>
-      </w:r>
-      <w:r>
-        <w:rPr>
-          <w:rFonts w:ascii="Consolas" w:hAnsi="Consolas"/>
-          <w:sz w:val="19"/>
-        </w:rPr>
-        <w:t xml:space="preserve">  completion_conditions: [message_enqueued]</w:t>
-        <w:br/>
-      </w:r>
-      <w:r>
-        <w:rPr>
-          <w:rFonts w:ascii="Consolas" w:hAnsi="Consolas"/>
-          <w:sz w:val="19"/>
-        </w:rPr>
-        <w:t xml:space="preserve">  error_conditions: [fifo_full]</w:t>
-        <w:br/>
-      </w:r>
-      <w:r>
-        <w:rPr>
-          <w:rFonts w:ascii="Consolas" w:hAnsi="Consolas"/>
-          <w:sz w:val="19"/>
-        </w:rPr>
-        <w:t xml:space="preserve">  functional_effects: [enqueue_message, raise_doorbell]</w:t>
-        <w:br/>
-      </w:r>
-      <w:r>
-        <w:rPr>
-          <w:rFonts w:ascii="Consolas" w:hAnsi="Consolas"/>
-          <w:sz w:val="19"/>
-        </w:rPr>
-        <w:t xml:space="preserve">  timing_effects: [push_delay]</w:t>
-      </w:r>
-    </w:p>
-    <w:p>
-      <w:pPr/>
-      <w:r>
-        <w:t>The unresolved Open Items were handled the conservative way: channel count and FIFO depth became model constructor parameters with bounded defaults (num_channels=4, fifo_depth=8, recorded in the template's queues: section), so experiments can sweep them and nothing is hard-wired on a guess.</w:t>
+      <w:r>
+        <w:t>A reviewer (human or LLM under the contract) replaced each marker using only DLD-stated behavior. The DLD's QoS rules — a completion needs its tenant alive, its tokens available, and the output ready — became this reviewed command entry:</w:t>
+      </w:r>
+    </w:p>
+    <w:p>
+      <w:r>
+        <w:t>- name: READ</w:t>
+      </w:r>
+    </w:p>
+    <w:p>
+      <w:r>
+        <w:t xml:space="preserve">  description: Read completion candidate.</w:t>
+      </w:r>
+    </w:p>
+    <w:p>
+      <w:r>
+        <w:t xml:space="preserve">  fields: [tenant_id, cmd_id, size_kb, status]</w:t>
+      </w:r>
+    </w:p>
+    <w:p>
+      <w:r>
+        <w:t xml:space="preserve">  valid_conditions: [service_latency_elapsed, tenant_alive, read_tokens_available, output_ready]</w:t>
+      </w:r>
+    </w:p>
+    <w:p>
+      <w:r>
+        <w:t xml:space="preserve">  completion_conditions: [completion_emitted]</w:t>
+      </w:r>
+    </w:p>
+    <w:p>
+      <w:r>
+        <w:t xml:space="preserve">  error_conditions: [tenant_inactive, read_token_starvation]</w:t>
+      </w:r>
+    </w:p>
+    <w:p>
+      <w:r>
+        <w:t>The Open Items were handled without inventing numbers. "Exact completion queue depth" is unanswered by the DLD, so the template does not answer it either — the queue is declared depth: unbounded and carries a note saying why:</w:t>
+      </w:r>
+    </w:p>
+    <w:p>
+      <w:r>
+        <w:t>- name: tenant_pending_queues</w:t>
+      </w:r>
+    </w:p>
+    <w:p>
+      <w:r>
+        <w:t xml:space="preserve">  depth: unbounded</w:t>
+      </w:r>
+    </w:p>
+    <w:p>
+      <w:r>
+        <w:t xml:space="preserve">  depth_note: DLD leaves completion queue depth open; the model keeps per-tenant</w:t>
+      </w:r>
+    </w:p>
+    <w:p>
+      <w:r>
+        <w:t xml:space="preserve">    pending queues unbounded — backpressure comes from QoS token gating and</w:t>
+      </w:r>
+    </w:p>
+    <w:p>
+      <w:r>
+        <w:t xml:space="preserve">    output cpl_ready, not queue capacity.</w:t>
+      </w:r>
+    </w:p>
+    <w:p>
+      <w:r>
+        <w:t>That is the first of the three cases in decisions/README.md: an unstated value is left unset and the backpressure that does exist is named, rather than a depth being picked so the field looks filled in.</w:t>
       </w:r>
     </w:p>
     <w:p>
@@ -2747,27 +2880,48 @@
       </w:r>
     </w:p>
     <w:p>
-      <w:pPr/>
-      <w:r>
-        <w:rPr>
-          <w:rFonts w:ascii="Consolas" w:hAnsi="Consolas"/>
-          <w:sz w:val="19"/>
-        </w:rPr>
-        <w:t>python tools\check_template_coverage.py templates\mailbox_ip.template.draft.yaml dlds\mailbox_ip_dld.md --strict</w:t>
-        <w:br/>
-      </w:r>
-      <w:r>
-        <w:rPr>
-          <w:rFonts w:ascii="Consolas" w:hAnsi="Consolas"/>
-          <w:sz w:val="19"/>
-        </w:rPr>
-        <w:t>python tools\template_lint.py templates\mailbox_ip.template.yaml</w:t>
-      </w:r>
-    </w:p>
-    <w:p>
-      <w:pPr/>
-      <w:r>
-        <w:t>For mailbox_ip these proved: all five DLD FSM names and the declared fsm_count: 5 are captured, every state list matches, zero TODO_REVIEW markers remain, and the YAML satisfies the schema/contract. The draft was then renamed to the golden templates/mailbox_ip.template.yaml — from here on, the DLD is never read again.</w:t>
+      <w:r>
+        <w:t>python tools\check_template_coverage.py templates\completion_ip.template.draft.yaml dlds\completion_ip_dld.md --strict</w:t>
+      </w:r>
+    </w:p>
+    <w:p>
+      <w:r>
+        <w:t>python tools\template_lint.py templates\completion_ip.template.yaml</w:t>
+      </w:r>
+    </w:p>
+    <w:p>
+      <w:r>
+        <w:t xml:space="preserve">  DLD-stated wait models: {'accepted_command_if': 'wait_for_ack_inline', …}</w:t>
+      </w:r>
+    </w:p>
+    <w:p>
+      <w:r>
+        <w:t xml:space="preserve">    accepted_cmd_if: wait_for_ack_inline (source=dld)</w:t>
+      </w:r>
+    </w:p>
+    <w:p>
+      <w:r>
+        <w:t xml:space="preserve">    qos_config_if: wait_for_ack_inline (source=dld)</w:t>
+      </w:r>
+    </w:p>
+    <w:p>
+      <w:r>
+        <w:t xml:space="preserve">    completion_queue_if: wait_for_ack_inline (source=dld)</w:t>
+      </w:r>
+    </w:p>
+    <w:p>
+      <w:r>
+        <w:t>coverage: OK</w:t>
+      </w:r>
+    </w:p>
+    <w:p>
+      <w:r>
+        <w:t>templates/completion_ip.template.yaml: OK</w:t>
+      </w:r>
+    </w:p>
+    <w:p>
+      <w:r>
+        <w:t>For completion_ip these proved: all three DLD FSM names and the declared fsm_count: 3 are captured, every state list matches, each interface's wait model is carried through with its provenance (source=dld, not an assumed default), zero TODO_REVIEW markers remain, and the YAML satisfies the schema/contract. The draft was then renamed to the golden templates/completion_ip.template.yaml — from here on, the DLD is never read again.</w:t>
       </w:r>
     </w:p>
     <w:p>
@@ -2779,157 +2933,124 @@
       </w:r>
     </w:p>
     <w:p>
-      <w:pPr/>
-      <w:r>
-        <w:rPr>
-          <w:rFonts w:ascii="Consolas" w:hAnsi="Consolas"/>
-          <w:sz w:val="19"/>
-        </w:rPr>
-        <w:t>python tools\generate_model_scaffold.py templates\mailbox_ip.template.yaml --output-dir src\ip_model_automation</w:t>
-      </w:r>
-    </w:p>
-    <w:p>
-      <w:pPr/>
-      <w:r>
-        <w:t>Each of the five template FSMs became one concurrent SimPy process in src/ip_model_automation/mailbox_ip.py (the process/queue picture is Figure 5 in Part 3). Here is the real message_push process — note how every line traces back to the template: the state names, the message_fifo bounded queue, the doorbell hand-off, and the REJECT_FULL drop path:</w:t>
-      </w:r>
-    </w:p>
-    <w:p>
-      <w:pPr/>
-      <w:r>
-        <w:rPr>
-          <w:rFonts w:ascii="Consolas" w:hAnsi="Consolas"/>
-          <w:sz w:val="19"/>
-        </w:rPr>
-        <w:t>def message_push_process(self):</w:t>
-        <w:br/>
-      </w:r>
-      <w:r>
-        <w:rPr>
-          <w:rFonts w:ascii="Consolas" w:hAnsi="Consolas"/>
-          <w:sz w:val="19"/>
-        </w:rPr>
+      <w:r>
+        <w:t>python tools\generate_model_scaffold.py templates\completion_ip.template.yaml --output-dir src\ip_model_automation</w:t>
+      </w:r>
+    </w:p>
+    <w:p>
+      <w:r>
+        <w:t>Each of the three template FSMs became one concurrent SimPy process in src/ip_model_automation/completion_ip.py. Here is the real scheduler loop — every line traces back to the template: the state names, the per-operation timeouts from timing_model, and one branch per declared stall condition:</w:t>
+      </w:r>
+    </w:p>
+    <w:p>
+      <w:r>
+        <w:t>def completion_scheduler(self):</w:t>
+      </w:r>
+    </w:p>
+    <w:p>
+      <w:r>
         <w:t xml:space="preserve">    while True:</w:t>
-        <w:br/>
-      </w:r>
-      <w:r>
-        <w:rPr>
-          <w:rFonts w:ascii="Consolas" w:hAnsi="Consolas"/>
-          <w:sz w:val="19"/>
-        </w:rPr>
-        <w:t xml:space="preserve">        self.fsm_state["message_push"] = "IDLE"</w:t>
-        <w:br/>
-      </w:r>
-      <w:r>
-        <w:rPr>
-          <w:rFonts w:ascii="Consolas" w:hAnsi="Consolas"/>
-          <w:sz w:val="19"/>
-        </w:rPr>
-        <w:t xml:space="preserve">        channel_id, message = yield self.sender_if.get()</w:t>
-        <w:br/>
-      </w:r>
-      <w:r>
-        <w:rPr>
-          <w:rFonts w:ascii="Consolas" w:hAnsi="Consolas"/>
-          <w:sz w:val="19"/>
-        </w:rPr>
-        <w:t xml:space="preserve">        self.fsm_state["message_push"] = "ACCEPT_MESSAGE"</w:t>
-        <w:br/>
-      </w:r>
-      <w:r>
-        <w:rPr>
-          <w:rFonts w:ascii="Consolas" w:hAnsi="Consolas"/>
-          <w:sz w:val="19"/>
-        </w:rPr>
-        <w:t xml:space="preserve">        yield self.env.timeout(self.lat["push"])</w:t>
-        <w:br/>
-      </w:r>
-      <w:r>
-        <w:rPr>
-          <w:rFonts w:ascii="Consolas" w:hAnsi="Consolas"/>
-          <w:sz w:val="19"/>
-        </w:rPr>
-        <w:t xml:space="preserve">        self.fsm_state["message_push"] = "CHECK_SPACE"</w:t>
-        <w:br/>
-      </w:r>
-      <w:r>
-        <w:rPr>
-          <w:rFonts w:ascii="Consolas" w:hAnsi="Consolas"/>
-          <w:sz w:val="19"/>
-        </w:rPr>
-        <w:t xml:space="preserve">        fifo = self.message_fifos[channel_id]</w:t>
-        <w:br/>
-      </w:r>
-      <w:r>
-        <w:rPr>
-          <w:rFonts w:ascii="Consolas" w:hAnsi="Consolas"/>
-          <w:sz w:val="19"/>
-        </w:rPr>
-        <w:t xml:space="preserve">        if len(fifo) &lt; self.fifo_depth:</w:t>
-        <w:br/>
-      </w:r>
-      <w:r>
-        <w:rPr>
-          <w:rFonts w:ascii="Consolas" w:hAnsi="Consolas"/>
-          <w:sz w:val="19"/>
-        </w:rPr>
-        <w:t xml:space="preserve">            fifo.append(message)</w:t>
-        <w:br/>
-      </w:r>
-      <w:r>
-        <w:rPr>
-          <w:rFonts w:ascii="Consolas" w:hAnsi="Consolas"/>
-          <w:sz w:val="19"/>
-        </w:rPr>
-        <w:t xml:space="preserve">            self.fsm_state["message_push"] = "ENQUEUE"</w:t>
-        <w:br/>
-      </w:r>
-      <w:r>
-        <w:rPr>
-          <w:rFonts w:ascii="Consolas" w:hAnsi="Consolas"/>
-          <w:sz w:val="19"/>
-        </w:rPr>
-        <w:t xml:space="preserve">            self.metrics["enqueued_messages"] += 1</w:t>
-        <w:br/>
-      </w:r>
-      <w:r>
-        <w:rPr>
-          <w:rFonts w:ascii="Consolas" w:hAnsi="Consolas"/>
-          <w:sz w:val="19"/>
-        </w:rPr>
-        <w:t xml:space="preserve">            yield self.doorbell_queue.put(channel_id)</w:t>
-        <w:br/>
-      </w:r>
-      <w:r>
-        <w:rPr>
-          <w:rFonts w:ascii="Consolas" w:hAnsi="Consolas"/>
-          <w:sz w:val="19"/>
-        </w:rPr>
-        <w:t xml:space="preserve">        else:</w:t>
-        <w:br/>
-      </w:r>
-      <w:r>
-        <w:rPr>
-          <w:rFonts w:ascii="Consolas" w:hAnsi="Consolas"/>
-          <w:sz w:val="19"/>
-        </w:rPr>
-        <w:t xml:space="preserve">            self.fsm_state["message_push"] = "REJECT_FULL"</w:t>
-        <w:br/>
-      </w:r>
-      <w:r>
-        <w:rPr>
-          <w:rFonts w:ascii="Consolas" w:hAnsi="Consolas"/>
-          <w:sz w:val="19"/>
-        </w:rPr>
-        <w:t xml:space="preserve">            self.metrics["dropped_on_full"] += 1</w:t>
-        <w:br/>
-      </w:r>
-      <w:r>
-        <w:rPr>
-          <w:rFonts w:ascii="Consolas" w:hAnsi="Consolas"/>
-          <w:sz w:val="19"/>
-        </w:rPr>
-        <w:t xml:space="preserve">            self.logger.warning("channel fifo full channel=%s message dropped", channel_id)</w:t>
+      </w:r>
+    </w:p>
+    <w:p>
+      <w:r>
+        <w:t xml:space="preserve">        self.fsm_state["completion_scheduler"] = "IDLE"</w:t>
+      </w:r>
+    </w:p>
+    <w:p>
+      <w:r>
+        <w:t xml:space="preserve">        yield self.env.timeout(self.tenant_select_latency)</w:t>
+      </w:r>
+    </w:p>
+    <w:p>
+      <w:r>
+        <w:t xml:space="preserve">        self.fsm_state["completion_scheduler"] = "SELECT_TENANT"</w:t>
+      </w:r>
+    </w:p>
+    <w:p>
+      <w:r>
+        <w:t xml:space="preserve">        tenant_id = self._select_tenant()</w:t>
+      </w:r>
+    </w:p>
+    <w:p>
+      <w:r>
+        <w:t xml:space="preserve">        if tenant_id is None:</w:t>
+      </w:r>
+    </w:p>
+    <w:p>
+      <w:r>
+        <w:t xml:space="preserve">            self.metrics["stalls"] += 1</w:t>
+      </w:r>
+    </w:p>
+    <w:p>
+      <w:r>
+        <w:t xml:space="preserve">            yield self.env.timeout(self.retry_latency)</w:t>
+      </w:r>
+    </w:p>
+    <w:p>
+      <w:r>
+        <w:t xml:space="preserve">            continue</w:t>
+      </w:r>
+    </w:p>
+    <w:p/>
+    <w:p>
+      <w:r>
+        <w:t xml:space="preserve">        command = self.pending[tenant_id][0]</w:t>
+      </w:r>
+    </w:p>
+    <w:p>
+      <w:r>
+        <w:t xml:space="preserve">        self.fsm_state["completion_scheduler"] = "CHECK_TOKENS"</w:t>
+      </w:r>
+    </w:p>
+    <w:p>
+      <w:r>
+        <w:t xml:space="preserve">        yield self.env.timeout(self.token_check_latency)</w:t>
+      </w:r>
+    </w:p>
+    <w:p>
+      <w:r>
+        <w:t xml:space="preserve">        …</w:t>
+      </w:r>
+    </w:p>
+    <w:p>
+      <w:r>
+        <w:t xml:space="preserve">        if not self.output_ready:</w:t>
+      </w:r>
+    </w:p>
+    <w:p>
+      <w:r>
+        <w:t xml:space="preserve">            # completion_queue_if is wait_for_ack_inline: while cpl_ready is</w:t>
+      </w:r>
+    </w:p>
+    <w:p>
+      <w:r>
+        <w:t xml:space="preserve">            # low the completion is held here rather than emitted.</w:t>
+      </w:r>
+    </w:p>
+    <w:p>
+      <w:r>
+        <w:t xml:space="preserve">            self.fsm_state["completion_scheduler"] = "STALL_OUTPUT"</w:t>
+      </w:r>
+    </w:p>
+    <w:p>
+      <w:r>
+        <w:t xml:space="preserve">            self.metrics["output_stalls"] += 1</w:t>
+      </w:r>
+    </w:p>
+    <w:p>
+      <w:r>
+        <w:t xml:space="preserve">            yield self.env.timeout(self.retry_latency)</w:t>
+      </w:r>
+    </w:p>
+    <w:p>
+      <w:r>
+        <w:t xml:space="preserve">            continue</w:t>
+      </w:r>
+    </w:p>
+    <w:p>
+      <w:r>
+        <w:t>The comment on STALL_OUTPUT is the point of the wait-model machinery: the template said where this interface blocks, and check_wait_model_coverage.py is a hard gate that the process actually parks in that state and publishes it through fsm_state.</w:t>
       </w:r>
     </w:p>
     <w:p>
@@ -2941,145 +3062,133 @@
       </w:r>
     </w:p>
     <w:p>
-      <w:pPr/>
-      <w:r>
-        <w:t>The template's test_scenarios: section is the test plan. Its second scenario:</w:t>
-      </w:r>
-    </w:p>
-    <w:p>
-      <w:pPr/>
-      <w:r>
-        <w:rPr>
-          <w:rFonts w:ascii="Consolas" w:hAnsi="Consolas"/>
-          <w:sz w:val="19"/>
-        </w:rPr>
-        <w:t>- name: full_fifo_applies_backpressure</w:t>
-        <w:br/>
-      </w:r>
-      <w:r>
-        <w:rPr>
-          <w:rFonts w:ascii="Consolas" w:hAnsi="Consolas"/>
-          <w:sz w:val="19"/>
-        </w:rPr>
-        <w:t xml:space="preserve">  description: Sending beyond FIFO depth drops or stalls messages on a full channel.</w:t>
-        <w:br/>
-      </w:r>
-      <w:r>
-        <w:rPr>
-          <w:rFonts w:ascii="Consolas" w:hAnsi="Consolas"/>
-          <w:sz w:val="19"/>
-        </w:rPr>
-        <w:t xml:space="preserve">  input_sequence: [CONFIG_CHANNEL_0, SEND_MESSAGE_BURST]</w:t>
-        <w:br/>
-      </w:r>
-      <w:r>
-        <w:rPr>
-          <w:rFonts w:ascii="Consolas" w:hAnsi="Consolas"/>
-          <w:sz w:val="19"/>
-        </w:rPr>
-        <w:t xml:space="preserve">  expected_functional_behavior: [dropped_on_full_counted]</w:t>
-        <w:br/>
-      </w:r>
-      <w:r>
-        <w:rPr>
-          <w:rFonts w:ascii="Consolas" w:hAnsi="Consolas"/>
-          <w:sz w:val="19"/>
-        </w:rPr>
-        <w:t xml:space="preserve">  fsm_coverage: [message_push.CHECK_SPACE, message_push.REJECT_FULL]</w:t>
-      </w:r>
-    </w:p>
-    <w:p>
-      <w:pPr/>
-      <w:r>
-        <w:t>became this test in tests/test_mailbox_ip.py:</w:t>
-      </w:r>
-    </w:p>
-    <w:p>
-      <w:pPr/>
-      <w:r>
-        <w:rPr>
-          <w:rFonts w:ascii="Consolas" w:hAnsi="Consolas"/>
-          <w:sz w:val="19"/>
-        </w:rPr>
-        <w:t>def test_full_fifo_applies_backpressure(self):</w:t>
-        <w:br/>
-      </w:r>
-      <w:r>
-        <w:rPr>
-          <w:rFonts w:ascii="Consolas" w:hAnsi="Consolas"/>
-          <w:sz w:val="19"/>
-        </w:rPr>
+      <w:r>
+        <w:t>The template's test_scenarios: section is the test plan. Its third scenario:</w:t>
+      </w:r>
+    </w:p>
+    <w:p>
+      <w:r>
+        <w:t>- name: output_backpressure_holds_completion</w:t>
+      </w:r>
+    </w:p>
+    <w:p>
+      <w:r>
+        <w:t xml:space="preserve">  description: Ready completion remains pending while completion output is blocked.</w:t>
+      </w:r>
+    </w:p>
+    <w:p>
+      <w:r>
+        <w:t xml:space="preserve">  input_sequence: [T0_READ_4K, cpl_ready_low]</w:t>
+      </w:r>
+    </w:p>
+    <w:p>
+      <w:r>
+        <w:t xml:space="preserve">  expected_functional_behavior: [completion_not_popped_until_ready]</w:t>
+      </w:r>
+    </w:p>
+    <w:p>
+      <w:r>
+        <w:t xml:space="preserve">  expected_performance_properties: [output_stall_incremented]</w:t>
+      </w:r>
+    </w:p>
+    <w:p>
+      <w:r>
+        <w:t xml:space="preserve">  fsm_coverage: [completion_scheduler.STALL_OUTPUT]</w:t>
+      </w:r>
+    </w:p>
+    <w:p>
+      <w:r>
+        <w:t>became this test in tests/test_completion_ip.py:</w:t>
+      </w:r>
+    </w:p>
+    <w:p>
+      <w:r>
+        <w:t>def test_completion_output_backpressure_holds_ready_command(self):</w:t>
+      </w:r>
+    </w:p>
+    <w:p>
+      <w:r>
         <w:t xml:space="preserve">    env = simpy.Environment()</w:t>
-        <w:br/>
-      </w:r>
-      <w:r>
-        <w:rPr>
-          <w:rFonts w:ascii="Consolas" w:hAnsi="Consolas"/>
-          <w:sz w:val="19"/>
-        </w:rPr>
-        <w:t xml:space="preserve">    model = MailboxIpModel(env, fifo_depth=4)</w:t>
-        <w:br/>
-      </w:r>
-      <w:r>
-        <w:rPr>
-          <w:rFonts w:ascii="Consolas" w:hAnsi="Consolas"/>
-          <w:sz w:val="19"/>
-        </w:rPr>
-        <w:t xml:space="preserve">    model.set_receiver_enabled(False)</w:t>
-        <w:br/>
-      </w:r>
-      <w:r>
-        <w:rPr>
-          <w:rFonts w:ascii="Consolas" w:hAnsi="Consolas"/>
-          <w:sz w:val="19"/>
-        </w:rPr>
-        <w:t xml:space="preserve">    model.configure_channel(0)</w:t>
-        <w:br/>
-      </w:r>
-      <w:r>
-        <w:rPr>
-          <w:rFonts w:ascii="Consolas" w:hAnsi="Consolas"/>
-          <w:sz w:val="19"/>
-        </w:rPr>
-        <w:t xml:space="preserve">    for index in range(6):</w:t>
-        <w:br/>
-      </w:r>
-      <w:r>
-        <w:rPr>
-          <w:rFonts w:ascii="Consolas" w:hAnsi="Consolas"/>
-          <w:sz w:val="19"/>
-        </w:rPr>
-        <w:t xml:space="preserve">        model.send_message(0, f"m{index}")</w:t>
-        <w:br/>
-      </w:r>
-      <w:r>
-        <w:rPr>
-          <w:rFonts w:ascii="Consolas" w:hAnsi="Consolas"/>
-          <w:sz w:val="19"/>
-        </w:rPr>
-        <w:t xml:space="preserve">    env.run(until=20)</w:t>
-        <w:br/>
-      </w:r>
-      <w:r>
-        <w:rPr>
-          <w:rFonts w:ascii="Consolas" w:hAnsi="Consolas"/>
-          <w:sz w:val="19"/>
-        </w:rPr>
-        <w:t xml:space="preserve">    self.assertEqual(model.metrics["enqueued_messages"], 4)</w:t>
-        <w:br/>
-      </w:r>
-      <w:r>
-        <w:rPr>
-          <w:rFonts w:ascii="Consolas" w:hAnsi="Consolas"/>
-          <w:sz w:val="19"/>
-        </w:rPr>
-        <w:t xml:space="preserve">    self.assertEqual(model.metrics["dropped_on_full"], 2)</w:t>
-      </w:r>
-    </w:p>
-    <w:p>
-      <w:pPr/>
-      <w:r>
-        <w:t>Six sends into a depth-4 FIFO with the receiver stalled: exactly 4 enqueue, exactly 2 hit REJECT_FULL — the DLD's backpressure statement, now executable.</w:t>
+      </w:r>
+    </w:p>
+    <w:p>
+      <w:r>
+        <w:t xml:space="preserve">    model = CompletionIpModel(</w:t>
+      </w:r>
+    </w:p>
+    <w:p>
+      <w:r>
+        <w:t xml:space="preserve">        env, service_latency=1, tenant_select_latency=1, token_check_latency=1, emit_latency=1</w:t>
+      </w:r>
+    </w:p>
+    <w:p>
+      <w:r>
+        <w:t xml:space="preserve">    )</w:t>
+      </w:r>
+    </w:p>
+    <w:p>
+      <w:r>
+        <w:t xml:space="preserve">    model.configure_tenant("T0", read=1, write=1, read_bw=4, write_bw=4)</w:t>
+      </w:r>
+    </w:p>
+    <w:p>
+      <w:r>
+        <w:t xml:space="preserve">    model.set_completion_ready(False)</w:t>
+      </w:r>
+    </w:p>
+    <w:p>
+      <w:r>
+        <w:t xml:space="preserve">    model.submit(Command("r0", "READ", tenant_id="T0", size_kb=4))</w:t>
+      </w:r>
+    </w:p>
+    <w:p>
+      <w:r>
+        <w:t xml:space="preserve">    env.run(until=8)</w:t>
+      </w:r>
+    </w:p>
+    <w:p>
+      <w:r>
+        <w:t xml:space="preserve">    self.assertEqual(model.completed, [])</w:t>
+      </w:r>
+    </w:p>
+    <w:p>
+      <w:r>
+        <w:t xml:space="preserve">    self.assertEqual(len(model.pending["T0"]), 1)</w:t>
+      </w:r>
+    </w:p>
+    <w:p>
+      <w:r>
+        <w:t xml:space="preserve">    self.assertGreater(model.metrics["output_stalls"], 0)</w:t>
+      </w:r>
+    </w:p>
+    <w:p>
+      <w:r>
+        <w:t xml:space="preserve">    # completion_queue_if is wait_for_ack_inline: the scheduler holds the</w:t>
+      </w:r>
+    </w:p>
+    <w:p>
+      <w:r>
+        <w:t xml:space="preserve">    # completion at its wait point instead of emitting it.</w:t>
+      </w:r>
+    </w:p>
+    <w:p>
+      <w:r>
+        <w:t xml:space="preserve">    self.assertEqual(model.fsm_state["completion_scheduler"], "STALL_OUTPUT")</w:t>
+      </w:r>
+    </w:p>
+    <w:p>
+      <w:r>
+        <w:t xml:space="preserve">    model.set_completion_ready(True)</w:t>
+      </w:r>
+    </w:p>
+    <w:p>
+      <w:r>
+        <w:t xml:space="preserve">    env.run(until=14)</w:t>
+      </w:r>
+    </w:p>
+    <w:p>
+      <w:r>
+        <w:t>A command with tokens to spare and nowhere to go: nothing completes, the command stays pending, the stall is counted, and the FSM is observably parked in the state the template named — then the output opens and it drains. The scenario's fsm_coverage is checked, not just asserted.</w:t>
       </w:r>
     </w:p>
     <w:p>
@@ -3091,19 +3200,13 @@
       </w:r>
     </w:p>
     <w:p>
-      <w:pPr/>
-      <w:r>
-        <w:rPr>
-          <w:rFonts w:ascii="Consolas" w:hAnsi="Consolas"/>
-          <w:sz w:val="19"/>
-        </w:rPr>
+      <w:r>
         <w:t>python tools\validate_dld_flow.py</w:t>
       </w:r>
     </w:p>
     <w:p>
-      <w:pPr/>
-      <w:r>
-        <w:t>Green means, for mailbox_ip specifically: its template lints and covers its DLD, the scaffold check finds the model class with one process per FSM, every FSM appears in a test scenario, and its unit tests pass alongside the rest of the suite. From that point mailbox_ip is a first-class citizen — it was later reused unchanged as the doorbell source inside the mailbox_irq_subsystem.</w:t>
+      <w:r>
+        <w:t>Green means, for completion_ip specifically: its template lints and covers its DLD, the scaffold check finds the model class with one process per FSM, every FSM appears in a test scenario, each declared wait point is a state the model actually enters, and its unit tests pass alongside the rest of the suite.</w:t>
       </w:r>
     </w:p>
     <w:p>
@@ -3133,10 +3236,6 @@
           </w:tcPr>
           <w:p>
             <w:r>
-              <w:rPr>
-                <w:b/>
-                <w:sz w:val="18"/>
-              </w:rPr>
               <w:t>DLD says</w:t>
             </w:r>
           </w:p>
@@ -3147,10 +3246,6 @@
           </w:tcPr>
           <w:p>
             <w:r>
-              <w:rPr>
-                <w:b/>
-                <w:sz w:val="18"/>
-              </w:rPr>
               <w:t>Template captures it as</w:t>
             </w:r>
           </w:p>
@@ -3161,10 +3256,6 @@
           </w:tcPr>
           <w:p>
             <w:r>
-              <w:rPr>
-                <w:b/>
-                <w:sz w:val="18"/>
-              </w:rPr>
               <w:t>Model implements it</w:t>
             </w:r>
           </w:p>
@@ -3175,10 +3266,6 @@
           </w:tcPr>
           <w:p>
             <w:r>
-              <w:rPr>
-                <w:b/>
-                <w:sz w:val="18"/>
-              </w:rPr>
               <w:t>Test proves it</w:t>
             </w:r>
           </w:p>
@@ -3191,10 +3278,7 @@
           </w:tcPr>
           <w:p>
             <w:r>
-              <w:rPr>
-                <w:sz w:val="18"/>
-              </w:rPr>
-              <w:t>“A full channel applies backpressure to the sender” (§4.2)</w:t>
+              <w:t>"Completion output not ready" holds the completion (§4.3, §6.2)</w:t>
             </w:r>
           </w:p>
         </w:tc>
@@ -3204,10 +3288,7 @@
           </w:tcPr>
           <w:p>
             <w:r>
-              <w:rPr>
-                <w:sz w:val="18"/>
-              </w:rPr>
-              <w:t>SEND_MESSAGE.error_conditions: [fifo_full]; queues.message_fifo.blocking_behavior: backpressure</w:t>
+              <w:t>completion_queue_if.wait_model.mode: wait_for_ack_inline; completion_scheduler.STALL_OUTPUT</w:t>
             </w:r>
           </w:p>
         </w:tc>
@@ -3217,10 +3298,7 @@
           </w:tcPr>
           <w:p>
             <w:r>
-              <w:rPr>
-                <w:sz w:val="18"/>
-              </w:rPr>
-              <w:t>message_push_process REJECT_FULL branch</w:t>
+              <w:t>completion_scheduler parks in STALL_OUTPUT while output_ready is false</w:t>
             </w:r>
           </w:p>
         </w:tc>
@@ -3230,10 +3308,7 @@
           </w:tcPr>
           <w:p>
             <w:r>
-              <w:rPr>
-                <w:sz w:val="18"/>
-              </w:rPr>
-              <w:t>test_full_fifo_applies_backpressure</w:t>
+              <w:t>test_completion_output_backpressure_holds_ready_command</w:t>
             </w:r>
           </w:p>
         </w:tc>
@@ -3245,10 +3320,7 @@
           </w:tcPr>
           <w:p>
             <w:r>
-              <w:rPr>
-                <w:sz w:val="18"/>
-              </w:rPr>
-              <w:t>“Enqueue precedes doorbell; doorbell precedes interrupt” (§11)</w:t>
+              <w:t>"Accept must complete before the scheduler can select" (§10)</w:t>
             </w:r>
           </w:p>
         </w:tc>
@@ -3258,10 +3330,7 @@
           </w:tcPr>
           <w:p>
             <w:r>
-              <w:rPr>
-                <w:sz w:val="18"/>
-              </w:rPr>
-              <w:t>sequential_paths: message_to_interrupt_path</w:t>
+              <w:t>sequential_paths.command_completion_path</w:t>
             </w:r>
           </w:p>
         </w:tc>
@@ -3271,10 +3340,7 @@
           </w:tcPr>
           <w:p>
             <w:r>
-              <w:rPr>
-                <w:sz w:val="18"/>
-              </w:rPr>
-              <w:t>doorbell_queue → interrupt_pending_queue hand-offs</w:t>
+              <w:t>accept_process → pending[tenant] → completion_scheduler</w:t>
             </w:r>
           </w:p>
         </w:tc>
@@ -3284,10 +3350,7 @@
           </w:tcPr>
           <w:p>
             <w:r>
-              <w:rPr>
-                <w:sz w:val="18"/>
-              </w:rPr>
-              <w:t>test_message_enqueue_delivers_and_interrupts</w:t>
+              <w:t>test_completion_emits_read</w:t>
             </w:r>
           </w:p>
         </w:tc>
@@ -3299,10 +3362,7 @@
           </w:tcPr>
           <w:p>
             <w:r>
-              <w:rPr>
-                <w:sz w:val="18"/>
-              </w:rPr>
-              <w:t>“Doorbell interrupt is level, asserted until software clears” (§4.4)</w:t>
+              <w:t>"Insufficient tokens leave the command pending until refill" (§7)</w:t>
             </w:r>
           </w:p>
         </w:tc>
@@ -3312,10 +3372,7 @@
           </w:tcPr>
           <w:p>
             <w:r>
-              <w:rPr>
-                <w:sz w:val="18"/>
-              </w:rPr>
-              <w:t>interrupt_output_if.wait_model: wait_for_ack_before_next_request, outstanding_limit: 1, waiting in interrupt_notify.WAIT_SW_CLEAR</w:t>
+              <w:t>qos.insufficient_token_behavior: command_remains_pending_until_refill; completion_scheduler.WAIT_TOKENS</w:t>
             </w:r>
           </w:p>
         </w:tc>
@@ -3325,10 +3382,7 @@
           </w:tcPr>
           <w:p>
             <w:r>
-              <w:rPr>
-                <w:sz w:val="18"/>
-              </w:rPr>
-              <w:t>interrupt_notify parks in WAIT_SW_CLEAR after asserting; clear_interrupt() releases it</w:t>
+              <w:t>token check debits only on success; otherwise retry</w:t>
             </w:r>
           </w:p>
         </w:tc>
@@ -3338,10 +3392,7 @@
           </w:tcPr>
           <w:p>
             <w:r>
-              <w:rPr>
-                <w:sz w:val="18"/>
-              </w:rPr>
-              <w:t>test_interrupt_waits_for_software_clear_before_next_assertion</w:t>
+              <w:t>test_completion_token_starvation_blocks_until_refill</w:t>
             </w:r>
           </w:p>
         </w:tc>
@@ -3353,10 +3404,7 @@
           </w:tcPr>
           <w:p>
             <w:r>
-              <w:rPr>
-                <w:sz w:val="18"/>
-              </w:rPr>
-              <w:t>Per-FSM cycle counts (§11 timing table)</w:t>
+              <w:t>Per-FSM cycle counts (§10 timing table)</w:t>
             </w:r>
           </w:p>
         </w:tc>
@@ -3366,9 +3414,6 @@
           </w:tcPr>
           <w:p>
             <w:r>
-              <w:rPr>
-                <w:sz w:val="18"/>
-              </w:rPr>
               <w:t>timing_model.fsm_process_delays</w:t>
             </w:r>
           </w:p>
@@ -3379,10 +3424,7 @@
           </w:tcPr>
           <w:p>
             <w:r>
-              <w:rPr>
-                <w:sz w:val="18"/>
-              </w:rPr>
-              <w:t>latency constructor parameters (self.lat)</w:t>
+              <w:t>tenant_select_latency, token_check_latency, emit_latency constructor parameters</w:t>
             </w:r>
           </w:p>
         </w:tc>
@@ -3392,10 +3434,7 @@
           </w:tcPr>
           <w:p>
             <w:r>
-              <w:rPr>
-                <w:sz w:val="18"/>
-              </w:rPr>
-              <w:t>timing assertions in per-IP tests</w:t>
+              <w:t>timing assertions in the per-IP tests</w:t>
             </w:r>
           </w:p>
         </w:tc>
@@ -3407,10 +3446,7 @@
           </w:tcPr>
           <w:p>
             <w:r>
-              <w:rPr>
-                <w:sz w:val="18"/>
-              </w:rPr>
-              <w:t>Open Items: channel count, FIFO depth (§12)</w:t>
+              <w:t>Open Item: completion queue depth (§11)</w:t>
             </w:r>
           </w:p>
         </w:tc>
@@ -3420,10 +3456,7 @@
           </w:tcPr>
           <w:p>
             <w:r>
-              <w:rPr>
-                <w:sz w:val="18"/>
-              </w:rPr>
-              <w:t>gaps report + queues.message_fifo.depth</w:t>
+              <w:t>gaps report + queues.tenant_pending_queues.depth: unbounded with depth_note</w:t>
             </w:r>
           </w:p>
         </w:tc>
@@ -3433,10 +3466,7 @@
           </w:tcPr>
           <w:p>
             <w:r>
-              <w:rPr>
-                <w:sz w:val="18"/>
-              </w:rPr>
-              <w:t>num_channels / fifo_depth constructor parameters</w:t>
+              <w:t>per-tenant deques, unbounded; backpressure via tokens and cpl_ready</w:t>
             </w:r>
           </w:p>
         </w:tc>
@@ -3446,17 +3476,55 @@
           </w:tcPr>
           <w:p>
             <w:r>
-              <w:rPr>
-                <w:sz w:val="18"/>
-              </w:rPr>
-              <w:t>swept by run_experiments.py scenarios</w:t>
+              <w:t>test_completion_output_backpressure_holds_ready_command</w:t>
+            </w:r>
+          </w:p>
+        </w:tc>
+      </w:tr>
+      <w:tr>
+        <w:tc>
+          <w:tcPr>
+            <w:tcW w:type="dxa" w:w="2340"/>
+          </w:tcPr>
+          <w:p>
+            <w:r>
+              <w:t>Open Item: error behavior for inactive tenants (§11)</w:t>
+            </w:r>
+          </w:p>
+        </w:tc>
+        <w:tc>
+          <w:tcPr>
+            <w:tcW w:type="dxa" w:w="2340"/>
+          </w:tcPr>
+          <w:p>
+            <w:r>
+              <w:t>error_conditions: [tenant_inactive, …] on every command</w:t>
+            </w:r>
+          </w:p>
+        </w:tc>
+        <w:tc>
+          <w:tcPr>
+            <w:tcW w:type="dxa" w:w="2340"/>
+          </w:tcPr>
+          <w:p>
+            <w:r>
+              <w:t>command parked at accept; scheduler stalls if the tenant dies later</w:t>
+            </w:r>
+          </w:p>
+        </w:tc>
+        <w:tc>
+          <w:tcPr>
+            <w:tcW w:type="dxa" w:w="2340"/>
+          </w:tcPr>
+          <w:p>
+            <w:r>
+              <w:t>test_completion_inactive_tenant_parks_command_at_accept, test_completion_scheduler_stalls_when_tenant_goes_inactive</w:t>
             </w:r>
           </w:p>
         </w:tc>
       </w:tr>
     </w:tbl>
     <w:p>
-      <w:pPr/>
       <w:r>
         <w:t>One footnote: this walkthrough shows the manual, stage-by-stage path so each artifact is visible. Today the automated runner does all of it from the DLD drop onward — python tools\auto_ip_pipeline.py (Part 3).</w:t>
       </w:r>
@@ -3470,15 +3538,7 @@
       </w:r>
     </w:p>
     <w:p>
-      <w:pPr>
-        <w:spacing w:after="160"/>
-        <w:shd w:val="clear" w:fill="E6F4EA"/>
-      </w:pPr>
-      <w:r>
-        <w:rPr>
-          <w:b/>
-          <w:i w:val="0"/>
-        </w:rPr>
+      <w:r>
         <w:t>As of 2026-07-28: all gates green — python tools/run_ci.py runs every one of them in about a minute, and the pre-push hook runs it before anything leaves the machine.</w:t>
       </w:r>
     </w:p>
@@ -3487,15 +3547,13 @@
         <w:pStyle w:val="Heading2"/>
       </w:pPr>
       <w:r>
-        <w:t>Modeled IPs (10)</w:t>
+        <w:t>Modeled IPs (2)</w:t>
       </w:r>
     </w:p>
     <w:tbl>
       <w:tblPr>
         <w:tblStyle w:val="TableGrid"/>
         <w:tblW w:type="auto" w:w="0"/>
-        <w:jc w:val="center"/>
-        <w:tblLayout w:type="fixed"/>
         <w:tblLook w:firstColumn="1" w:firstRow="1" w:lastColumn="0" w:lastRow="0" w:noHBand="0" w:noVBand="1" w:val="04A0"/>
       </w:tblPr>
       <w:tblGrid>
@@ -3505,307 +3563,21 @@
       <w:tr>
         <w:tc>
           <w:tcPr>
-            <w:tcW w:type="dxa" w:w="2736"/>
+            <w:tcW w:type="dxa" w:w="4680"/>
           </w:tcPr>
           <w:p>
-            <w:pPr>
-              <w:shd w:val="clear" w:fill="F1F3F4"/>
-            </w:pPr>
-            <w:r/>
             <w:r>
-              <w:rPr>
-                <w:b/>
-                <w:sz w:val="20"/>
-              </w:rPr>
               <w:t>IP</w:t>
             </w:r>
           </w:p>
         </w:tc>
         <w:tc>
           <w:tcPr>
-            <w:tcW w:type="dxa" w:w="6624"/>
+            <w:tcW w:type="dxa" w:w="4680"/>
           </w:tcPr>
           <w:p>
-            <w:pPr>
-              <w:shd w:val="clear" w:fill="F1F3F4"/>
-            </w:pPr>
-            <w:r/>
             <w:r>
-              <w:rPr>
-                <w:b/>
-                <w:sz w:val="20"/>
-              </w:rPr>
               <w:t>What it models</w:t>
-            </w:r>
-          </w:p>
-        </w:tc>
-      </w:tr>
-      <w:tr>
-        <w:tc>
-          <w:tcPr>
-            <w:tcW w:type="dxa" w:w="2736"/>
-          </w:tcPr>
-          <w:p>
-            <w:r/>
-            <w:r>
-              <w:rPr>
-                <w:sz w:val="20"/>
-              </w:rPr>
-              <w:t>arbitration_ip</w:t>
-            </w:r>
-          </w:p>
-        </w:tc>
-        <w:tc>
-          <w:tcPr>
-            <w:tcW w:type="dxa" w:w="6624"/>
-          </w:tcPr>
-          <w:p>
-            <w:r/>
-            <w:r>
-              <w:rPr>
-                <w:sz w:val="20"/>
-              </w:rPr>
-              <w:t>Hierarchical port/tenant/SQ arbitration with pending bitmaps, RR/WRR policy, burst-limited issue pipeline.</w:t>
-            </w:r>
-          </w:p>
-        </w:tc>
-      </w:tr>
-      <w:tr>
-        <w:tc>
-          <w:tcPr>
-            <w:tcW w:type="dxa" w:w="2736"/>
-          </w:tcPr>
-          <w:p>
-            <w:r/>
-            <w:r>
-              <w:rPr>
-                <w:sz w:val="20"/>
-              </w:rPr>
-              <w:t>completion_ip</w:t>
-            </w:r>
-          </w:p>
-        </w:tc>
-        <w:tc>
-          <w:tcPr>
-            <w:tcW w:type="dxa" w:w="6624"/>
-          </w:tcPr>
-          <w:p>
-            <w:r/>
-            <w:r>
-              <w:rPr>
-                <w:sz w:val="20"/>
-              </w:rPr>
-              <w:t>Command completion scheduling with per-tenant QoS tokens, window-based refill, output backpressure.</w:t>
-            </w:r>
-          </w:p>
-        </w:tc>
-      </w:tr>
-      <w:tr>
-        <w:tc>
-          <w:tcPr>
-            <w:tcW w:type="dxa" w:w="2736"/>
-          </w:tcPr>
-          <w:p>
-            <w:r/>
-            <w:r>
-              <w:rPr>
-                <w:sz w:val="20"/>
-              </w:rPr>
-              <w:t>gdma_ip</w:t>
-            </w:r>
-          </w:p>
-        </w:tc>
-        <w:tc>
-          <w:tcPr>
-            <w:tcW w:type="dxa" w:w="6624"/>
-          </w:tcPr>
-          <w:p>
-            <w:r/>
-            <w:r>
-              <w:rPr>
-                <w:sz w:val="20"/>
-              </w:rPr>
-              <w:t>Descriptor-driven DMA with multiple parallel/sequential FSMs.</w:t>
-            </w:r>
-          </w:p>
-        </w:tc>
-      </w:tr>
-      <w:tr>
-        <w:tc>
-          <w:tcPr>
-            <w:tcW w:type="dxa" w:w="2736"/>
-          </w:tcPr>
-          <w:p>
-            <w:r/>
-            <w:r>
-              <w:rPr>
-                <w:sz w:val="20"/>
-              </w:rPr>
-              <w:t>timer_ip</w:t>
-            </w:r>
-          </w:p>
-        </w:tc>
-        <w:tc>
-          <w:tcPr>
-            <w:tcW w:type="dxa" w:w="6624"/>
-          </w:tcPr>
-          <w:p>
-            <w:r/>
-            <w:r>
-              <w:rPr>
-                <w:sz w:val="20"/>
-              </w:rPr>
-              <w:t>Register, tick, compare, watchdog, debug-freeze, and interrupt timer behavior.</w:t>
-            </w:r>
-          </w:p>
-        </w:tc>
-      </w:tr>
-      <w:tr>
-        <w:tc>
-          <w:tcPr>
-            <w:tcW w:type="dxa" w:w="2736"/>
-          </w:tcPr>
-          <w:p>
-            <w:r/>
-            <w:r>
-              <w:rPr>
-                <w:sz w:val="20"/>
-              </w:rPr>
-              <w:t>axi_interconnect_ip</w:t>
-            </w:r>
-          </w:p>
-        </w:tc>
-        <w:tc>
-          <w:tcPr>
-            <w:tcW w:type="dxa" w:w="6624"/>
-          </w:tcPr>
-          <w:p>
-            <w:r/>
-            <w:r>
-              <w:rPr>
-                <w:sz w:val="20"/>
-              </w:rPr>
-              <w:t>AXI read/write routing, arbitration, response routing, decode-error handling.</w:t>
-            </w:r>
-          </w:p>
-        </w:tc>
-      </w:tr>
-      <w:tr>
-        <w:tc>
-          <w:tcPr>
-            <w:tcW w:type="dxa" w:w="2736"/>
-          </w:tcPr>
-          <w:p>
-            <w:r/>
-            <w:r>
-              <w:rPr>
-                <w:sz w:val="20"/>
-              </w:rPr>
-              <w:t>interrupt_controller_ip</w:t>
-            </w:r>
-          </w:p>
-        </w:tc>
-        <w:tc>
-          <w:tcPr>
-            <w:tcW w:type="dxa" w:w="6624"/>
-          </w:tcPr>
-          <w:p>
-            <w:r/>
-            <w:r>
-              <w:rPr>
-                <w:sz w:val="20"/>
-              </w:rPr>
-              <w:t>Source sampling, pending/filter/priority, delivery, ACK, EOI, software interrupts.</w:t>
-            </w:r>
-          </w:p>
-        </w:tc>
-      </w:tr>
-      <w:tr>
-        <w:tc>
-          <w:tcPr>
-            <w:tcW w:type="dxa" w:w="2736"/>
-          </w:tcPr>
-          <w:p>
-            <w:r/>
-            <w:r>
-              <w:rPr>
-                <w:sz w:val="20"/>
-              </w:rPr>
-              <w:t>mailbox_ip</w:t>
-            </w:r>
-          </w:p>
-        </w:tc>
-        <w:tc>
-          <w:tcPr>
-            <w:tcW w:type="dxa" w:w="6624"/>
-          </w:tcPr>
-          <w:p>
-            <w:r/>
-            <w:r>
-              <w:rPr>
-                <w:sz w:val="20"/>
-              </w:rPr>
-              <w:t>Multi-channel inter-processor messaging: per-channel FIFOs, doorbells, masked interrupt aggregation.</w:t>
-            </w:r>
-          </w:p>
-        </w:tc>
-      </w:tr>
-      <w:tr>
-        <w:tc>
-          <w:tcPr>
-            <w:tcW w:type="dxa" w:w="2736"/>
-          </w:tcPr>
-          <w:p>
-            <w:r/>
-            <w:r>
-              <w:rPr>
-                <w:sz w:val="20"/>
-              </w:rPr>
-              <w:t>spi_master_ip</w:t>
-            </w:r>
-          </w:p>
-        </w:tc>
-        <w:tc>
-          <w:tcPr>
-            <w:tcW w:type="dxa" w:w="6624"/>
-          </w:tcPr>
-          <w:p>
-            <w:r/>
-            <w:r>
-              <w:rPr>
-                <w:sz w:val="20"/>
-              </w:rPr>
-              <w:t>SPI master with TX/RX byte FIFOs, bit-shift transfer engine, chip-select framing, masked interrupts.</w:t>
-            </w:r>
-          </w:p>
-        </w:tc>
-      </w:tr>
-      <w:tr>
-        <w:tc>
-          <w:tcPr>
-            <w:tcW w:type="dxa" w:w="2736"/>
-          </w:tcPr>
-          <w:p>
-            <w:r/>
-            <w:r>
-              <w:rPr>
-                <w:sz w:val="20"/>
-              </w:rPr>
-              <w:t>i3c_ip</w:t>
-            </w:r>
-          </w:p>
-        </w:tc>
-        <w:tc>
-          <w:tcPr>
-            <w:tcW w:type="dxa" w:w="6624"/>
-          </w:tcPr>
-          <w:p>
-            <w:r/>
-            <w:r>
-              <w:rPr>
-                <w:sz w:val="20"/>
-              </w:rPr>
-              <w:t>I3C master with queued command engine, bit-level SDR transfer engine, IBI detection/arbitration, masked interrupts.</w:t>
             </w:r>
           </w:p>
         </w:tc>
@@ -3817,7 +3589,7 @@
           </w:tcPr>
           <w:p>
             <w:r>
-              <w:t>sram_ctrl_ip</w:t>
+              <w:t>arbitration_ip</w:t>
             </w:r>
           </w:p>
         </w:tc>
@@ -3827,71 +3599,7 @@
           </w:tcPr>
           <w:p>
             <w:r>
-              <w:t>Banked on-chip buffer SRAM: request accept and bank decode, round-robin bank scheduling with ECC check and read-modify-write, background ECC scrub. The first IP whose DLD arrived off-shape and was normalized into the pipeline.</w:t>
-            </w:r>
-          </w:p>
-        </w:tc>
-      </w:tr>
-    </w:tbl>
-    <w:p>
-      <w:pPr>
-        <w:spacing w:after="40"/>
-      </w:pPr>
-    </w:p>
-    <w:p>
-      <w:pPr>
-        <w:pStyle w:val="Heading2"/>
-      </w:pPr>
-      <w:r>
-        <w:t>Modeled subsystems (2)</w:t>
-      </w:r>
-    </w:p>
-    <w:tbl>
-      <w:tblPr>
-        <w:tblStyle w:val="TableGrid"/>
-        <w:tblW w:type="auto" w:w="0"/>
-        <w:jc w:val="center"/>
-        <w:tblLayout w:type="fixed"/>
-        <w:tblLook w:firstColumn="1" w:firstRow="1" w:lastColumn="0" w:lastRow="0" w:noHBand="0" w:noVBand="1" w:val="04A0"/>
-      </w:tblPr>
-      <w:tblGrid>
-        <w:gridCol w:w="4680"/>
-        <w:gridCol w:w="4680"/>
-      </w:tblGrid>
-      <w:tr>
-        <w:tc>
-          <w:tcPr>
-            <w:tcW w:type="dxa" w:w="2736"/>
-          </w:tcPr>
-          <w:p>
-            <w:pPr>
-              <w:shd w:val="clear" w:fill="F1F3F4"/>
-            </w:pPr>
-            <w:r/>
-            <w:r>
-              <w:rPr>
-                <w:b/>
-                <w:sz w:val="20"/>
-              </w:rPr>
-              <w:t>Subsystem</w:t>
-            </w:r>
-          </w:p>
-        </w:tc>
-        <w:tc>
-          <w:tcPr>
-            <w:tcW w:type="dxa" w:w="6624"/>
-          </w:tcPr>
-          <w:p>
-            <w:pPr>
-              <w:shd w:val="clear" w:fill="F1F3F4"/>
-            </w:pPr>
-            <w:r/>
-            <w:r>
-              <w:rPr>
-                <w:b/>
-                <w:sz w:val="20"/>
-              </w:rPr>
-              <w:t>What it composes</w:t>
+              <w:t>Hierarchical port/tenant/SQ arbitration with pending bitmaps, RR/WRR policy, burst-limited issue pipeline.</w:t>
             </w:r>
           </w:p>
         </w:tc>
@@ -3899,55 +3607,21 @@
       <w:tr>
         <w:tc>
           <w:tcPr>
-            <w:tcW w:type="dxa" w:w="2736"/>
+            <w:tcW w:type="dxa" w:w="4680"/>
           </w:tcPr>
           <w:p>
-            <w:r/>
             <w:r>
-              <w:rPr>
-                <w:sz w:val="20"/>
-              </w:rPr>
-              <w:t>dma_subsystem</w:t>
+              <w:t>completion_ip</w:t>
             </w:r>
           </w:p>
         </w:tc>
         <w:tc>
           <w:tcPr>
-            <w:tcW w:type="dxa" w:w="6624"/>
-          </w:tcPr>
-          <w:p>
-            <w:r/>
-            <w:r>
-              <w:rPr>
-                <w:sz w:val="20"/>
-              </w:rPr>
-              <w:t>Connected data-mover composing gdma_ip, axi_interconnect_ip, arbitration_ip, completion_ip. Descriptors fan out to an engine leg and a fabric leg; the subsystem IRQ fires when both legs complete. A backpressure monitor couples fabric congestion to GDMA memory readiness and completion backlog to arbitration issue readiness.</w:t>
-            </w:r>
-          </w:p>
-        </w:tc>
-      </w:tr>
-      <w:tr>
-        <w:tc>
-          <w:tcPr>
-            <w:tcW w:type="dxa" w:w="2736"/>
-          </w:tcPr>
-          <w:p>
-            <w:r/>
-            <w:r>
-              <w:rPr>
-                <w:sz w:val="20"/>
-              </w:rPr>
-              <w:t>mailbox_irq_subsystem</w:t>
-            </w:r>
-          </w:p>
-        </w:tc>
-        <w:tc>
-          <w:tcPr>
-            <w:tcW w:type="dxa" w:w="6624"/>
+            <w:tcW w:type="dxa" w:w="4680"/>
           </w:tcPr>
           <w:p>
             <w:r>
-              <w:t>Interrupt-delivery cluster composing mailbox_ip (doorbell source) and interrupt_controller_ip (delivery fabric) with a modeled software service loop (ack, read, level deassert, EOI). The bridge acknowledges each mailbox doorbell as it hands the level to the controller, satisfying the mailbox's one-outstanding-interrupt wait model. True level-triggered semantics (EOI re-pends while unserviced messages remain) and duty-cycle interrupt-storm throttling.</w:t>
+              <w:t>Command completion scheduling with per-tenant QoS tokens, window-based refill, output backpressure.</w:t>
             </w:r>
           </w:p>
         </w:tc>
@@ -3955,8 +3629,26 @@
     </w:tbl>
     <w:p>
       <w:pPr>
-        <w:spacing w:after="40"/>
+        <w:pStyle w:val="Heading2"/>
       </w:pPr>
+      <w:r>
+        <w:t>Retired IPs</w:t>
+      </w:r>
+    </w:p>
+    <w:p>
+      <w:r>
+        <w:t>Ten IPs were retired on 2026-09-10: gdma_ip, timer_ip, sram_ctrl_ip, axi_interconnect_ip, interrupt_controller_ip, mailbox_ip, spi_master_ip, i3c_ip, and both subsystems (dma_subsystem, mailbox_irq_subsystem). Their DLDs, templates, models, tests and recorded decisions are in git history.</w:t>
+      </w:r>
+    </w:p>
+    <w:p>
+      <w:r>
+        <w:t>Two artifacts survive as test fixtures rather than as IPs, because the test suite depended on them for reasons unrelated to their being IPs: tests/fixtures/normalization/mailbox_ip_dld.md feeds the normalization tokenizer tests a structurally rich document to damage in specific ways, and tests/fixtures/templates/mailbox_ip.template.yaml is the template two tests mutate by queue and FSM name. Neither is in the registry and neither is processed by any pipeline stage.</w:t>
+      </w:r>
+    </w:p>
+    <w:p>
+      <w:r>
+        <w:t>What that costs the gates, stated plainly. Several now pass by having no subjects: dld_normalization checks zero documents (sram_ctrl_ip was the only IP with an author source), the subsystem wiring stage inside validate_dld_flow.py checks zero subsystems, and review_findings checks zero reviews. decisions/ and reviews/ hold only their READMEs. A green run currently certifies much less than it did, and an empty reviews/ is not a claim that the two surviving models are faithful — only that nobody has looked.</w:t>
+      </w:r>
     </w:p>
     <w:p>
       <w:pPr>
@@ -3967,11 +3659,21 @@
       </w:r>
     </w:p>
     <w:p>
+      <w:r>
+        <w:t>The first two bullets are the pipeline's track record, not a description of what the repo currently holds — every IP they name has since been retired. They are kept because they are the evidence that the path works.</w:t>
+      </w:r>
+    </w:p>
+    <w:p>
       <w:pPr>
         <w:pStyle w:val="ListBullet"/>
       </w:pPr>
       <w:r>
-        <w:t>sram_ctrl_ip went further: its DLD arrived in another house style, with no FSM or interface the extractor could read, and was normalized into shape before any of the above ran. Both agent stages passed on the first attempt. It is the proof that the pipeline accepts documents as engineers write them, not only documents written to its conventions.</w:t>
+        <w:t>mailbox_ip, spi_master_ip, and i3c_ip were added end-to-end through</w:t>
+      </w:r>
+    </w:p>
+    <w:p>
+      <w:r>
+        <w:t>the pipeline: brand-new DLDs went through extraction, review, modeling, and testing, and the whole suite validated. The same path carried both subsystems.</w:t>
       </w:r>
     </w:p>
     <w:p>
@@ -3979,7 +3681,12 @@
         <w:pStyle w:val="ListBullet"/>
       </w:pPr>
       <w:r>
-        <w:t>Every gate runs in one command, locally. python tools/run_ci.py runs the repo-wide gates — read from the harness, so adding a stage adds it to CI — and .githooks/pre-push runs them before a push. There is no hosted CI by choice, so the runner replaces what a hosted one gives free: it checks that the declared dependencies are actually installed, and says so when the working tree is dirty and the files checked are not the commits being pushed.</w:t>
+        <w:t>sram_ctrl_ip went further: its DLD arrived in another house style, with</w:t>
+      </w:r>
+    </w:p>
+    <w:p>
+      <w:r>
+        <w:t>no FSM or interface the extractor could read, and was normalized into shape before any of the above ran. Both agent stages passed on the first attempt. It remains the proof that the pipeline accepts documents as engineers write them, not only documents written to its conventions.</w:t>
       </w:r>
     </w:p>
     <w:p>
@@ -3987,7 +3694,12 @@
         <w:pStyle w:val="ListBullet"/>
       </w:pPr>
       <w:r>
-        <w:t>mailbox_ip, spi_master_ip, and i3c_ip were added end-to-end through the pipeline: brand-new DLDs went through extraction, review, modeling, and testing, and the whole suite validated. The same path carries both subsystems.</w:t>
+        <w:t>Every gate runs in one command, locally. python tools/run_ci.py runs the</w:t>
+      </w:r>
+    </w:p>
+    <w:p>
+      <w:r>
+        <w:t>repo-wide gates — read from the harness, so adding a stage adds it to CI — and .githooks/pre-push runs them before a push. There is no hosted CI by choice, so the runner replaces what a hosted one gives free: it checks that the declared dependencies are actually installed, and says so when the working tree is dirty and the files checked are not the commits being pushed.</w:t>
       </w:r>
     </w:p>
     <w:p>
@@ -3995,7 +3707,12 @@
         <w:pStyle w:val="ListBullet"/>
       </w:pPr>
       <w:r>
-        <w:t>The change-driven runner (auto_ip_pipeline.py), readable template docs (Markdown + HTML), and the performance-experiments layer are in place.</w:t>
+        <w:t>The change-driven runner (auto_ip_pipeline.py), readable template docs</w:t>
+      </w:r>
+    </w:p>
+    <w:p>
+      <w:r>
+        <w:t>(Markdown + HTML), and the performance-experiments layer are in place.</w:t>
       </w:r>
     </w:p>
     <w:p>
@@ -4003,7 +3720,12 @@
         <w:pStyle w:val="ListBullet"/>
       </w:pPr>
       <w:r>
-        <w:t>A written coding style guide with a ruff-based code_style hard gate keeps all model, tool, and test code on one convention; prompt packs carry the style rules so newly generated models follow it from the start.</w:t>
+        <w:t>A written coding style guide with a ruff-based code_style hard gate keeps</w:t>
+      </w:r>
+    </w:p>
+    <w:p>
+      <w:r>
+        <w:t>all model, tool, and test code on one convention; prompt packs carry the style rules so newly generated models follow it from the start.</w:t>
       </w:r>
     </w:p>
     <w:p>
@@ -4011,7 +3733,12 @@
         <w:pStyle w:val="ListBullet"/>
       </w:pPr>
       <w:r>
-        <w:t>The pipeline is agent-agnostic: named agent_profiles in the harness YAML (select with --agent &lt;name&gt;) let any vendor's headless coding agent — or a human — fill the two judgment steps; the same gates judge the output.</w:t>
+        <w:t>The pipeline is agent-agnostic: named agent_profiles in the harness YAML</w:t>
+      </w:r>
+    </w:p>
+    <w:p>
+      <w:r>
+        <w:t>(select with --agent &lt;name&gt;) let any vendor's headless coding agent — or a human — fill the two judgment steps; the same gates judge the output.</w:t>
       </w:r>
     </w:p>
     <w:p>
@@ -4019,7 +3746,12 @@
         <w:pStyle w:val="ListBullet"/>
       </w:pPr>
       <w:r>
-        <w:t>The template contract declares FIFO capacities (bounded depth or explicit unbounded with a reason — lint-enforced) and, for subsystems, per-connection ack semantics (none / completion_event / level_until_serviced).</w:t>
+        <w:t>The template contract declares FIFO capacities (bounded depth or explicit</w:t>
+      </w:r>
+    </w:p>
+    <w:p>
+      <w:r>
+        <w:t>unbounded with a reason — lint-enforced) and, for subsystems, per-connection ack semantics (none / completion_event / level_until_serviced).</w:t>
       </w:r>
     </w:p>
     <w:p>
@@ -4027,7 +3759,12 @@
         <w:pStyle w:val="ListBullet"/>
       </w:pPr>
       <w:r>
-        <w:t>The contract is enforced in two non-overlapping layers — the JSON Schema owns structure (validated with jsonschema), the linter owns cross-field semantics — and the template's own timing numbers are checked for coherence.</w:t>
+        <w:t>The contract is enforced in two non-overlapping layers — the JSON Schema owns</w:t>
+      </w:r>
+    </w:p>
+    <w:p>
+      <w:r>
+        <w:t>structure (validated with jsonschema), the linter owns cross-field semantics — and the template's own timing numbers are checked for coherence.</w:t>
       </w:r>
     </w:p>
     <w:p>
@@ -4035,7 +3772,12 @@
         <w:pStyle w:val="ListBullet"/>
       </w:pPr>
       <w:r>
-        <w:t>Editing a DLD amends rather than regenerates: the pipeline picks the greenfield or brownfield path automatically, feeds the agent a structured template diff (blast-radius tagged), and stamps a model→template provenance baseline so later drift is detected.</w:t>
+        <w:t>Editing a DLD amends rather than regenerates: the pipeline picks the</w:t>
+      </w:r>
+    </w:p>
+    <w:p>
+      <w:r>
+        <w:t>greenfield or brownfield path automatically, feeds the agent a structured template diff (blast-radius tagged), and stamps a model→template provenance baseline so later drift is detected.</w:t>
       </w:r>
     </w:p>
     <w:p>
@@ -4043,7 +3785,12 @@
         <w:pStyle w:val="ListBullet"/>
       </w:pPr>
       <w:r>
-        <w:t>A target profile (target_profile.yaml) supplies the paths and the model-class naming, so the same tooling can be pointed at another SimPy codebase; migration of the remaining hardcoded paths is incremental.</w:t>
+        <w:t>A target profile (target_profile.yaml) supplies the paths and the</w:t>
+      </w:r>
+    </w:p>
+    <w:p>
+      <w:r>
+        <w:t>model-class naming, so the same tooling can be pointed at another SimPy codebase; migration of the remaining hardcoded paths is incremental.</w:t>
       </w:r>
     </w:p>
     <w:p>
@@ -4051,7 +3798,12 @@
         <w:pStyle w:val="ListBullet"/>
       </w:pPr>
       <w:r>
-        <w:t>Extractor calibration holds for every golden IP (FSM name set + count reproduce exactly).</w:t>
+        <w:t>Extractor calibration holds for every golden IP (FSM name set + count</w:t>
+      </w:r>
+    </w:p>
+    <w:p>
+      <w:r>
+        <w:t>reproduce exactly).</w:t>
       </w:r>
     </w:p>
     <w:p>
@@ -4067,7 +3819,12 @@
         <w:pStyle w:val="ListBullet"/>
       </w:pPr>
       <w:r>
-        <w:t>You write a DLD; the system produces a validated SimPy model and unit tests.</w:t>
+        <w:t>You write a DLD; the system produces a validated SimPy model and</w:t>
+      </w:r>
+    </w:p>
+    <w:p>
+      <w:r>
+        <w:t>unit tests.</w:t>
       </w:r>
     </w:p>
     <w:p>
@@ -4075,7 +3832,12 @@
         <w:pStyle w:val="ListBullet"/>
       </w:pPr>
       <w:r>
-        <w:t>A normalized template sits in the middle as the golden reference — the DLD authors it, the template generates everything else.</w:t>
+        <w:t>A normalized template sits in the middle as the golden reference — the</w:t>
+      </w:r>
+    </w:p>
+    <w:p>
+      <w:r>
+        <w:t>DLD authors it, the template generates everything else.</w:t>
       </w:r>
     </w:p>
     <w:p>
@@ -4083,7 +3845,12 @@
         <w:pStyle w:val="ListBullet"/>
       </w:pPr>
       <w:r>
-        <w:t>Deterministic tools do extraction, linting, coverage, and validation; a human or LLM fills the judgment gaps under a strict contract.</w:t>
+        <w:t>Deterministic tools do extraction, linting, coverage, and validation; a</w:t>
+      </w:r>
+    </w:p>
+    <w:p>
+      <w:r>
+        <w:t>human or LLM fills the judgment gaps under a strict contract.</w:t>
       </w:r>
     </w:p>
     <w:p>
@@ -4099,7 +3866,12 @@
         <w:pStyle w:val="ListBullet"/>
       </w:pPr>
       <w:r>
-        <w:t>Every stage has an automated gate, and one command (validate_dld_flow.py) proves the whole repo is consistent.</w:t>
+        <w:t>Every stage has an automated gate, and one command</w:t>
+      </w:r>
+    </w:p>
+    <w:p>
+      <w:r>
+        <w:t>(validate_dld_flow.py) proves the whole repo is consistent.</w:t>
       </w:r>
     </w:p>
     <w:sectPr>

--- a/docs/project_overview.docx
+++ b/docs/project_overview.docx
@@ -2002,7 +2002,7 @@
     </w:p>
     <w:p>
       <w:r>
-        <w:t>A real delta for mailbox_ip (message FIFO deepened, an enqueue op re-timed, a scenario added, and a state added to the doorbell FSM) prints as:</w:t>
+        <w:t>A real delta for mailbox_ip (message FIFO deepened, an enqueue op re-timed, a scenario added, and a state added to the doorbell FSM) prints as — the IP has since been retired and its template kept only as a test fixture, but the delta was real and the output shape is unchanged:</w:t>
       </w:r>
     </w:p>
     <w:p>
@@ -2061,7 +2061,7 @@
     </w:p>
     <w:p>
       <w:r>
-        <w:t>With that profile, profile.model_file("mailbox_ip") resolves to sim/models/mailbox_ip_model.py and profile.model_class("mailbox_ip") to SimMailboxIp — no tool-code change. This is the seam that turns the pipeline from "builds this repo's models" into "an engine you can point at another codebase." It is being introduced incrementally: the per-IP artifact paths and the model-class convention already route through the profile (the previously duplicated camel-case-plus-Model logic now lives only in target_profile.py); the remaining hardcoded paths each still resolve to the same default and are migrated as the other-framework integration firms up.</w:t>
+        <w:t>With that profile — mailbox_ip here is just an identifier being transformed, not a claim the IP is present — profile.model_file("mailbox_ip") resolves to sim/models/mailbox_ip_model.py and profile.model_class("mailbox_ip") to SimMailboxIp — no tool-code change. This is the seam that turns the pipeline from "builds this repo's models" into "an engine you can point at another codebase." It is being introduced incrementally: the per-IP artifact paths and the model-class convention already route through the profile (the previously duplicated camel-case-plus-Model logic now lives only in target_profile.py); the remaining hardcoded paths each still resolve to the same default and are migrated as the other-framework integration firms up.</w:t>
       </w:r>
     </w:p>
     <w:p>
@@ -2074,7 +2074,12 @@
     </w:p>
     <w:p>
       <w:r>
-        <w:t>A subsystem (several IPs wired together) is modeled as "just another IP": its FSM processes are the glue between member IP models, and the member models are its resources. It rides the same DLD → template → model → tests pipeline, so every gate applies unchanged. One extra check, tools/check_subsystem_wiring.py, verifies the wiring is real: members exist, the member APIs and glue FSMs referenced by connections: exist, and the model actually instantiates its members. Connections can also declare ack semantics — whether the source waits for the destination's done signal (ack: none | completion_event | level_until_serviced, with ack_via naming the return path): the DMA subsystem's IRQ waits for completion events from both legs, and the mailbox IRQ subsystem's doorbell is the level-until-serviced example.</w:t>
+        <w:t>A subsystem (several IPs wired together) is modeled as "just another IP": its FSM processes are the glue between member IP models, and the member models are its resources. It rides the same DLD → template → model → tests pipeline, so every gate applies unchanged. One extra check, tools/check_subsystem_wiring.py, verifies the wiring is real: members exist, the member APIs and glue FSMs referenced by connections: exist, and the model actually instantiates its members. Connections can also declare ack semantics — whether the source waits for the destination's done signal (ack: none | completion_event | level_until_serviced, with ack_via naming the return path).</w:t>
+      </w:r>
+    </w:p>
+    <w:p>
+      <w:r>
+        <w:t>The repository currently contains no subsystems. Both that existed — dma_subsystem, whose IRQ waited on completion events from two legs, and mailbox_irq_subsystem, whose doorbell was the level_until_serviced example — were retired (Part 5). The template section, the schema and the wiring checker are all still here and still work; what is gone is anything for the checker to examine, so the wiring stage inside validate_dld_flow.py currently passes by having no subjects. Its ability to reject bad wiring is kept honest by a synthetic subsystem built in a temporary directory by the test suite, precisely so that proof does not depend on a particular IP existing.</w:t>
       </w:r>
     </w:p>
     <w:p>

--- a/docs/project_overview.docx
+++ b/docs/project_overview.docx
@@ -598,7 +598,7 @@
     </w:p>
     <w:p>
       <w:r>
-        <w:t>This exact path added mailbox_ip, spi_master_ip, and i3c_ip: brand-new DLDs in, validated models and tests out. (All three have since been retired — see Part 5. The path is what this section is about, not the passengers.)</w:t>
+        <w:t>This exact path is how an IP joins the repo: a brand-new DLD in, a validated model and tests out.</w:t>
       </w:r>
     </w:p>
     <w:p>
@@ -2002,7 +2002,7 @@
     </w:p>
     <w:p>
       <w:r>
-        <w:t>A real delta for mailbox_ip (message FIFO deepened, an enqueue op re-timed, a scenario added, and a state added to the doorbell FSM) prints as — the IP has since been retired and its template kept only as a test fixture, but the delta was real and the output shape is unchanged:</w:t>
+        <w:t>A delta for completion_ip — the per-tenant queue bounded, an enqueue op re-timed, a scenario added, and a state added to the scheduler — prints as:</w:t>
       </w:r>
     </w:p>
     <w:p>
@@ -2013,22 +2013,22 @@
     <w:p/>
     <w:p>
       <w:r>
-        <w:t xml:space="preserve">  [STRUCTURAL] FSM `doorbell` states: +['COALESCE'] -[]</w:t>
-      </w:r>
-    </w:p>
-    <w:p>
-      <w:r>
-        <w:t xml:space="preserve">  [SURGICAL  ] queue `message_fifo`.depth: 8 -&gt; 16</w:t>
-      </w:r>
-    </w:p>
-    <w:p>
-      <w:r>
-        <w:t xml:space="preserve">  [SURGICAL  ] timing op `message_push.enqueue`: 1cyc/2ns -&gt; 2cyc/4ns</w:t>
-      </w:r>
-    </w:p>
-    <w:p>
-      <w:r>
-        <w:t xml:space="preserve">  [SURGICAL  ] test_scenario `fifo_high_watermark_backpressure` added</w:t>
+        <w:t xml:space="preserve">  [STRUCTURAL] FSM `completion_scheduler` states: +['DRAIN_ON_QUIESCE'] -[]</w:t>
+      </w:r>
+    </w:p>
+    <w:p>
+      <w:r>
+        <w:t xml:space="preserve">  [SURGICAL  ] queue `tenant_pending_queues`.depth: 'unbounded' -&gt; 32</w:t>
+      </w:r>
+    </w:p>
+    <w:p>
+      <w:r>
+        <w:t xml:space="preserve">  [SURGICAL  ] timing op `accept.enqueue`: 4cyc/8ns -&gt; 6cyc/12ns</w:t>
+      </w:r>
+    </w:p>
+    <w:p>
+      <w:r>
+        <w:t xml:space="preserve">  [SURGICAL  ] test_scenario `pending_queue_high_watermark_backpressure` added</w:t>
       </w:r>
     </w:p>
     <w:p>
@@ -2061,7 +2061,7 @@
     </w:p>
     <w:p>
       <w:r>
-        <w:t>With that profile — mailbox_ip here is just an identifier being transformed, not a claim the IP is present — profile.model_file("mailbox_ip") resolves to sim/models/mailbox_ip_model.py and profile.model_class("mailbox_ip") to SimMailboxIp — no tool-code change. This is the seam that turns the pipeline from "builds this repo's models" into "an engine you can point at another codebase." It is being introduced incrementally: the per-IP artifact paths and the model-class convention already route through the profile (the previously duplicated camel-case-plus-Model logic now lives only in target_profile.py); the remaining hardcoded paths each still resolve to the same default and are migrated as the other-framework integration firms up.</w:t>
+        <w:t>With that profile, profile.model_file("completion_ip") resolves to sim/models/completion_ip_model.py and profile.model_class("completion_ip") to SimCompletionIp — no tool-code change. This is the seam that turns the pipeline from "builds this repo's models" into "an engine you can point at another codebase." It is being introduced incrementally: the per-IP artifact paths and the model-class convention already route through the profile (the previously duplicated camel-case-plus-Model logic now lives only in target_profile.py); the remaining hardcoded paths each still resolve to the same default and are migrated as the other-framework integration firms up.</w:t>
       </w:r>
     </w:p>
     <w:p>
@@ -2079,7 +2079,7 @@
     </w:p>
     <w:p>
       <w:r>
-        <w:t>The repository currently contains no subsystems. Both that existed — dma_subsystem, whose IRQ waited on completion events from two legs, and mailbox_irq_subsystem, whose doorbell was the level_until_serviced example — were retired (Part 5). The template section, the schema and the wiring checker are all still here and still work; what is gone is anything for the checker to examine, so the wiring stage inside validate_dld_flow.py currently passes by having no subjects. Its ability to reject bad wiring is kept honest by a synthetic subsystem built in a temporary directory by the test suite, precisely so that proof does not depend on a particular IP existing.</w:t>
+        <w:t>The repository currently contains no subsystems. The template section, the schema and the wiring checker are all here and all work; what is missing is anything for the checker to examine, so the wiring stage inside validate_dld_flow.py passes by having no subjects. Its ability to reject bad wiring is kept honest by a synthetic subsystem the test suite builds in a temporary directory, precisely so that proof does not depend on a particular IP existing.</w:t>
       </w:r>
     </w:p>
     <w:p>
@@ -3637,22 +3637,12 @@
         <w:pStyle w:val="Heading2"/>
       </w:pPr>
       <w:r>
-        <w:t>Retired IPs</w:t>
-      </w:r>
-    </w:p>
-    <w:p>
-      <w:r>
-        <w:t>Ten IPs were retired on 2026-09-10: gdma_ip, timer_ip, sram_ctrl_ip, axi_interconnect_ip, interrupt_controller_ip, mailbox_ip, spi_master_ip, i3c_ip, and both subsystems (dma_subsystem, mailbox_irq_subsystem). Their DLDs, templates, models, tests and recorded decisions are in git history.</w:t>
-      </w:r>
-    </w:p>
-    <w:p>
-      <w:r>
-        <w:t>Two artifacts survive as test fixtures rather than as IPs, because the test suite depended on them for reasons unrelated to their being IPs: tests/fixtures/normalization/mailbox_ip_dld.md feeds the normalization tokenizer tests a structurally rich document to damage in specific ways, and tests/fixtures/templates/mailbox_ip.template.yaml is the template two tests mutate by queue and FSM name. Neither is in the registry and neither is processed by any pipeline stage.</w:t>
-      </w:r>
-    </w:p>
-    <w:p>
-      <w:r>
-        <w:t>What that costs the gates, stated plainly. Several now pass by having no subjects: dld_normalization checks zero documents (sram_ctrl_ip was the only IP with an author source), the subsystem wiring stage inside validate_dld_flow.py checks zero subsystems, and review_findings checks zero reviews. decisions/ and reviews/ hold only their READMEs. A green run currently certifies much less than it did, and an empty reviews/ is not a claim that the two surviving models are faithful — only that nobody has looked.</w:t>
+        <w:t>What the gates currently cover</w:t>
+      </w:r>
+    </w:p>
+    <w:p>
+      <w:r>
+        <w:t>Worth reading before a green run is taken for more than it says. Several gates pass by having no subjects: dld_normalization checks zero documents, because neither IP carries an author source; the subsystem wiring stage inside validate_dld_flow.py checks zero subsystems; and decisions/ and reviews/ hold only their READMEs. An empty reviews/ is not a claim that these two models are faithful — only that nobody has looked.</w:t>
       </w:r>
     </w:p>
     <w:p>
@@ -3664,21 +3654,16 @@
       </w:r>
     </w:p>
     <w:p>
-      <w:r>
-        <w:t>The first two bullets are the pipeline's track record, not a description of what the repo currently holds — every IP they name has since been retired. They are kept because they are the evidence that the path works.</w:t>
-      </w:r>
-    </w:p>
-    <w:p>
       <w:pPr>
         <w:pStyle w:val="ListBullet"/>
       </w:pPr>
       <w:r>
-        <w:t>mailbox_ip, spi_master_ip, and i3c_ip were added end-to-end through</w:t>
-      </w:r>
-    </w:p>
-    <w:p>
-      <w:r>
-        <w:t>the pipeline: brand-new DLDs went through extraction, review, modeling, and testing, and the whole suite validated. The same path carried both subsystems.</w:t>
+        <w:t>IPs have been carried end to end through this pipeline: a brand-new DLD</w:t>
+      </w:r>
+    </w:p>
+    <w:p>
+      <w:r>
+        <w:t>goes through extraction, review, modeling and testing, and the whole suite validates. Subsystems ride the same path.</w:t>
       </w:r>
     </w:p>
     <w:p>
@@ -3686,12 +3671,12 @@
         <w:pStyle w:val="ListBullet"/>
       </w:pPr>
       <w:r>
-        <w:t>sram_ctrl_ip went further: its DLD arrived in another house style, with</w:t>
-      </w:r>
-    </w:p>
-    <w:p>
-      <w:r>
-        <w:t>no FSM or interface the extractor could read, and was normalized into shape before any of the above ran. Both agent stages passed on the first attempt. It remains the proof that the pipeline accepts documents as engineers write them, not only documents written to its conventions.</w:t>
+        <w:t>A DLD arriving in another house style is handled too — one with no FSM or</w:t>
+      </w:r>
+    </w:p>
+    <w:p>
+      <w:r>
+        <w:t>interface section the extractor could read is normalized into shape by the normalize_dld stage before any of the above runs, with a fidelity gate and a human stamp behind it. The pipeline accepts documents as engineers write them, not only documents written to its conventions.</w:t>
       </w:r>
     </w:p>
     <w:p>

--- a/docs/project_overview.docx
+++ b/docs/project_overview.docx
@@ -1681,7 +1681,7 @@
     </w:p>
     <w:p>
       <w:r>
-        <w:t>To run every repo-wide gate, not just that chain — style, code coverage, provenance, normalization fidelity, and the Word-overview sync as well:</w:t>
+        <w:t>To run every repo-wide gate, not just that chain — style, code coverage, provenance, normalization fidelity, the Word-overview sync, and every recorded review finding fixed or dismissed by name:</w:t>
       </w:r>
     </w:p>
     <w:p>
@@ -1702,6 +1702,11 @@
     <w:p>
       <w:r>
         <w:t>Two more repo-wide hard gates run in the automated pipeline alongside the chain above: python tools\check_code_style.py (ruff lint + format — the coding style guide's mechanical half) and python tools\run_code_coverage.py --fail-under 95 --fail-under-file 95 — code coverage, which model lines the unit tests actually execute (coverage.py, table + optional --html report in reports\code_coverage\), enforced at 95%+ both in total and per model file.</w:t>
+      </w:r>
+    </w:p>
+    <w:p>
+      <w:r>
+        <w:t>Beyond those, run_ci.py runs four further checks that are deliberately not pipeline stages — they guard artifacts the pipeline produces rather than steps it runs, so they have no place in the per-IP stage sequence, but a push that breaks one is exactly as broken as a failing test: check_model_provenance.py (every model still matches the template revision it was last amended against), check_dld_normalization.py (every normalized DLD is still faithful to its author source, and human-stamped), check_overview_sync.py (this Word document has not drifted from project_overview.md), and check_review_findings.py (every finding either review stage has filed — review_normalization or review_model — is fixed or dismissed by name in decisions\&lt;ip&gt;.md). Nine gates in total; python tools\run_ci.py --list prints all of them with their commands.</w:t>
       </w:r>
     </w:p>
     <w:p>
@@ -1734,7 +1739,12 @@
     </w:p>
     <w:p>
       <w:r>
-        <w:t xml:space="preserve">    NORM["off-shape? agent: normalize&lt;br/&gt;+ fidelity gate + human stamp"]</w:t>
+        <w:t xml:space="preserve">    NORM["off-shape? agent: normalize&lt;br/&gt;+ fidelity gate"]</w:t>
+      </w:r>
+    </w:p>
+    <w:p>
+      <w:r>
+        <w:t xml:space="preserve">    RNORM["agent: review_normalization&lt;br/&gt;+ human stamp: check_normalization_stamp"]</w:t>
       </w:r>
     </w:p>
     <w:p>
@@ -1774,6 +1784,11 @@
     </w:p>
     <w:p>
       <w:r>
+        <w:t xml:space="preserve">    RMODEL["agent: review_model&lt;br/&gt;+ check_review_findings"]</w:t>
+      </w:r>
+    </w:p>
+    <w:p>
+      <w:r>
         <w:t xml:space="preserve">    STAMP["stamp provenance&lt;br/&gt;baseline"]</w:t>
       </w:r>
     </w:p>
@@ -1785,7 +1800,7 @@
     <w:p/>
     <w:p>
       <w:r>
-        <w:t xml:space="preserve">    WATCH --&gt; CONV --&gt; NORM --&gt; EXT --&gt; GATES --&gt; REVIEW --&gt; FORK</w:t>
+        <w:t xml:space="preserve">    WATCH --&gt; CONV --&gt; NORM --&gt; RNORM --&gt; EXT --&gt; GATES --&gt; REVIEW --&gt; FORK</w:t>
       </w:r>
     </w:p>
     <w:p>
@@ -1800,7 +1815,7 @@
     </w:p>
     <w:p>
       <w:r>
-        <w:t xml:space="preserve">    TESTS --&gt; STAMP --&gt; REPO</w:t>
+        <w:t xml:space="preserve">    TESTS --&gt; RMODEL --&gt; STAMP --&gt; REPO</w:t>
       </w:r>
     </w:p>
     <w:p>
@@ -1815,12 +1830,12 @@
     </w:p>
     <w:p>
       <w:r>
-        <w:t xml:space="preserve">    class GATES,NORM,REPO gate;</w:t>
-      </w:r>
-    </w:p>
-    <w:p>
-      <w:r>
-        <w:t>normalize_dld runs only for an IP that has a dlds/&lt;ip&gt;_dld.src.md; an in-shape DLD skips it and its gate entirely, so today's IPs are unaffected by it. A .docx DLD always has one — Word gives no way to write the extractor's markdown conventions, so its conversion output is the author source.</w:t>
+        <w:t xml:space="preserve">    class GATES,NORM,RNORM,RMODEL,REPO gate;</w:t>
+      </w:r>
+    </w:p>
+    <w:p>
+      <w:r>
+        <w:t>normalize_dld and review_normalization both run only for an IP that has a dlds/&lt;ip&gt;_dld.src.md; an in-shape DLD skips both and their gates entirely, so today's IPs are unaffected. A .docx DLD always has one — Word gives no way to write the extractor's markdown conventions, so its conversion output is the author source.</w:t>
       </w:r>
     </w:p>
     <w:p>
@@ -1846,12 +1861,12 @@
         <w:pStyle w:val="ListBullet"/>
       </w:pPr>
       <w:r>
-        <w:t>The three agent steps (DLD normalization, template review, model</w:t>
-      </w:r>
-    </w:p>
-    <w:p>
-      <w:r>
-        <w:t>implementation) are where judgment is needed. Each declares gates: in the harness YAML — tool stages whose pass/fail decides everything: if the gates already pass, the agent is skipped entirely. Without an agent, the runner writes the prompt to reports/agent_requests/&lt;ip&gt;.&lt;step&gt;.prompt.md and reports the IP as awaiting. With --agent &lt;profile&gt; (named commands in the harness YAML's agent_profiles) or --agent-cmd "&lt;raw command&gt;", it pipes the prompt to that command and, while the gates fail, re-invokes it with the failure log — up to max_attempts per stage (default loop_policy.max_iterations).</w:t>
+        <w:t>Five agent steps (DLD normalization, normalization review, template</w:t>
+      </w:r>
+    </w:p>
+    <w:p>
+      <w:r>
+        <w:t>completion, model implementation or amendment, model review) are where judgment is needed. Each declares gates: in the harness YAML — tool stages whose pass/fail decides everything: if the gates already pass, the agent is skipped entirely. Without an agent, the runner writes the prompt to reports/agent_requests/&lt;ip&gt;.&lt;step&gt;.prompt.md and reports the IP as awaiting. With --agent &lt;profile&gt; (named commands in the harness YAML's agent_profiles) or --agent-cmd "&lt;raw command&gt;", it pipes the prompt to that command and, while the gates fail, re-invokes it with the failure log — up to max_attempts per stage (default loop_policy.max_iterations). review_normalization and review_model are the two exceptions: max_attempts: 1, because a fail-only reviewer re-invoked until it stops finding things is a reviewer being talked out of its findings, not a reviewer converging on the truth.</w:t>
       </w:r>
     </w:p>
     <w:p>
@@ -1872,12 +1887,12 @@
         <w:pStyle w:val="ListBullet"/>
       </w:pPr>
       <w:r>
-        <w:t>One pause is a human, by design: the normalization review stamp is a gate</w:t>
-      </w:r>
-    </w:p>
-    <w:p>
-      <w:r>
-        <w:t>no machine can satisfy, so it is deliberately kept out of any agent's retry loop — the agent iterates against the mechanical half (--no-stamp-check), and the stamp is a separate stage that reports the IP as awaiting rather than failed. A gate a machine cannot satisfy must not sit inside a machine's loop.</w:t>
+        <w:t>Several pauses are a human, by design: the normalization stamp and every</w:t>
+      </w:r>
+    </w:p>
+    <w:p>
+      <w:r>
+        <w:t>recorded review finding (from either review_normalization or review_model) are gates no machine can satisfy, so they are deliberately kept out of any agent's retry loop. The normalize agent iterates against the mechanical half of the normalization gate (--no-stamp-check); the stamp itself, and both check_review_findings checks, are separate stages that report the IP as awaiting rather than failed. A gate a machine cannot satisfy must not sit inside a machine's loop — which is also why review_normalization and review_model may only fail an IP and never pass one: a sampled verdict has no business inside a deterministic retry.</w:t>
       </w:r>
     </w:p>
     <w:p>
@@ -3530,6 +3545,24 @@
       </w:tr>
     </w:tbl>
     <w:p>
+      <w:pPr>
+        <w:pStyle w:val="Heading2"/>
+      </w:pPr>
+      <w:r>
+        <w:t>Step 7 — the review neither of the above can substitute for</w:t>
+      </w:r>
+    </w:p>
+    <w:p>
+      <w:r>
+        <w:t>python tools\check_review_findings.py completion_ip --require model</w:t>
+      </w:r>
+    </w:p>
+    <w:p>
+      <w:r>
+        <w:t>Green here means only that a current review_model finding either does not exist yet or has been fixed or dismissed — not that one has looked and found nothing. Step 6's gates were satisfied by construction: the same session wrote the model and the tests that pass against it, which is exactly the blind spot review_model exists to catch (Part 3, "The gates: what \"validated\" actually means"). completion_ip's own review history is real: round five filed six findings against it, all fixed or dismissed by name in decisions/completion_ip.md; a fresh reviewer with no memory of those fixes then filed one more against the result, dismissed by cross-reference to the finding it re-discovered. Nothing about steps 1–6 would have caught any of them.</w:t>
+      </w:r>
+    </w:p>
+    <w:p>
       <w:r>
         <w:t>One footnote: this walkthrough shows the manual, stage-by-stage path so each artifact is visible. Today the automated runner does all of it from the DLD drop onward — python tools\auto_ip_pipeline.py (Part 3).</w:t>
       </w:r>
@@ -3544,7 +3577,7 @@
     </w:p>
     <w:p>
       <w:r>
-        <w:t>As of 2026-07-28: all gates green — python tools/run_ci.py runs every one of them in about a minute, and the pre-push hook runs it before anything leaves the machine.</w:t>
+        <w:t>As of 2026-09-12: two review_model rounds have run against both IPs. Round five filed 12 findings and round six filed 3 more against the result; all 15 are now fixed or dismissed by name in decisions/&lt;ip&gt;.md. python tools/run_ci.py runs all nine repo-wide gates in about a minute, and the pre-push hook runs it before anything leaves the machine — a fresh review_model pass is the one gate still owed at any given moment, since fixing a finding is what marks its review stale in the first place.</w:t>
       </w:r>
     </w:p>
     <w:p>
@@ -3642,7 +3675,12 @@
     </w:p>
     <w:p>
       <w:r>
-        <w:t>Worth reading before a green run is taken for more than it says. Several gates pass by having no subjects: dld_normalization checks zero documents, because neither IP carries an author source; the subsystem wiring stage inside validate_dld_flow.py checks zero subsystems; and decisions/ and reviews/ hold only their READMEs. An empty reviews/ is not a claim that these two models are faithful — only that nobody has looked.</w:t>
+        <w:t>Worth reading before a green run is taken for more than it says. dld_normalization still checks zero documents, because neither IP carries an author source (dlds/&lt;ip&gt;_dld.src.md) — both DLDs were written in-shape from the start, so normalize_dld and review_normalization have never run for real against either one. The subsystem wiring stage inside validate_dld_flow.py also checks zero subsystems.</w:t>
+      </w:r>
+    </w:p>
+    <w:p>
+      <w:r>
+        <w:t>review_model is a different story: both IPs have real review history now. reviews/arbitration_ip.model.findings.yaml and reviews/completion_ip.model.findings.yaml each carry a round-six pass — run as an isolated agent with no memory of the fixes that had just closed round five, and no access to decisions/*.md or round five's findings — and every finding either review filed, across both rounds, is fixed or dismissed by name in decisions/&lt;ip&gt;.md. That is not the same claim as "these models are faithful": an empty findings list, or a fully-resolved one, records that a reviewer looked and reported nothing further, which is a weaker claim than "faithful" and must never be read as the stronger one. It is, at least, the opposite of the earlier state this section used to describe — before round five, decisions/ and reviews/ held only their READMEs, and nobody had looked at all.</w:t>
       </w:r>
     </w:p>
     <w:p>
@@ -3676,7 +3714,7 @@
     </w:p>
     <w:p>
       <w:r>
-        <w:t>interface section the extractor could read is normalized into shape by the normalize_dld stage before any of the above runs, with a fidelity gate and a human stamp behind it. The pipeline accepts documents as engineers write them, not only documents written to its conventions.</w:t>
+        <w:t>interface section the extractor could read is normalized into shape by the normalize_dld stage before any of the above runs, with a fidelity gate, an adversarial review_normalization pass, and a human stamp behind it. The pipeline accepts documents as engineers write them, not only documents written to its conventions.</w:t>
       </w:r>
     </w:p>
     <w:p>
@@ -3684,12 +3722,12 @@
         <w:pStyle w:val="ListBullet"/>
       </w:pPr>
       <w:r>
-        <w:t>Every gate runs in one command, locally. python tools/run_ci.py runs the</w:t>
-      </w:r>
-    </w:p>
-    <w:p>
-      <w:r>
-        <w:t>repo-wide gates — read from the harness, so adding a stage adds it to CI — and .githooks/pre-push runs them before a push. There is no hosted CI by choice, so the runner replaces what a hosted one gives free: it checks that the declared dependencies are actually installed, and says so when the working tree is dirty and the files checked are not the commits being pushed.</w:t>
+        <w:t>Two review stages, both fail-only. review_normalization (DLD vs.</w:t>
+      </w:r>
+    </w:p>
+    <w:p>
+      <w:r>
+        <w:t>reshaped DLD) and review_model (template vs. model and tests) exist because every other gate shares one blind spot per side — a fidelity gate proves nothing was dropped or invented, not that the surviving claims attach to the right things, and unit tests proves nothing when the same agent wrote the tests it passes. Both may only report findings, never approve; a finding blocks check_review_findings until it is fixed (which invalidates the review) or dismissed by name in decisions/&lt;ip&gt;.md.</w:t>
       </w:r>
     </w:p>
     <w:p>
@@ -3697,12 +3735,12 @@
         <w:pStyle w:val="ListBullet"/>
       </w:pPr>
       <w:r>
-        <w:t>The change-driven runner (auto_ip_pipeline.py), readable template docs</w:t>
-      </w:r>
-    </w:p>
-    <w:p>
-      <w:r>
-        <w:t>(Markdown + HTML), and the performance-experiments layer are in place.</w:t>
+        <w:t>Every gate runs in one command, locally. python tools/run_ci.py runs the</w:t>
+      </w:r>
+    </w:p>
+    <w:p>
+      <w:r>
+        <w:t>repo-wide gates — read from the harness, so adding a stage adds it to CI — and .githooks/pre-push runs them before a push. There is no hosted CI by choice, so the runner replaces what a hosted one gives free: it checks that the declared dependencies are actually installed, and says so when the working tree is dirty and the files checked are not the commits being pushed.</w:t>
       </w:r>
     </w:p>
     <w:p>
@@ -3710,12 +3748,12 @@
         <w:pStyle w:val="ListBullet"/>
       </w:pPr>
       <w:r>
-        <w:t>A written coding style guide with a ruff-based code_style hard gate keeps</w:t>
-      </w:r>
-    </w:p>
-    <w:p>
-      <w:r>
-        <w:t>all model, tool, and test code on one convention; prompt packs carry the style rules so newly generated models follow it from the start.</w:t>
+        <w:t>The change-driven runner (auto_ip_pipeline.py), readable template docs</w:t>
+      </w:r>
+    </w:p>
+    <w:p>
+      <w:r>
+        <w:t>(Markdown + HTML), and the performance-experiments layer are in place.</w:t>
       </w:r>
     </w:p>
     <w:p>
@@ -3723,12 +3761,25 @@
         <w:pStyle w:val="ListBullet"/>
       </w:pPr>
       <w:r>
+        <w:t>A written coding style guide with a ruff-based code_style hard gate keeps</w:t>
+      </w:r>
+    </w:p>
+    <w:p>
+      <w:r>
+        <w:t>all model, tool, and test code on one convention; prompt packs carry the style rules so newly generated models follow it from the start.</w:t>
+      </w:r>
+    </w:p>
+    <w:p>
+      <w:pPr>
+        <w:pStyle w:val="ListBullet"/>
+      </w:pPr>
+      <w:r>
         <w:t>The pipeline is agent-agnostic: named agent_profiles in the harness YAML</w:t>
       </w:r>
     </w:p>
     <w:p>
       <w:r>
-        <w:t>(select with --agent &lt;name&gt;) let any vendor's headless coding agent — or a human — fill the two judgment steps; the same gates judge the output.</w:t>
+        <w:t>(select with --agent &lt;name&gt;) let any vendor's headless coding agent — or a human — fill the five judgment steps; the same gates judge the output.</w:t>
       </w:r>
     </w:p>
     <w:p>
